--- a/Teknik-Tenaga-Listrik/Modul-Word/Modul-13-Metode-Single-Line-Diagram.docx
+++ b/Teknik-Tenaga-Listrik/Modul-Word/Modul-13-Metode-Single-Line-Diagram.docx
@@ -2859,7 +2859,7 @@
       <w:r>
         <w:drawing>
           <wp:inline xmlns:a="http://schemas.openxmlformats.org/drawingml/2006/main" xmlns:pic="http://schemas.openxmlformats.org/drawingml/2006/picture">
-            <wp:extent cx="5400000" cy="1507525"/>
+            <wp:extent cx="5400000" cy="1619411"/>
             <wp:docPr id="1858245148" name="Picture 1858245148"/>
             <wp:cNvGraphicFramePr>
               <a:graphicFrameLocks noChangeAspect="1"/>
@@ -2880,7 +2880,7 @@
                   <pic:spPr>
                     <a:xfrm>
                       <a:off x="0" y="0"/>
-                      <a:ext cx="5400000" cy="1507525"/>
+                      <a:ext cx="5400000" cy="1619411"/>
                     </a:xfrm>
                     <a:prstGeom prst="rect"/>
                   </pic:spPr>
@@ -4343,7 +4343,7 @@
       <w:r>
         <w:drawing>
           <wp:inline xmlns:a="http://schemas.openxmlformats.org/drawingml/2006/main" xmlns:pic="http://schemas.openxmlformats.org/drawingml/2006/picture">
-            <wp:extent cx="5400000" cy="1899128"/>
+            <wp:extent cx="5400000" cy="2013959"/>
             <wp:docPr id="1858245149" name="Picture 1858245149"/>
             <wp:cNvGraphicFramePr>
               <a:graphicFrameLocks noChangeAspect="1"/>
@@ -4364,7 +4364,7 @@
                   <pic:spPr>
                     <a:xfrm>
                       <a:off x="0" y="0"/>
-                      <a:ext cx="5400000" cy="1899128"/>
+                      <a:ext cx="5400000" cy="2013959"/>
                     </a:xfrm>
                     <a:prstGeom prst="rect"/>
                   </pic:spPr>
@@ -7649,7 +7649,7 @@
       <w:r>
         <w:drawing>
           <wp:inline xmlns:a="http://schemas.openxmlformats.org/drawingml/2006/main" xmlns:pic="http://schemas.openxmlformats.org/drawingml/2006/picture">
-            <wp:extent cx="5400000" cy="1392694"/>
+            <wp:extent cx="5400000" cy="1489858"/>
             <wp:docPr id="1858245150" name="Picture 1858245150"/>
             <wp:cNvGraphicFramePr>
               <a:graphicFrameLocks noChangeAspect="1"/>
@@ -7670,7 +7670,7 @@
                   <pic:spPr>
                     <a:xfrm>
                       <a:off x="0" y="0"/>
-                      <a:ext cx="5400000" cy="1392694"/>
+                      <a:ext cx="5400000" cy="1489858"/>
                     </a:xfrm>
                     <a:prstGeom prst="rect"/>
                   </pic:spPr>
@@ -8731,7 +8731,7 @@
       <w:r>
         <w:drawing>
           <wp:inline xmlns:a="http://schemas.openxmlformats.org/drawingml/2006/main" xmlns:pic="http://schemas.openxmlformats.org/drawingml/2006/picture">
-            <wp:extent cx="5400000" cy="1766630"/>
+            <wp:extent cx="5400000" cy="1881461"/>
             <wp:docPr id="1858245151" name="Picture 1858245151"/>
             <wp:cNvGraphicFramePr>
               <a:graphicFrameLocks noChangeAspect="1"/>
@@ -8752,7 +8752,7 @@
                   <pic:spPr>
                     <a:xfrm>
                       <a:off x="0" y="0"/>
-                      <a:ext cx="5400000" cy="1766630"/>
+                      <a:ext cx="5400000" cy="1881461"/>
                     </a:xfrm>
                     <a:prstGeom prst="rect"/>
                   </pic:spPr>
@@ -9447,7 +9447,7 @@
       <w:r>
         <w:drawing>
           <wp:inline xmlns:a="http://schemas.openxmlformats.org/drawingml/2006/main" xmlns:pic="http://schemas.openxmlformats.org/drawingml/2006/picture">
-            <wp:extent cx="5400000" cy="1522246"/>
+            <wp:extent cx="5400000" cy="1637077"/>
             <wp:docPr id="1858245152" name="Picture 1858245152"/>
             <wp:cNvGraphicFramePr>
               <a:graphicFrameLocks noChangeAspect="1"/>
@@ -9468,7 +9468,7 @@
                   <pic:spPr>
                     <a:xfrm>
                       <a:off x="0" y="0"/>
-                      <a:ext cx="5400000" cy="1522246"/>
+                      <a:ext cx="5400000" cy="1637077"/>
                     </a:xfrm>
                     <a:prstGeom prst="rect"/>
                   </pic:spPr>
@@ -10500,7 +10500,7 @@
       <w:r>
         <w:drawing>
           <wp:inline xmlns:a="http://schemas.openxmlformats.org/drawingml/2006/main" xmlns:pic="http://schemas.openxmlformats.org/drawingml/2006/picture">
-            <wp:extent cx="5400000" cy="1881461"/>
+            <wp:extent cx="5400000" cy="2128790"/>
             <wp:docPr id="1858245153" name="Picture 1858245153"/>
             <wp:cNvGraphicFramePr>
               <a:graphicFrameLocks noChangeAspect="1"/>
@@ -10521,7 +10521,7 @@
                   <pic:spPr>
                     <a:xfrm>
                       <a:off x="0" y="0"/>
-                      <a:ext cx="5400000" cy="1881461"/>
+                      <a:ext cx="5400000" cy="2128790"/>
                     </a:xfrm>
                     <a:prstGeom prst="rect"/>
                   </pic:spPr>

--- a/Teknik-Tenaga-Listrik/Modul-Word/Modul-13-Metode-Single-Line-Diagram.docx
+++ b/Teknik-Tenaga-Listrik/Modul-Word/Modul-13-Metode-Single-Line-Diagram.docx
@@ -2832,7 +2832,9 @@
           <w:color w:val="1F3864"/>
           <w:sz w:val="28"/>
         </w:rPr>
-        <w:t>SINGLE LINE DIAGRAM: SIMBOL, KAIDAH, DAN PENGENAL</w:t>
+        <w:t>SINGLE LINE DIAGRAM:</w:t>
+        <w:br/>
+        <w:t>SIMBOL, KAIDAH, DAN PENGENAL</w:t>
       </w:r>
     </w:p>
     <w:p>
@@ -3282,7 +3284,7 @@
           <w:i w:val="0"/>
           <w:sz w:val="21"/>
         </w:rPr>
-        <w:t>: Impedansi hubungan Y ekuivalen (Δ dikonversi Z_Y = Z_Δ/3)</w:t>
+        <w:t>: Impedansi hubungan Y ekuivalen (Δ dikonversi ZY = ZΔ/3)</w:t>
       </w:r>
     </w:p>
     <w:p>
@@ -3721,7 +3723,7 @@
                 <w:i w:val="0"/>
                 <w:sz w:val="18"/>
               </w:rPr>
-              <w:t>X'' = 0,18 pu (dasar sendiri)</w:t>
+              <w:t>X″ = 0,18 pu (dasar sendiri)</w:t>
             </w:r>
           </w:p>
         </w:tc>
@@ -3740,7 +3742,26 @@
                 <w:i w:val="0"/>
                 <w:sz w:val="18"/>
               </w:rPr>
-              <w:t>X'' untuk hubung singkat awal; X_d untuk keadaan tunak</w:t>
+              <w:t>X″ untuk hubung singkat awal; X</w:t>
+            </w:r>
+            <w:r>
+              <w:rPr>
+                <w:rFonts w:ascii="Arial" w:hAnsi="Arial" w:eastAsia="Arial" w:cs="Arial"/>
+                <w:b w:val="0"/>
+                <w:i w:val="0"/>
+                <w:sz w:val="18"/>
+                <w:vertAlign w:val="subscript"/>
+              </w:rPr>
+              <w:t>d</w:t>
+            </w:r>
+            <w:r>
+              <w:rPr>
+                <w:rFonts w:ascii="Arial" w:hAnsi="Arial" w:eastAsia="Arial" w:cs="Arial"/>
+                <w:b w:val="0"/>
+                <w:i w:val="0"/>
+                <w:sz w:val="18"/>
+              </w:rPr>
+              <w:t xml:space="preserve"> untuk keadaan tunak</w:t>
             </w:r>
           </w:p>
         </w:tc>
@@ -4109,7 +4130,7 @@
                 <w:i w:val="0"/>
                 <w:sz w:val="18"/>
               </w:rPr>
-              <w:t>X'' = 0,2 pu (dasar sendiri)</w:t>
+              <w:t>X″ = 0,2 pu (dasar sendiri)</w:t>
             </w:r>
           </w:p>
         </w:tc>
@@ -4128,7 +4149,26 @@
                 <w:i w:val="0"/>
                 <w:sz w:val="18"/>
               </w:rPr>
-              <w:t>tegangan pengenal ≠ V_base sisi itu</w:t>
+              <w:t>tegangan pengenal ≠ V</w:t>
+            </w:r>
+            <w:r>
+              <w:rPr>
+                <w:rFonts w:ascii="Arial" w:hAnsi="Arial" w:eastAsia="Arial" w:cs="Arial"/>
+                <w:b w:val="0"/>
+                <w:i w:val="0"/>
+                <w:sz w:val="18"/>
+                <w:vertAlign w:val="subscript"/>
+              </w:rPr>
+              <w:t>base</w:t>
+            </w:r>
+            <w:r>
+              <w:rPr>
+                <w:rFonts w:ascii="Arial" w:hAnsi="Arial" w:eastAsia="Arial" w:cs="Arial"/>
+                <w:b w:val="0"/>
+                <w:i w:val="0"/>
+                <w:sz w:val="18"/>
+              </w:rPr>
+              <w:t xml:space="preserve"> sisi itu</w:t>
             </w:r>
           </w:p>
         </w:tc>
@@ -4316,7 +4356,9 @@
           <w:color w:val="1F3864"/>
           <w:sz w:val="28"/>
         </w:rPr>
-        <w:t>SISTEM PER UNIT: BESARAN DASAR DAN MAKNANYA</w:t>
+        <w:t>SISTEM PER UNIT:</w:t>
+        <w:br/>
+        <w:t>BESARAN DASAR DAN MAKNANYA</w:t>
       </w:r>
     </w:p>
     <w:p>
@@ -4387,7 +4429,140 @@
           <w:i w:val="0"/>
           <w:sz w:val="20"/>
         </w:rPr>
-        <w:t>Gambar 2 — Besaran dasar sistem per unit dan perambatannya melewati transformator. Dua besaran dipilih (S_base untuk seluruh sistem, V_base pada satu tingkat), dua lainnya mengikuti: Z_base = V²/S = 225 Ω dan I_base = 384,9 A pada 150 kV. Menyeberangi trafo, V_base berubah mengikuti perbandingan lilitan sehingga tiap tingkat mempunyai Z_base dan I_base sendiri.</w:t>
+        <w:t>Gambar 2 — Besaran dasar sistem per unit dan perambatannya melewati transformator. Dua besaran dipilih (S</w:t>
+      </w:r>
+      <w:r>
+        <w:rPr>
+          <w:rFonts w:ascii="Arial" w:hAnsi="Arial" w:eastAsia="Arial" w:cs="Arial"/>
+          <w:b/>
+          <w:i w:val="0"/>
+          <w:sz w:val="20"/>
+          <w:vertAlign w:val="subscript"/>
+        </w:rPr>
+        <w:t>base</w:t>
+      </w:r>
+      <w:r>
+        <w:rPr>
+          <w:rFonts w:ascii="Arial" w:hAnsi="Arial" w:eastAsia="Arial" w:cs="Arial"/>
+          <w:b/>
+          <w:i w:val="0"/>
+          <w:sz w:val="20"/>
+        </w:rPr>
+        <w:t xml:space="preserve"> untuk seluruh sistem, V</w:t>
+      </w:r>
+      <w:r>
+        <w:rPr>
+          <w:rFonts w:ascii="Arial" w:hAnsi="Arial" w:eastAsia="Arial" w:cs="Arial"/>
+          <w:b/>
+          <w:i w:val="0"/>
+          <w:sz w:val="20"/>
+          <w:vertAlign w:val="subscript"/>
+        </w:rPr>
+        <w:t>base</w:t>
+      </w:r>
+      <w:r>
+        <w:rPr>
+          <w:rFonts w:ascii="Arial" w:hAnsi="Arial" w:eastAsia="Arial" w:cs="Arial"/>
+          <w:b/>
+          <w:i w:val="0"/>
+          <w:sz w:val="20"/>
+        </w:rPr>
+        <w:t xml:space="preserve"> pada satu tingkat), dua lainnya mengikuti: Z</w:t>
+      </w:r>
+      <w:r>
+        <w:rPr>
+          <w:rFonts w:ascii="Arial" w:hAnsi="Arial" w:eastAsia="Arial" w:cs="Arial"/>
+          <w:b/>
+          <w:i w:val="0"/>
+          <w:sz w:val="20"/>
+          <w:vertAlign w:val="subscript"/>
+        </w:rPr>
+        <w:t>base</w:t>
+      </w:r>
+      <w:r>
+        <w:rPr>
+          <w:rFonts w:ascii="Arial" w:hAnsi="Arial" w:eastAsia="Arial" w:cs="Arial"/>
+          <w:b/>
+          <w:i w:val="0"/>
+          <w:sz w:val="20"/>
+        </w:rPr>
+        <w:t xml:space="preserve"> = V²/S = 225 Ω dan I</w:t>
+      </w:r>
+      <w:r>
+        <w:rPr>
+          <w:rFonts w:ascii="Arial" w:hAnsi="Arial" w:eastAsia="Arial" w:cs="Arial"/>
+          <w:b/>
+          <w:i w:val="0"/>
+          <w:sz w:val="20"/>
+          <w:vertAlign w:val="subscript"/>
+        </w:rPr>
+        <w:t>base</w:t>
+      </w:r>
+      <w:r>
+        <w:rPr>
+          <w:rFonts w:ascii="Arial" w:hAnsi="Arial" w:eastAsia="Arial" w:cs="Arial"/>
+          <w:b/>
+          <w:i w:val="0"/>
+          <w:sz w:val="20"/>
+        </w:rPr>
+        <w:t xml:space="preserve"> = 384,9 A pada 150 kV. Menyeberangi trafo, V</w:t>
+      </w:r>
+      <w:r>
+        <w:rPr>
+          <w:rFonts w:ascii="Arial" w:hAnsi="Arial" w:eastAsia="Arial" w:cs="Arial"/>
+          <w:b/>
+          <w:i w:val="0"/>
+          <w:sz w:val="20"/>
+          <w:vertAlign w:val="subscript"/>
+        </w:rPr>
+        <w:t>base</w:t>
+      </w:r>
+      <w:r>
+        <w:rPr>
+          <w:rFonts w:ascii="Arial" w:hAnsi="Arial" w:eastAsia="Arial" w:cs="Arial"/>
+          <w:b/>
+          <w:i w:val="0"/>
+          <w:sz w:val="20"/>
+        </w:rPr>
+        <w:t xml:space="preserve"> berubah mengikuti perbandingan lilitan sehingga tiap tingkat mempunyai Z</w:t>
+      </w:r>
+      <w:r>
+        <w:rPr>
+          <w:rFonts w:ascii="Arial" w:hAnsi="Arial" w:eastAsia="Arial" w:cs="Arial"/>
+          <w:b/>
+          <w:i w:val="0"/>
+          <w:sz w:val="20"/>
+          <w:vertAlign w:val="subscript"/>
+        </w:rPr>
+        <w:t>base</w:t>
+      </w:r>
+      <w:r>
+        <w:rPr>
+          <w:rFonts w:ascii="Arial" w:hAnsi="Arial" w:eastAsia="Arial" w:cs="Arial"/>
+          <w:b/>
+          <w:i w:val="0"/>
+          <w:sz w:val="20"/>
+        </w:rPr>
+        <w:t xml:space="preserve"> dan I</w:t>
+      </w:r>
+      <w:r>
+        <w:rPr>
+          <w:rFonts w:ascii="Arial" w:hAnsi="Arial" w:eastAsia="Arial" w:cs="Arial"/>
+          <w:b/>
+          <w:i w:val="0"/>
+          <w:sz w:val="20"/>
+          <w:vertAlign w:val="subscript"/>
+        </w:rPr>
+        <w:t>base</w:t>
+      </w:r>
+      <w:r>
+        <w:rPr>
+          <w:rFonts w:ascii="Arial" w:hAnsi="Arial" w:eastAsia="Arial" w:cs="Arial"/>
+          <w:b/>
+          <w:i w:val="0"/>
+          <w:sz w:val="20"/>
+        </w:rPr>
+        <w:t xml:space="preserve"> sendiri.</w:t>
       </w:r>
     </w:p>
     <w:p>
@@ -4852,7 +5027,26 @@
           <w:i w:val="0"/>
           <w:sz w:val="22"/>
         </w:rPr>
-        <w:t xml:space="preserve"> — Per unit adalah persen dibagi seratus: semua besaran dinyatakan sebagai pecahan dari nilai dasar yang dipilih. Keuntungannya: (1) impedansi peralatan sejenis berada dalam rentang sempit (trafo 0,05–0,12, generator 0,1–0,25 pu) sehingga kesalahan mudah terlihat; (2) √3 dan rasio trafo hilang dari perhitungan; (3) seluruh sistem multi-tegangan menjadi satu rangkaian tanpa trafo ideal, asalkan V_base tiap tingkat mengikuti perbandingan lilitan. Pabrikan selalu memberi X trafo dan mesin dalam persen pada dasar pengenalnya sendiri.</w:t>
+        <w:t xml:space="preserve"> — Per unit adalah persen dibagi seratus: semua besaran dinyatakan sebagai pecahan dari nilai dasar yang dipilih. Keuntungannya: (1) impedansi peralatan sejenis berada dalam rentang sempit (trafo 0,05–0,12, generator 0,1–0,25 pu) sehingga kesalahan mudah terlihat; (2) √3 dan rasio trafo hilang dari perhitungan; (3) seluruh sistem multi-tegangan menjadi satu rangkaian tanpa trafo ideal, asalkan V</w:t>
+      </w:r>
+      <w:r>
+        <w:rPr>
+          <w:rFonts w:ascii="Arial" w:hAnsi="Arial" w:eastAsia="Arial" w:cs="Arial"/>
+          <w:b w:val="0"/>
+          <w:i w:val="0"/>
+          <w:sz w:val="22"/>
+          <w:vertAlign w:val="subscript"/>
+        </w:rPr>
+        <w:t>base</w:t>
+      </w:r>
+      <w:r>
+        <w:rPr>
+          <w:rFonts w:ascii="Arial" w:hAnsi="Arial" w:eastAsia="Arial" w:cs="Arial"/>
+          <w:b w:val="0"/>
+          <w:i w:val="0"/>
+          <w:sz w:val="22"/>
+        </w:rPr>
+        <w:t xml:space="preserve"> tiap tingkat mengikuti perbandingan lilitan. Pabrikan selalu memberi X trafo dan mesin dalam persen pada dasar pengenalnya sendiri.</w:t>
       </w:r>
     </w:p>
     <w:p>
@@ -5024,7 +5218,26 @@
           <w:i w:val="0"/>
           <w:sz w:val="22"/>
         </w:rPr>
-        <w:t xml:space="preserve">Memilih S_base: </w:t>
+        <w:t>Memilih S</w:t>
+      </w:r>
+      <w:r>
+        <w:rPr>
+          <w:rFonts w:ascii="Arial" w:hAnsi="Arial" w:eastAsia="Arial" w:cs="Arial"/>
+          <w:b/>
+          <w:i w:val="0"/>
+          <w:sz w:val="22"/>
+          <w:vertAlign w:val="subscript"/>
+        </w:rPr>
+        <w:t>base</w:t>
+      </w:r>
+      <w:r>
+        <w:rPr>
+          <w:rFonts w:ascii="Arial" w:hAnsi="Arial" w:eastAsia="Arial" w:cs="Arial"/>
+          <w:b/>
+          <w:i w:val="0"/>
+          <w:sz w:val="22"/>
+        </w:rPr>
+        <w:t xml:space="preserve">: </w:t>
       </w:r>
       <w:r>
         <w:rPr>
@@ -5057,7 +5270,26 @@
           <w:i w:val="0"/>
           <w:sz w:val="22"/>
         </w:rPr>
-        <w:t xml:space="preserve">Memilih V_base: </w:t>
+        <w:t>Memilih V</w:t>
+      </w:r>
+      <w:r>
+        <w:rPr>
+          <w:rFonts w:ascii="Arial" w:hAnsi="Arial" w:eastAsia="Arial" w:cs="Arial"/>
+          <w:b/>
+          <w:i w:val="0"/>
+          <w:sz w:val="22"/>
+          <w:vertAlign w:val="subscript"/>
+        </w:rPr>
+        <w:t>base</w:t>
+      </w:r>
+      <w:r>
+        <w:rPr>
+          <w:rFonts w:ascii="Arial" w:hAnsi="Arial" w:eastAsia="Arial" w:cs="Arial"/>
+          <w:b/>
+          <w:i w:val="0"/>
+          <w:sz w:val="22"/>
+        </w:rPr>
+        <w:t xml:space="preserve">: </w:t>
       </w:r>
       <w:r>
         <w:rPr>
@@ -5099,7 +5331,7 @@
           <w:i w:val="0"/>
           <w:sz w:val="22"/>
         </w:rPr>
-        <w:t>Trafo daya X 5–12 %; generator X'' 12–25 %; motor X'' 15–25 %; saluran 150 kV 0,3–0,6 Ω/km ≈ 0,15–0,3 pu per 100 km (dasar 100 MVA).</w:t>
+        <w:t>Trafo daya X 5–12 %; generator X″ 12–25 %; motor X″ 15–25 %; saluran 150 kV 0,3–0,6 Ω/km ≈ 0,15–0,3 pu per 100 km (dasar 100 MVA).</w:t>
       </w:r>
     </w:p>
     <w:p>
@@ -5132,7 +5364,140 @@
           <w:i w:val="0"/>
           <w:sz w:val="22"/>
         </w:rPr>
-        <w:t>Kalikan dengan dasarnya: I = I_pu × I_base, V = V_pu × V_base, S = S_pu × S_base; ingat I_base berbeda tiap tingkat tegangan.</w:t>
+        <w:t>Kalikan dengan dasarnya: I = I</w:t>
+      </w:r>
+      <w:r>
+        <w:rPr>
+          <w:rFonts w:ascii="Arial" w:hAnsi="Arial" w:eastAsia="Arial" w:cs="Arial"/>
+          <w:b w:val="0"/>
+          <w:i w:val="0"/>
+          <w:sz w:val="22"/>
+          <w:vertAlign w:val="subscript"/>
+        </w:rPr>
+        <w:t>pu</w:t>
+      </w:r>
+      <w:r>
+        <w:rPr>
+          <w:rFonts w:ascii="Arial" w:hAnsi="Arial" w:eastAsia="Arial" w:cs="Arial"/>
+          <w:b w:val="0"/>
+          <w:i w:val="0"/>
+          <w:sz w:val="22"/>
+        </w:rPr>
+        <w:t xml:space="preserve"> × I</w:t>
+      </w:r>
+      <w:r>
+        <w:rPr>
+          <w:rFonts w:ascii="Arial" w:hAnsi="Arial" w:eastAsia="Arial" w:cs="Arial"/>
+          <w:b w:val="0"/>
+          <w:i w:val="0"/>
+          <w:sz w:val="22"/>
+          <w:vertAlign w:val="subscript"/>
+        </w:rPr>
+        <w:t>base</w:t>
+      </w:r>
+      <w:r>
+        <w:rPr>
+          <w:rFonts w:ascii="Arial" w:hAnsi="Arial" w:eastAsia="Arial" w:cs="Arial"/>
+          <w:b w:val="0"/>
+          <w:i w:val="0"/>
+          <w:sz w:val="22"/>
+        </w:rPr>
+        <w:t>, V = V</w:t>
+      </w:r>
+      <w:r>
+        <w:rPr>
+          <w:rFonts w:ascii="Arial" w:hAnsi="Arial" w:eastAsia="Arial" w:cs="Arial"/>
+          <w:b w:val="0"/>
+          <w:i w:val="0"/>
+          <w:sz w:val="22"/>
+          <w:vertAlign w:val="subscript"/>
+        </w:rPr>
+        <w:t>pu</w:t>
+      </w:r>
+      <w:r>
+        <w:rPr>
+          <w:rFonts w:ascii="Arial" w:hAnsi="Arial" w:eastAsia="Arial" w:cs="Arial"/>
+          <w:b w:val="0"/>
+          <w:i w:val="0"/>
+          <w:sz w:val="22"/>
+        </w:rPr>
+        <w:t xml:space="preserve"> × V</w:t>
+      </w:r>
+      <w:r>
+        <w:rPr>
+          <w:rFonts w:ascii="Arial" w:hAnsi="Arial" w:eastAsia="Arial" w:cs="Arial"/>
+          <w:b w:val="0"/>
+          <w:i w:val="0"/>
+          <w:sz w:val="22"/>
+          <w:vertAlign w:val="subscript"/>
+        </w:rPr>
+        <w:t>base</w:t>
+      </w:r>
+      <w:r>
+        <w:rPr>
+          <w:rFonts w:ascii="Arial" w:hAnsi="Arial" w:eastAsia="Arial" w:cs="Arial"/>
+          <w:b w:val="0"/>
+          <w:i w:val="0"/>
+          <w:sz w:val="22"/>
+        </w:rPr>
+        <w:t>, S = S</w:t>
+      </w:r>
+      <w:r>
+        <w:rPr>
+          <w:rFonts w:ascii="Arial" w:hAnsi="Arial" w:eastAsia="Arial" w:cs="Arial"/>
+          <w:b w:val="0"/>
+          <w:i w:val="0"/>
+          <w:sz w:val="22"/>
+          <w:vertAlign w:val="subscript"/>
+        </w:rPr>
+        <w:t>pu</w:t>
+      </w:r>
+      <w:r>
+        <w:rPr>
+          <w:rFonts w:ascii="Arial" w:hAnsi="Arial" w:eastAsia="Arial" w:cs="Arial"/>
+          <w:b w:val="0"/>
+          <w:i w:val="0"/>
+          <w:sz w:val="22"/>
+        </w:rPr>
+        <w:t xml:space="preserve"> × S</w:t>
+      </w:r>
+      <w:r>
+        <w:rPr>
+          <w:rFonts w:ascii="Arial" w:hAnsi="Arial" w:eastAsia="Arial" w:cs="Arial"/>
+          <w:b w:val="0"/>
+          <w:i w:val="0"/>
+          <w:sz w:val="22"/>
+          <w:vertAlign w:val="subscript"/>
+        </w:rPr>
+        <w:t>base</w:t>
+      </w:r>
+      <w:r>
+        <w:rPr>
+          <w:rFonts w:ascii="Arial" w:hAnsi="Arial" w:eastAsia="Arial" w:cs="Arial"/>
+          <w:b w:val="0"/>
+          <w:i w:val="0"/>
+          <w:sz w:val="22"/>
+        </w:rPr>
+        <w:t>; ingat I</w:t>
+      </w:r>
+      <w:r>
+        <w:rPr>
+          <w:rFonts w:ascii="Arial" w:hAnsi="Arial" w:eastAsia="Arial" w:cs="Arial"/>
+          <w:b w:val="0"/>
+          <w:i w:val="0"/>
+          <w:sz w:val="22"/>
+          <w:vertAlign w:val="subscript"/>
+        </w:rPr>
+        <w:t>base</w:t>
+      </w:r>
+      <w:r>
+        <w:rPr>
+          <w:rFonts w:ascii="Arial" w:hAnsi="Arial" w:eastAsia="Arial" w:cs="Arial"/>
+          <w:b w:val="0"/>
+          <w:i w:val="0"/>
+          <w:sz w:val="22"/>
+        </w:rPr>
+        <w:t xml:space="preserve"> berbeda tiap tingkat tegangan.</w:t>
       </w:r>
     </w:p>
     <w:p>
@@ -5198,7 +5563,45 @@
           <w:i w:val="0"/>
           <w:sz w:val="22"/>
         </w:rPr>
-        <w:t>Katalog motor/trafo memberi Z % pada pengenalnya; menghitung arus hubung singkat panel TR pabrik adalah latihan per unit dengan S_base 1 MVA dan V_base 0,4 kV.</w:t>
+        <w:t>Katalog motor/trafo memberi Z % pada pengenalnya; menghitung arus hubung singkat panel TR pabrik adalah latihan per unit dengan S</w:t>
+      </w:r>
+      <w:r>
+        <w:rPr>
+          <w:rFonts w:ascii="Arial" w:hAnsi="Arial" w:eastAsia="Arial" w:cs="Arial"/>
+          <w:b w:val="0"/>
+          <w:i w:val="0"/>
+          <w:sz w:val="22"/>
+          <w:vertAlign w:val="subscript"/>
+        </w:rPr>
+        <w:t>base</w:t>
+      </w:r>
+      <w:r>
+        <w:rPr>
+          <w:rFonts w:ascii="Arial" w:hAnsi="Arial" w:eastAsia="Arial" w:cs="Arial"/>
+          <w:b w:val="0"/>
+          <w:i w:val="0"/>
+          <w:sz w:val="22"/>
+        </w:rPr>
+        <w:t xml:space="preserve"> 1 MVA dan V</w:t>
+      </w:r>
+      <w:r>
+        <w:rPr>
+          <w:rFonts w:ascii="Arial" w:hAnsi="Arial" w:eastAsia="Arial" w:cs="Arial"/>
+          <w:b w:val="0"/>
+          <w:i w:val="0"/>
+          <w:sz w:val="22"/>
+          <w:vertAlign w:val="subscript"/>
+        </w:rPr>
+        <w:t>base</w:t>
+      </w:r>
+      <w:r>
+        <w:rPr>
+          <w:rFonts w:ascii="Arial" w:hAnsi="Arial" w:eastAsia="Arial" w:cs="Arial"/>
+          <w:b w:val="0"/>
+          <w:i w:val="0"/>
+          <w:sz w:val="22"/>
+        </w:rPr>
+        <w:t xml:space="preserve"> 0,4 kV.</w:t>
       </w:r>
     </w:p>
     <w:p>
@@ -5214,7 +5617,7 @@
           <w:i w:val="0"/>
           <w:sz w:val="20"/>
         </w:rPr>
-        <w:t>Tabel 2. Tingkat tegangan (S_base 100 MVA): V_base (kV), Z_base = V²/S (Ω), I_base = S/(√3 V) (A), 1 pu tegangan, Contoh: 0,2 pu =.</w:t>
+        <w:t>Tabel 2. Tingkat tegangan (Sbase 100 MVA): Vbase (kV), Zbase = V²/S (Ω), Ibase = S/(√3 V) (A), 1 pu tegangan, Contoh: 0,2 pu =.</w:t>
       </w:r>
     </w:p>
     <w:tbl>
@@ -5249,7 +5652,26 @@
                 <w:i w:val="0"/>
                 <w:sz w:val="18"/>
               </w:rPr>
-              <w:t>Tingkat tegangan (S_base 100 MVA)</w:t>
+              <w:t>Tingkat tegangan (S</w:t>
+            </w:r>
+            <w:r>
+              <w:rPr>
+                <w:rFonts w:ascii="Arial" w:hAnsi="Arial" w:eastAsia="Arial" w:cs="Arial"/>
+                <w:b/>
+                <w:i w:val="0"/>
+                <w:sz w:val="18"/>
+                <w:vertAlign w:val="subscript"/>
+              </w:rPr>
+              <w:t>base</w:t>
+            </w:r>
+            <w:r>
+              <w:rPr>
+                <w:rFonts w:ascii="Arial" w:hAnsi="Arial" w:eastAsia="Arial" w:cs="Arial"/>
+                <w:b/>
+                <w:i w:val="0"/>
+                <w:sz w:val="18"/>
+              </w:rPr>
+              <w:t xml:space="preserve"> 100 MVA)</w:t>
             </w:r>
           </w:p>
         </w:tc>
@@ -5269,7 +5691,26 @@
                 <w:i w:val="0"/>
                 <w:sz w:val="18"/>
               </w:rPr>
-              <w:t>V_base (kV)</w:t>
+              <w:t>V</w:t>
+            </w:r>
+            <w:r>
+              <w:rPr>
+                <w:rFonts w:ascii="Arial" w:hAnsi="Arial" w:eastAsia="Arial" w:cs="Arial"/>
+                <w:b/>
+                <w:i w:val="0"/>
+                <w:sz w:val="18"/>
+                <w:vertAlign w:val="subscript"/>
+              </w:rPr>
+              <w:t>base</w:t>
+            </w:r>
+            <w:r>
+              <w:rPr>
+                <w:rFonts w:ascii="Arial" w:hAnsi="Arial" w:eastAsia="Arial" w:cs="Arial"/>
+                <w:b/>
+                <w:i w:val="0"/>
+                <w:sz w:val="18"/>
+              </w:rPr>
+              <w:t xml:space="preserve"> (kV)</w:t>
             </w:r>
           </w:p>
         </w:tc>
@@ -5289,7 +5730,26 @@
                 <w:i w:val="0"/>
                 <w:sz w:val="18"/>
               </w:rPr>
-              <w:t>Z_base = V²/S (Ω)</w:t>
+              <w:t>Z</w:t>
+            </w:r>
+            <w:r>
+              <w:rPr>
+                <w:rFonts w:ascii="Arial" w:hAnsi="Arial" w:eastAsia="Arial" w:cs="Arial"/>
+                <w:b/>
+                <w:i w:val="0"/>
+                <w:sz w:val="18"/>
+                <w:vertAlign w:val="subscript"/>
+              </w:rPr>
+              <w:t>base</w:t>
+            </w:r>
+            <w:r>
+              <w:rPr>
+                <w:rFonts w:ascii="Arial" w:hAnsi="Arial" w:eastAsia="Arial" w:cs="Arial"/>
+                <w:b/>
+                <w:i w:val="0"/>
+                <w:sz w:val="18"/>
+              </w:rPr>
+              <w:t xml:space="preserve"> = V²/S (Ω)</w:t>
             </w:r>
           </w:p>
         </w:tc>
@@ -5309,7 +5769,26 @@
                 <w:i w:val="0"/>
                 <w:sz w:val="18"/>
               </w:rPr>
-              <w:t>I_base = S/(√3 V) (A)</w:t>
+              <w:t>I</w:t>
+            </w:r>
+            <w:r>
+              <w:rPr>
+                <w:rFonts w:ascii="Arial" w:hAnsi="Arial" w:eastAsia="Arial" w:cs="Arial"/>
+                <w:b/>
+                <w:i w:val="0"/>
+                <w:sz w:val="18"/>
+                <w:vertAlign w:val="subscript"/>
+              </w:rPr>
+              <w:t>base</w:t>
+            </w:r>
+            <w:r>
+              <w:rPr>
+                <w:rFonts w:ascii="Arial" w:hAnsi="Arial" w:eastAsia="Arial" w:cs="Arial"/>
+                <w:b/>
+                <w:i w:val="0"/>
+                <w:sz w:val="18"/>
+              </w:rPr>
+              <w:t xml:space="preserve"> = S/(√3 V) (A)</w:t>
             </w:r>
           </w:p>
         </w:tc>
@@ -6098,7 +6577,9 @@
           <w:color w:val="1F3864"/>
           <w:sz w:val="28"/>
         </w:rPr>
-        <w:t>KONVERSI DASAR: DARI PENGENAL KE DASAR SISTEM</w:t>
+        <w:t>KONVERSI DASAR:</w:t>
+        <w:br/>
+        <w:t>DARI PENGENAL KE DASAR SISTEM</w:t>
       </w:r>
     </w:p>
     <w:p>
@@ -6421,7 +6902,7 @@
           <w:i w:val="0"/>
           <w:sz w:val="22"/>
         </w:rPr>
-        <w:t>Generator 60 MVA X'' 0,18 → 0,18×100/60 = 0,30 pu; T1 75 MVA X 0,09 → 0,09×100/75 = 0,12 pu; saluran 45 Ω → 45/225 = 0,20 pu; T2 30 MVA X 0,08 → 0,08×100/30 = 0,267 pu. Motor 4 MVA 6,3 kV X'' 0,2 pada tingkat berdasar 6,6 kV: 0,2×(100/4)×(6,3/6,6)</w:t>
+        <w:t>Generator 60 MVA X″ 0,18 → 0,18×100/60 = 0,30 pu; T1 75 MVA X 0,09 → 0,09×100/75 = 0,12 pu; saluran 45 Ω → 45/225 = 0,20 pu; T2 30 MVA X 0,08 → 0,08×100/30 = 0,267 pu. Motor 4 MVA 6,3 kV X″ 0,2 pada tingkat berdasar 6,6 kV: 0,2×(100/4)×(6,3/6,6)</w:t>
       </w:r>
       <w:r>
         <w:rPr>
@@ -6464,7 +6945,83 @@
           <w:i w:val="0"/>
           <w:sz w:val="22"/>
         </w:rPr>
-        <w:t xml:space="preserve"> — Impedansi per unit berbanding lurus S_base dan berbanding terbalik kuadrat V_base, karena Z_pu = Z_Ω·S/V². Konversi daya (S) hampir selalu diperlukan sebab pabrikan memakai pengenal masing-masing; konversi tegangan hanya bila tegangan pengenal peralatan berbeda dari tegangan dasar tingkat itu (motor 6,3 kV pada tingkat 6,6 kV, generator 13,2 kV pada tingkat 13,8 kV). Lupa faktor kuadrat tegangan adalah kesalahan paling umum.</w:t>
+        <w:t xml:space="preserve"> — Impedansi per unit berbanding lurus S</w:t>
+      </w:r>
+      <w:r>
+        <w:rPr>
+          <w:rFonts w:ascii="Arial" w:hAnsi="Arial" w:eastAsia="Arial" w:cs="Arial"/>
+          <w:b w:val="0"/>
+          <w:i w:val="0"/>
+          <w:sz w:val="22"/>
+          <w:vertAlign w:val="subscript"/>
+        </w:rPr>
+        <w:t>base</w:t>
+      </w:r>
+      <w:r>
+        <w:rPr>
+          <w:rFonts w:ascii="Arial" w:hAnsi="Arial" w:eastAsia="Arial" w:cs="Arial"/>
+          <w:b w:val="0"/>
+          <w:i w:val="0"/>
+          <w:sz w:val="22"/>
+        </w:rPr>
+        <w:t xml:space="preserve"> dan berbanding terbalik kuadrat V</w:t>
+      </w:r>
+      <w:r>
+        <w:rPr>
+          <w:rFonts w:ascii="Arial" w:hAnsi="Arial" w:eastAsia="Arial" w:cs="Arial"/>
+          <w:b w:val="0"/>
+          <w:i w:val="0"/>
+          <w:sz w:val="22"/>
+          <w:vertAlign w:val="subscript"/>
+        </w:rPr>
+        <w:t>base</w:t>
+      </w:r>
+      <w:r>
+        <w:rPr>
+          <w:rFonts w:ascii="Arial" w:hAnsi="Arial" w:eastAsia="Arial" w:cs="Arial"/>
+          <w:b w:val="0"/>
+          <w:i w:val="0"/>
+          <w:sz w:val="22"/>
+        </w:rPr>
+        <w:t>, karena Z</w:t>
+      </w:r>
+      <w:r>
+        <w:rPr>
+          <w:rFonts w:ascii="Arial" w:hAnsi="Arial" w:eastAsia="Arial" w:cs="Arial"/>
+          <w:b w:val="0"/>
+          <w:i w:val="0"/>
+          <w:sz w:val="22"/>
+          <w:vertAlign w:val="subscript"/>
+        </w:rPr>
+        <w:t>pu</w:t>
+      </w:r>
+      <w:r>
+        <w:rPr>
+          <w:rFonts w:ascii="Arial" w:hAnsi="Arial" w:eastAsia="Arial" w:cs="Arial"/>
+          <w:b w:val="0"/>
+          <w:i w:val="0"/>
+          <w:sz w:val="22"/>
+        </w:rPr>
+        <w:t xml:space="preserve"> = Z</w:t>
+      </w:r>
+      <w:r>
+        <w:rPr>
+          <w:rFonts w:ascii="Arial" w:hAnsi="Arial" w:eastAsia="Arial" w:cs="Arial"/>
+          <w:b w:val="0"/>
+          <w:i w:val="0"/>
+          <w:sz w:val="22"/>
+          <w:vertAlign w:val="subscript"/>
+        </w:rPr>
+        <w:t>Ω</w:t>
+      </w:r>
+      <w:r>
+        <w:rPr>
+          <w:rFonts w:ascii="Arial" w:hAnsi="Arial" w:eastAsia="Arial" w:cs="Arial"/>
+          <w:b w:val="0"/>
+          <w:i w:val="0"/>
+          <w:sz w:val="22"/>
+        </w:rPr>
+        <w:t>·S/V². Konversi daya (S) hampir selalu diperlukan sebab pabrikan memakai pengenal masing-masing; konversi tegangan hanya bila tegangan pengenal peralatan berbeda dari tegangan dasar tingkat itu (motor 6,3 kV pada tingkat 6,6 kV, generator 13,2 kV pada tingkat 13,8 kV). Lupa faktor kuadrat tegangan adalah kesalahan paling umum.</w:t>
       </w:r>
     </w:p>
     <w:p>
@@ -6664,7 +7221,64 @@
           <w:i w:val="0"/>
           <w:sz w:val="22"/>
         </w:rPr>
-        <w:t>Menaikkan S_base 50 → 100 MVA menggandakan semua Z_pu peralatan; ampere hasil akhirnya sama karena I_base ikut berlipat.</w:t>
+        <w:t>Menaikkan S</w:t>
+      </w:r>
+      <w:r>
+        <w:rPr>
+          <w:rFonts w:ascii="Arial" w:hAnsi="Arial" w:eastAsia="Arial" w:cs="Arial"/>
+          <w:b w:val="0"/>
+          <w:i w:val="0"/>
+          <w:sz w:val="22"/>
+          <w:vertAlign w:val="subscript"/>
+        </w:rPr>
+        <w:t>base</w:t>
+      </w:r>
+      <w:r>
+        <w:rPr>
+          <w:rFonts w:ascii="Arial" w:hAnsi="Arial" w:eastAsia="Arial" w:cs="Arial"/>
+          <w:b w:val="0"/>
+          <w:i w:val="0"/>
+          <w:sz w:val="22"/>
+        </w:rPr>
+        <w:t xml:space="preserve"> 50 → 100 MVA menggandakan semua Z</w:t>
+      </w:r>
+      <w:r>
+        <w:rPr>
+          <w:rFonts w:ascii="Arial" w:hAnsi="Arial" w:eastAsia="Arial" w:cs="Arial"/>
+          <w:b w:val="0"/>
+          <w:i w:val="0"/>
+          <w:sz w:val="22"/>
+          <w:vertAlign w:val="subscript"/>
+        </w:rPr>
+        <w:t>pu</w:t>
+      </w:r>
+      <w:r>
+        <w:rPr>
+          <w:rFonts w:ascii="Arial" w:hAnsi="Arial" w:eastAsia="Arial" w:cs="Arial"/>
+          <w:b w:val="0"/>
+          <w:i w:val="0"/>
+          <w:sz w:val="22"/>
+        </w:rPr>
+        <w:t xml:space="preserve"> peralatan; ampere hasil akhirnya sama karena I</w:t>
+      </w:r>
+      <w:r>
+        <w:rPr>
+          <w:rFonts w:ascii="Arial" w:hAnsi="Arial" w:eastAsia="Arial" w:cs="Arial"/>
+          <w:b w:val="0"/>
+          <w:i w:val="0"/>
+          <w:sz w:val="22"/>
+          <w:vertAlign w:val="subscript"/>
+        </w:rPr>
+        <w:t>base</w:t>
+      </w:r>
+      <w:r>
+        <w:rPr>
+          <w:rFonts w:ascii="Arial" w:hAnsi="Arial" w:eastAsia="Arial" w:cs="Arial"/>
+          <w:b w:val="0"/>
+          <w:i w:val="0"/>
+          <w:sz w:val="22"/>
+        </w:rPr>
+        <w:t xml:space="preserve"> ikut berlipat.</w:t>
       </w:r>
     </w:p>
     <w:p>
@@ -6730,7 +7344,26 @@
           <w:i w:val="0"/>
           <w:sz w:val="22"/>
         </w:rPr>
-        <w:t>Saluran dan kabel diberi dalam Ω (atau Ω/km × km): bagi dengan Z_base tingkatnya; reaktor pembatas arus juga demikian.</w:t>
+        <w:t>Saluran dan kabel diberi dalam Ω (atau Ω/km × km): bagi dengan Z</w:t>
+      </w:r>
+      <w:r>
+        <w:rPr>
+          <w:rFonts w:ascii="Arial" w:hAnsi="Arial" w:eastAsia="Arial" w:cs="Arial"/>
+          <w:b w:val="0"/>
+          <w:i w:val="0"/>
+          <w:sz w:val="22"/>
+          <w:vertAlign w:val="subscript"/>
+        </w:rPr>
+        <w:t>base</w:t>
+      </w:r>
+      <w:r>
+        <w:rPr>
+          <w:rFonts w:ascii="Arial" w:hAnsi="Arial" w:eastAsia="Arial" w:cs="Arial"/>
+          <w:b w:val="0"/>
+          <w:i w:val="0"/>
+          <w:sz w:val="22"/>
+        </w:rPr>
+        <w:t xml:space="preserve"> tingkatnya; reaktor pembatas arus juga demikian.</w:t>
       </w:r>
     </w:p>
     <w:p>
@@ -6763,7 +7396,26 @@
           <w:i w:val="0"/>
           <w:sz w:val="22"/>
         </w:rPr>
-        <w:t>Impedansi diberi antar-pasangan kumparan pada dasar berbeda; konversi semua ke S_base sistem dulu, baru hitung Z₁, Z₂, Z₃ model bintang.</w:t>
+        <w:t>Impedansi diberi antar-pasangan kumparan pada dasar berbeda; konversi semua ke S</w:t>
+      </w:r>
+      <w:r>
+        <w:rPr>
+          <w:rFonts w:ascii="Arial" w:hAnsi="Arial" w:eastAsia="Arial" w:cs="Arial"/>
+          <w:b w:val="0"/>
+          <w:i w:val="0"/>
+          <w:sz w:val="22"/>
+          <w:vertAlign w:val="subscript"/>
+        </w:rPr>
+        <w:t>base</w:t>
+      </w:r>
+      <w:r>
+        <w:rPr>
+          <w:rFonts w:ascii="Arial" w:hAnsi="Arial" w:eastAsia="Arial" w:cs="Arial"/>
+          <w:b w:val="0"/>
+          <w:i w:val="0"/>
+          <w:sz w:val="22"/>
+        </w:rPr>
+        <w:t xml:space="preserve"> sistem dulu, baru hitung Z₁, Z₂, Z₃ model bintang.</w:t>
       </w:r>
     </w:p>
     <w:p>
@@ -6796,7 +7448,26 @@
           <w:i w:val="0"/>
           <w:sz w:val="22"/>
         </w:rPr>
-        <w:t>Tap bukan nominal (mis. 150 ± 10 %) mengubah rasio sehingga V_base yang dirambatkan berbeda dari pengenal; diperlakukan sebagai trafo ideal sisa 1:t.</w:t>
+        <w:t>Tap bukan nominal (mis. 150 ± 10 %) mengubah rasio sehingga V</w:t>
+      </w:r>
+      <w:r>
+        <w:rPr>
+          <w:rFonts w:ascii="Arial" w:hAnsi="Arial" w:eastAsia="Arial" w:cs="Arial"/>
+          <w:b w:val="0"/>
+          <w:i w:val="0"/>
+          <w:sz w:val="22"/>
+          <w:vertAlign w:val="subscript"/>
+        </w:rPr>
+        <w:t>base</w:t>
+      </w:r>
+      <w:r>
+        <w:rPr>
+          <w:rFonts w:ascii="Arial" w:hAnsi="Arial" w:eastAsia="Arial" w:cs="Arial"/>
+          <w:b w:val="0"/>
+          <w:i w:val="0"/>
+          <w:sz w:val="22"/>
+        </w:rPr>
+        <w:t xml:space="preserve"> yang dirambatkan berbeda dari pengenal; diperlakukan sebagai trafo ideal sisa 1:t.</w:t>
       </w:r>
     </w:p>
     <w:p>
@@ -6845,7 +7516,7 @@
           <w:i w:val="0"/>
           <w:sz w:val="20"/>
         </w:rPr>
-        <w:t>Tabel 3. Peralatan: X (dasar sendiri), S pengenal (MVA), V pengenal / V_base (kV), Faktor S × faktor V², X pada 100 MVA.</w:t>
+        <w:t>Tabel 3. Peralatan: X (dasar sendiri), S pengenal (MVA), V pengenal / Vbase (kV), Faktor S × faktor V², X pada 100 MVA.</w:t>
       </w:r>
     </w:p>
     <w:tbl>
@@ -6940,7 +7611,26 @@
                 <w:i w:val="0"/>
                 <w:sz w:val="18"/>
               </w:rPr>
-              <w:t>V pengenal / V_base (kV)</w:t>
+              <w:t>V pengenal / V</w:t>
+            </w:r>
+            <w:r>
+              <w:rPr>
+                <w:rFonts w:ascii="Arial" w:hAnsi="Arial" w:eastAsia="Arial" w:cs="Arial"/>
+                <w:b/>
+                <w:i w:val="0"/>
+                <w:sz w:val="18"/>
+                <w:vertAlign w:val="subscript"/>
+              </w:rPr>
+              <w:t>base</w:t>
+            </w:r>
+            <w:r>
+              <w:rPr>
+                <w:rFonts w:ascii="Arial" w:hAnsi="Arial" w:eastAsia="Arial" w:cs="Arial"/>
+                <w:b/>
+                <w:i w:val="0"/>
+                <w:sz w:val="18"/>
+              </w:rPr>
+              <w:t xml:space="preserve"> (kV)</w:t>
             </w:r>
           </w:p>
         </w:tc>
@@ -7622,7 +8312,9 @@
           <w:color w:val="1F3864"/>
           <w:sz w:val="28"/>
         </w:rPr>
-        <w:t>DIAGRAM IMPEDANSI DAN DIAGRAM REAKTANSI</w:t>
+        <w:t>DIAGRAM IMPEDANSI</w:t>
+        <w:br/>
+        <w:t>DAN DIAGRAM REAKTANSI</w:t>
       </w:r>
     </w:p>
     <w:p>
@@ -7693,7 +8385,121 @@
           <w:i w:val="0"/>
           <w:sz w:val="20"/>
         </w:rPr>
-        <w:t>Gambar 3 — Diagram reaktansi sistem contoh setelah konversi ke dasar bersama. Setelah semua reaktansi berada pada dasar 100 MVA, sistem multi-tegangan menjadi satu rangkaian seri: E — jX_g 0,30 — jX_t1 0,12 — jX_L 0,20 — jX_t2 0,267 — jX_m 4,56 — E_motor; trafo ideal tidak muncul, resistansi dan beban dihilangkan.</w:t>
+        <w:t>Gambar 3 — Diagram reaktansi sistem contoh setelah konversi ke dasar bersama. Setelah semua reaktansi berada pada dasar 100 MVA, sistem multi-tegangan menjadi satu rangkaian seri: E — jX</w:t>
+      </w:r>
+      <w:r>
+        <w:rPr>
+          <w:rFonts w:ascii="Arial" w:hAnsi="Arial" w:eastAsia="Arial" w:cs="Arial"/>
+          <w:b/>
+          <w:i w:val="0"/>
+          <w:sz w:val="20"/>
+          <w:vertAlign w:val="subscript"/>
+        </w:rPr>
+        <w:t>g</w:t>
+      </w:r>
+      <w:r>
+        <w:rPr>
+          <w:rFonts w:ascii="Arial" w:hAnsi="Arial" w:eastAsia="Arial" w:cs="Arial"/>
+          <w:b/>
+          <w:i w:val="0"/>
+          <w:sz w:val="20"/>
+        </w:rPr>
+        <w:t xml:space="preserve"> 0,30 — jX</w:t>
+      </w:r>
+      <w:r>
+        <w:rPr>
+          <w:rFonts w:ascii="Arial" w:hAnsi="Arial" w:eastAsia="Arial" w:cs="Arial"/>
+          <w:b/>
+          <w:i w:val="0"/>
+          <w:sz w:val="20"/>
+          <w:vertAlign w:val="subscript"/>
+        </w:rPr>
+        <w:t>t1</w:t>
+      </w:r>
+      <w:r>
+        <w:rPr>
+          <w:rFonts w:ascii="Arial" w:hAnsi="Arial" w:eastAsia="Arial" w:cs="Arial"/>
+          <w:b/>
+          <w:i w:val="0"/>
+          <w:sz w:val="20"/>
+        </w:rPr>
+        <w:t xml:space="preserve"> 0,12 — jX</w:t>
+      </w:r>
+      <w:r>
+        <w:rPr>
+          <w:rFonts w:ascii="Arial" w:hAnsi="Arial" w:eastAsia="Arial" w:cs="Arial"/>
+          <w:b/>
+          <w:i w:val="0"/>
+          <w:sz w:val="20"/>
+          <w:vertAlign w:val="subscript"/>
+        </w:rPr>
+        <w:t>L</w:t>
+      </w:r>
+      <w:r>
+        <w:rPr>
+          <w:rFonts w:ascii="Arial" w:hAnsi="Arial" w:eastAsia="Arial" w:cs="Arial"/>
+          <w:b/>
+          <w:i w:val="0"/>
+          <w:sz w:val="20"/>
+        </w:rPr>
+        <w:t xml:space="preserve"> 0,20 — jX</w:t>
+      </w:r>
+      <w:r>
+        <w:rPr>
+          <w:rFonts w:ascii="Arial" w:hAnsi="Arial" w:eastAsia="Arial" w:cs="Arial"/>
+          <w:b/>
+          <w:i w:val="0"/>
+          <w:sz w:val="20"/>
+          <w:vertAlign w:val="subscript"/>
+        </w:rPr>
+        <w:t>t2</w:t>
+      </w:r>
+      <w:r>
+        <w:rPr>
+          <w:rFonts w:ascii="Arial" w:hAnsi="Arial" w:eastAsia="Arial" w:cs="Arial"/>
+          <w:b/>
+          <w:i w:val="0"/>
+          <w:sz w:val="20"/>
+        </w:rPr>
+        <w:t xml:space="preserve"> 0,267 — jX</w:t>
+      </w:r>
+      <w:r>
+        <w:rPr>
+          <w:rFonts w:ascii="Arial" w:hAnsi="Arial" w:eastAsia="Arial" w:cs="Arial"/>
+          <w:b/>
+          <w:i w:val="0"/>
+          <w:sz w:val="20"/>
+          <w:vertAlign w:val="subscript"/>
+        </w:rPr>
+        <w:t>m</w:t>
+      </w:r>
+      <w:r>
+        <w:rPr>
+          <w:rFonts w:ascii="Arial" w:hAnsi="Arial" w:eastAsia="Arial" w:cs="Arial"/>
+          <w:b/>
+          <w:i w:val="0"/>
+          <w:sz w:val="20"/>
+        </w:rPr>
+        <w:t xml:space="preserve"> 4,56 — E</w:t>
+      </w:r>
+      <w:r>
+        <w:rPr>
+          <w:rFonts w:ascii="Arial" w:hAnsi="Arial" w:eastAsia="Arial" w:cs="Arial"/>
+          <w:b/>
+          <w:i w:val="0"/>
+          <w:sz w:val="20"/>
+          <w:vertAlign w:val="subscript"/>
+        </w:rPr>
+        <w:t>motor</w:t>
+      </w:r>
+      <w:r>
+        <w:rPr>
+          <w:rFonts w:ascii="Arial" w:hAnsi="Arial" w:eastAsia="Arial" w:cs="Arial"/>
+          <w:b/>
+          <w:i w:val="0"/>
+          <w:sz w:val="20"/>
+        </w:rPr>
+        <w:t>; trafo ideal tidak muncul, resistansi dan beban dihilangkan.</w:t>
       </w:r>
     </w:p>
     <w:p>
@@ -7753,7 +8559,26 @@
           <w:i w:val="0"/>
           <w:sz w:val="22"/>
         </w:rPr>
-        <w:t>Saluran 150 kV contoh: R ≈ 0,1 Ω/km × 80 km = 8 Ω = 0,036 pu terhadap X 0,20 pu (rasio X/R ≈ 5,6): mengabaikan R menaikkan I_sc hanya ≈ 1,6 % untuk ruas itu, dan lebih kecil lagi setelah dijumlahkan dengan reaktansi mesin dan trafo. Beban 20 MW di rel 3 menarik 0,222 pu, jauh di bawah arus gangguan 1,61 pu.</w:t>
+        <w:t>Saluran 150 kV contoh: R ≈ 0,1 Ω/km × 80 km = 8 Ω = 0,036 pu terhadap X 0,20 pu (rasio X/R ≈ 5,6): mengabaikan R menaikkan I</w:t>
+      </w:r>
+      <w:r>
+        <w:rPr>
+          <w:rFonts w:ascii="Arial" w:hAnsi="Arial" w:eastAsia="Arial" w:cs="Arial"/>
+          <w:b w:val="0"/>
+          <w:i w:val="0"/>
+          <w:sz w:val="22"/>
+          <w:vertAlign w:val="subscript"/>
+        </w:rPr>
+        <w:t>sc</w:t>
+      </w:r>
+      <w:r>
+        <w:rPr>
+          <w:rFonts w:ascii="Arial" w:hAnsi="Arial" w:eastAsia="Arial" w:cs="Arial"/>
+          <w:b w:val="0"/>
+          <w:i w:val="0"/>
+          <w:sz w:val="22"/>
+        </w:rPr>
+        <w:t xml:space="preserve"> hanya ≈ 1,6 % untuk ruas itu, dan lebih kecil lagi setelah dijumlahkan dengan reaktansi mesin dan trafo. Beban 20 MW di rel 3 menarik 0,222 pu, jauh di bawah arus gangguan 1,61 pu.</w:t>
       </w:r>
     </w:p>
     <w:p>
@@ -7777,7 +8602,7 @@
           <w:i w:val="0"/>
           <w:sz w:val="22"/>
         </w:rPr>
-        <w:t xml:space="preserve"> — Diagram impedansi memuat semua parameter model (R, X, B, beban); diagram reaktansi adalah penyederhanaannya untuk studi hubung singkat: resistansi dibuang karena X/R sistem transmisi 5–20 (kesalahan &lt; 2 %) dan hasilnya konservatif; kapasitansi saluran dan beban statis dibuang karena arusnya kecil dibanding arus gangguan; mesin berputar diwakili tegangan internal 1 pu seri reaktansi subtransien X''. Untuk aliran daya (Modul 14) R dan beban harus dikembalikan.</w:t>
+        <w:t xml:space="preserve"> — Diagram impedansi memuat semua parameter model (R, X, B, beban); diagram reaktansi adalah penyederhanaannya untuk studi hubung singkat: resistansi dibuang karena X/R sistem transmisi 5–20 (kesalahan &lt; 2 %) dan hasilnya konservatif; kapasitansi saluran dan beban statis dibuang karena arusnya kecil dibanding arus gangguan; mesin berputar diwakili tegangan internal 1 pu seri reaktansi subtransien X″. Untuk aliran daya (Modul 14) R dan beban harus dikembalikan.</w:t>
       </w:r>
     </w:p>
     <w:p>
@@ -7909,7 +8734,45 @@
           <w:i w:val="0"/>
           <w:sz w:val="22"/>
         </w:rPr>
-        <w:t>SLD → pilih S_base, V_base per tingkat → konversi tiap Z → gambar diagram impedansi → sederhanakan ke diagram reaktansi → reduksi Thevenin ke titik gangguan.</w:t>
+        <w:t>SLD → pilih S</w:t>
+      </w:r>
+      <w:r>
+        <w:rPr>
+          <w:rFonts w:ascii="Arial" w:hAnsi="Arial" w:eastAsia="Arial" w:cs="Arial"/>
+          <w:b w:val="0"/>
+          <w:i w:val="0"/>
+          <w:sz w:val="22"/>
+          <w:vertAlign w:val="subscript"/>
+        </w:rPr>
+        <w:t>base</w:t>
+      </w:r>
+      <w:r>
+        <w:rPr>
+          <w:rFonts w:ascii="Arial" w:hAnsi="Arial" w:eastAsia="Arial" w:cs="Arial"/>
+          <w:b w:val="0"/>
+          <w:i w:val="0"/>
+          <w:sz w:val="22"/>
+        </w:rPr>
+        <w:t>, V</w:t>
+      </w:r>
+      <w:r>
+        <w:rPr>
+          <w:rFonts w:ascii="Arial" w:hAnsi="Arial" w:eastAsia="Arial" w:cs="Arial"/>
+          <w:b w:val="0"/>
+          <w:i w:val="0"/>
+          <w:sz w:val="22"/>
+          <w:vertAlign w:val="subscript"/>
+        </w:rPr>
+        <w:t>base</w:t>
+      </w:r>
+      <w:r>
+        <w:rPr>
+          <w:rFonts w:ascii="Arial" w:hAnsi="Arial" w:eastAsia="Arial" w:cs="Arial"/>
+          <w:b w:val="0"/>
+          <w:i w:val="0"/>
+          <w:sz w:val="22"/>
+        </w:rPr>
+        <w:t xml:space="preserve"> per tingkat → konversi tiap Z → gambar diagram impedansi → sederhanakan ke diagram reaktansi → reduksi Thevenin ke titik gangguan.</w:t>
       </w:r>
     </w:p>
     <w:p>
@@ -7933,7 +8796,26 @@
           <w:i w:val="0"/>
           <w:sz w:val="22"/>
         </w:rPr>
-        <w:t xml:space="preserve">X'', X', X_d: </w:t>
+        <w:t>X″, X′, X</w:t>
+      </w:r>
+      <w:r>
+        <w:rPr>
+          <w:rFonts w:ascii="Arial" w:hAnsi="Arial" w:eastAsia="Arial" w:cs="Arial"/>
+          <w:b/>
+          <w:i w:val="0"/>
+          <w:sz w:val="22"/>
+          <w:vertAlign w:val="subscript"/>
+        </w:rPr>
+        <w:t>d</w:t>
+      </w:r>
+      <w:r>
+        <w:rPr>
+          <w:rFonts w:ascii="Arial" w:hAnsi="Arial" w:eastAsia="Arial" w:cs="Arial"/>
+          <w:b/>
+          <w:i w:val="0"/>
+          <w:sz w:val="22"/>
+        </w:rPr>
+        <w:t xml:space="preserve">: </w:t>
       </w:r>
       <w:r>
         <w:rPr>
@@ -7975,7 +8857,7 @@
           <w:i w:val="0"/>
           <w:sz w:val="22"/>
         </w:rPr>
-        <w:t>Motor induksi/sinkron memberi arus gangguan beberapa siklus (X'' 0,15–0,25); di pabrik dengan banyak motor sumbangannya bisa 20–40 % dari arus total.</w:t>
+        <w:t>Motor induksi/sinkron memberi arus gangguan beberapa siklus (X″ 0,15–0,25); di pabrik dengan banyak motor sumbangannya bisa 20–40 % dari arus total.</w:t>
       </w:r>
     </w:p>
     <w:p>
@@ -8008,7 +8890,26 @@
           <w:i w:val="0"/>
           <w:sz w:val="22"/>
         </w:rPr>
-        <w:t>Kabel tegangan rendah dan pabrik (X/R 1–3): abaikan R menyebabkan I_sc terlalu besar 10–30 %; pakai diagram impedansi lengkap atau metode IEC 60909.</w:t>
+        <w:t>Kabel tegangan rendah dan pabrik (X/R 1–3): abaikan R menyebabkan I</w:t>
+      </w:r>
+      <w:r>
+        <w:rPr>
+          <w:rFonts w:ascii="Arial" w:hAnsi="Arial" w:eastAsia="Arial" w:cs="Arial"/>
+          <w:b w:val="0"/>
+          <w:i w:val="0"/>
+          <w:sz w:val="22"/>
+          <w:vertAlign w:val="subscript"/>
+        </w:rPr>
+        <w:t>sc</w:t>
+      </w:r>
+      <w:r>
+        <w:rPr>
+          <w:rFonts w:ascii="Arial" w:hAnsi="Arial" w:eastAsia="Arial" w:cs="Arial"/>
+          <w:b w:val="0"/>
+          <w:i w:val="0"/>
+          <w:sz w:val="22"/>
+        </w:rPr>
+        <w:t xml:space="preserve"> terlalu besar 10–30 %; pakai diagram impedansi lengkap atau metode IEC 60909.</w:t>
       </w:r>
     </w:p>
     <w:p>
@@ -8223,7 +9124,45 @@
                 <w:i w:val="0"/>
                 <w:sz w:val="18"/>
               </w:rPr>
-              <w:t>E seri R_a + jX_d, kurva kapabilitas</w:t>
+              <w:t>E seri R</w:t>
+            </w:r>
+            <w:r>
+              <w:rPr>
+                <w:rFonts w:ascii="Arial" w:hAnsi="Arial" w:eastAsia="Arial" w:cs="Arial"/>
+                <w:b w:val="0"/>
+                <w:i w:val="0"/>
+                <w:sz w:val="18"/>
+                <w:vertAlign w:val="subscript"/>
+              </w:rPr>
+              <w:t>a</w:t>
+            </w:r>
+            <w:r>
+              <w:rPr>
+                <w:rFonts w:ascii="Arial" w:hAnsi="Arial" w:eastAsia="Arial" w:cs="Arial"/>
+                <w:b w:val="0"/>
+                <w:i w:val="0"/>
+                <w:sz w:val="18"/>
+              </w:rPr>
+              <w:t xml:space="preserve"> + jX</w:t>
+            </w:r>
+            <w:r>
+              <w:rPr>
+                <w:rFonts w:ascii="Arial" w:hAnsi="Arial" w:eastAsia="Arial" w:cs="Arial"/>
+                <w:b w:val="0"/>
+                <w:i w:val="0"/>
+                <w:sz w:val="18"/>
+                <w:vertAlign w:val="subscript"/>
+              </w:rPr>
+              <w:t>d</w:t>
+            </w:r>
+            <w:r>
+              <w:rPr>
+                <w:rFonts w:ascii="Arial" w:hAnsi="Arial" w:eastAsia="Arial" w:cs="Arial"/>
+                <w:b w:val="0"/>
+                <w:i w:val="0"/>
+                <w:sz w:val="18"/>
+              </w:rPr>
+              <w:t>, kurva kapabilitas</w:t>
             </w:r>
           </w:p>
         </w:tc>
@@ -8242,7 +9181,7 @@
                 <w:i w:val="0"/>
                 <w:sz w:val="18"/>
               </w:rPr>
-              <w:t>E'' = 1∠0 seri jX''</w:t>
+              <w:t>E″ = 1∠0 seri jX″</w:t>
             </w:r>
           </w:p>
         </w:tc>
@@ -8261,7 +9200,26 @@
                 <w:i w:val="0"/>
                 <w:sz w:val="18"/>
               </w:rPr>
-              <w:t>R_a ≪ X''; beberapa siklus pertama</w:t>
+              <w:t>R</w:t>
+            </w:r>
+            <w:r>
+              <w:rPr>
+                <w:rFonts w:ascii="Arial" w:hAnsi="Arial" w:eastAsia="Arial" w:cs="Arial"/>
+                <w:b w:val="0"/>
+                <w:i w:val="0"/>
+                <w:sz w:val="18"/>
+                <w:vertAlign w:val="subscript"/>
+              </w:rPr>
+              <w:t>a</w:t>
+            </w:r>
+            <w:r>
+              <w:rPr>
+                <w:rFonts w:ascii="Arial" w:hAnsi="Arial" w:eastAsia="Arial" w:cs="Arial"/>
+                <w:b w:val="0"/>
+                <w:i w:val="0"/>
+                <w:sz w:val="18"/>
+              </w:rPr>
+              <w:t xml:space="preserve"> ≪ X″; beberapa siklus pertama</w:t>
             </w:r>
           </w:p>
         </w:tc>
@@ -8301,7 +9259,26 @@
                 <w:i w:val="0"/>
                 <w:sz w:val="18"/>
               </w:rPr>
-              <w:t>R + jX seri, rasio tap, Y_m shunt</w:t>
+              <w:t>R + jX seri, rasio tap, Y</w:t>
+            </w:r>
+            <w:r>
+              <w:rPr>
+                <w:rFonts w:ascii="Arial" w:hAnsi="Arial" w:eastAsia="Arial" w:cs="Arial"/>
+                <w:b w:val="0"/>
+                <w:i w:val="0"/>
+                <w:sz w:val="18"/>
+                <w:vertAlign w:val="subscript"/>
+              </w:rPr>
+              <w:t>m</w:t>
+            </w:r>
+            <w:r>
+              <w:rPr>
+                <w:rFonts w:ascii="Arial" w:hAnsi="Arial" w:eastAsia="Arial" w:cs="Arial"/>
+                <w:b w:val="0"/>
+                <w:i w:val="0"/>
+                <w:sz w:val="18"/>
+              </w:rPr>
+              <w:t xml:space="preserve"> shunt</w:t>
             </w:r>
           </w:p>
         </w:tc>
@@ -8339,7 +9316,17 @@
                 <w:i w:val="0"/>
                 <w:sz w:val="18"/>
               </w:rPr>
-              <w:t>R ≪ X; arus magnetisasi ≪ I_sc</w:t>
+              <w:t>R ≪ X; arus magnetisasi ≪ I</w:t>
+            </w:r>
+            <w:r>
+              <w:rPr>
+                <w:rFonts w:ascii="Arial" w:hAnsi="Arial" w:eastAsia="Arial" w:cs="Arial"/>
+                <w:b w:val="0"/>
+                <w:i w:val="0"/>
+                <w:sz w:val="18"/>
+                <w:vertAlign w:val="subscript"/>
+              </w:rPr>
+              <w:t>sc</w:t>
             </w:r>
           </w:p>
         </w:tc>
@@ -8417,7 +9404,17 @@
                 <w:i w:val="0"/>
                 <w:sz w:val="18"/>
               </w:rPr>
-              <w:t>X/R 5–20; arus pengisian ≪ I_sc</w:t>
+              <w:t>X/R 5–20; arus pengisian ≪ I</w:t>
+            </w:r>
+            <w:r>
+              <w:rPr>
+                <w:rFonts w:ascii="Arial" w:hAnsi="Arial" w:eastAsia="Arial" w:cs="Arial"/>
+                <w:b w:val="0"/>
+                <w:i w:val="0"/>
+                <w:sz w:val="18"/>
+                <w:vertAlign w:val="subscript"/>
+              </w:rPr>
+              <w:t>sc</w:t>
             </w:r>
           </w:p>
         </w:tc>
@@ -8535,7 +9532,17 @@
                 <w:i w:val="0"/>
                 <w:sz w:val="18"/>
               </w:rPr>
-              <w:t>−jX_C</w:t>
+              <w:t>−jX</w:t>
+            </w:r>
+            <w:r>
+              <w:rPr>
+                <w:rFonts w:ascii="Arial" w:hAnsi="Arial" w:eastAsia="Arial" w:cs="Arial"/>
+                <w:b w:val="0"/>
+                <w:i w:val="0"/>
+                <w:sz w:val="18"/>
+                <w:vertAlign w:val="subscript"/>
+              </w:rPr>
+              <w:t>C</w:t>
             </w:r>
           </w:p>
         </w:tc>
@@ -8704,7 +9711,9 @@
           <w:color w:val="1F3864"/>
           <w:sz w:val="28"/>
         </w:rPr>
-        <w:t>REDUKSI THEVENIN: ARUS DAN DAYA HUBUNG SINGKAT</w:t>
+        <w:t>REDUKSI THEVENIN:</w:t>
+        <w:br/>
+        <w:t>ARUS DAN DAYA HUBUNG SINGKAT</w:t>
       </w:r>
     </w:p>
     <w:p>
@@ -8731,7 +9740,7 @@
       <w:r>
         <w:drawing>
           <wp:inline xmlns:a="http://schemas.openxmlformats.org/drawingml/2006/main" xmlns:pic="http://schemas.openxmlformats.org/drawingml/2006/picture">
-            <wp:extent cx="5400000" cy="1881461"/>
+            <wp:extent cx="5400000" cy="1913850"/>
             <wp:docPr id="1858245151" name="Picture 1858245151"/>
             <wp:cNvGraphicFramePr>
               <a:graphicFrameLocks noChangeAspect="1"/>
@@ -8752,7 +9761,7 @@
                   <pic:spPr>
                     <a:xfrm>
                       <a:off x="0" y="0"/>
-                      <a:ext cx="5400000" cy="1881461"/>
+                      <a:ext cx="5400000" cy="1913850"/>
                     </a:xfrm>
                     <a:prstGeom prst="rect"/>
                   </pic:spPr>
@@ -8775,7 +9784,83 @@
           <w:i w:val="0"/>
           <w:sz w:val="20"/>
         </w:rPr>
-        <w:t>Gambar 4 — Tiga langkah studi hubung singkat: reduksi seri, arus per unit, konversi ke ampere dan MVA. Untuk gangguan di rel 3, reaktansi dari generator dijumlahkan seri menjadi X_th 0,62 pu, arus gangguan 1/X_th = 1,613 pu, lalu dikalikan I_base 150 kV menjadi 621 A; daya hubung singkat 100/X_th = 161,3 MVA.</w:t>
+        <w:t>Gambar 4 — Tiga langkah studi hubung singkat: reduksi seri, arus per unit, konversi ke ampere dan MVA. Untuk gangguan di rel 3, reaktansi dari generator dijumlahkan seri menjadi X</w:t>
+      </w:r>
+      <w:r>
+        <w:rPr>
+          <w:rFonts w:ascii="Arial" w:hAnsi="Arial" w:eastAsia="Arial" w:cs="Arial"/>
+          <w:b/>
+          <w:i w:val="0"/>
+          <w:sz w:val="20"/>
+          <w:vertAlign w:val="subscript"/>
+        </w:rPr>
+        <w:t>th</w:t>
+      </w:r>
+      <w:r>
+        <w:rPr>
+          <w:rFonts w:ascii="Arial" w:hAnsi="Arial" w:eastAsia="Arial" w:cs="Arial"/>
+          <w:b/>
+          <w:i w:val="0"/>
+          <w:sz w:val="20"/>
+        </w:rPr>
+        <w:t xml:space="preserve"> 0,62 pu, arus gangguan 1/X</w:t>
+      </w:r>
+      <w:r>
+        <w:rPr>
+          <w:rFonts w:ascii="Arial" w:hAnsi="Arial" w:eastAsia="Arial" w:cs="Arial"/>
+          <w:b/>
+          <w:i w:val="0"/>
+          <w:sz w:val="20"/>
+          <w:vertAlign w:val="subscript"/>
+        </w:rPr>
+        <w:t>th</w:t>
+      </w:r>
+      <w:r>
+        <w:rPr>
+          <w:rFonts w:ascii="Arial" w:hAnsi="Arial" w:eastAsia="Arial" w:cs="Arial"/>
+          <w:b/>
+          <w:i w:val="0"/>
+          <w:sz w:val="20"/>
+        </w:rPr>
+        <w:t xml:space="preserve"> = 1,613 pu, lalu dikalikan I</w:t>
+      </w:r>
+      <w:r>
+        <w:rPr>
+          <w:rFonts w:ascii="Arial" w:hAnsi="Arial" w:eastAsia="Arial" w:cs="Arial"/>
+          <w:b/>
+          <w:i w:val="0"/>
+          <w:sz w:val="20"/>
+          <w:vertAlign w:val="subscript"/>
+        </w:rPr>
+        <w:t>base</w:t>
+      </w:r>
+      <w:r>
+        <w:rPr>
+          <w:rFonts w:ascii="Arial" w:hAnsi="Arial" w:eastAsia="Arial" w:cs="Arial"/>
+          <w:b/>
+          <w:i w:val="0"/>
+          <w:sz w:val="20"/>
+        </w:rPr>
+        <w:t xml:space="preserve"> 150 kV menjadi 621 A; daya hubung singkat 100/X</w:t>
+      </w:r>
+      <w:r>
+        <w:rPr>
+          <w:rFonts w:ascii="Arial" w:hAnsi="Arial" w:eastAsia="Arial" w:cs="Arial"/>
+          <w:b/>
+          <w:i w:val="0"/>
+          <w:sz w:val="20"/>
+          <w:vertAlign w:val="subscript"/>
+        </w:rPr>
+        <w:t>th</w:t>
+      </w:r>
+      <w:r>
+        <w:rPr>
+          <w:rFonts w:ascii="Arial" w:hAnsi="Arial" w:eastAsia="Arial" w:cs="Arial"/>
+          <w:b/>
+          <w:i w:val="0"/>
+          <w:sz w:val="20"/>
+        </w:rPr>
+        <w:t xml:space="preserve"> = 161,3 MVA.</w:t>
       </w:r>
     </w:p>
     <w:p>
@@ -9306,7 +10391,83 @@
           <w:i w:val="0"/>
           <w:sz w:val="22"/>
         </w:rPr>
-        <w:t xml:space="preserve"> — Dilihat dari titik gangguan, seluruh jaringan adalah satu sumber 1 pu seri satu reaktansi Thevenin; arus gangguan adalah kebalikannya. Reduksi seri untuk jalur tunggal, paralel untuk beberapa sumber/jalur, dan transformasi Δ–Y untuk jaringan bertautan. Daya hubung singkat S_sc adalah bahasa utilitas untuk 'kekuatan' rel: dari S_sc pelanggan dapat menghitung Z_s = V²/S_sc (Modul 12) tanpa mengetahui jaringan di hulunya. Kapasitas pemutus PMT dipilih ≥ arus gangguan subtransien maksimum × faktor asimetri.</w:t>
+        <w:t xml:space="preserve"> — Dilihat dari titik gangguan, seluruh jaringan adalah satu sumber 1 pu seri satu reaktansi Thevenin; arus gangguan adalah kebalikannya. Reduksi seri untuk jalur tunggal, paralel untuk beberapa sumber/jalur, dan transformasi Δ–Y untuk jaringan bertautan. Daya hubung singkat S</w:t>
+      </w:r>
+      <w:r>
+        <w:rPr>
+          <w:rFonts w:ascii="Arial" w:hAnsi="Arial" w:eastAsia="Arial" w:cs="Arial"/>
+          <w:b w:val="0"/>
+          <w:i w:val="0"/>
+          <w:sz w:val="22"/>
+          <w:vertAlign w:val="subscript"/>
+        </w:rPr>
+        <w:t>sc</w:t>
+      </w:r>
+      <w:r>
+        <w:rPr>
+          <w:rFonts w:ascii="Arial" w:hAnsi="Arial" w:eastAsia="Arial" w:cs="Arial"/>
+          <w:b w:val="0"/>
+          <w:i w:val="0"/>
+          <w:sz w:val="22"/>
+        </w:rPr>
+        <w:t xml:space="preserve"> adalah bahasa utilitas untuk 'kekuatan' rel: dari S</w:t>
+      </w:r>
+      <w:r>
+        <w:rPr>
+          <w:rFonts w:ascii="Arial" w:hAnsi="Arial" w:eastAsia="Arial" w:cs="Arial"/>
+          <w:b w:val="0"/>
+          <w:i w:val="0"/>
+          <w:sz w:val="22"/>
+          <w:vertAlign w:val="subscript"/>
+        </w:rPr>
+        <w:t>sc</w:t>
+      </w:r>
+      <w:r>
+        <w:rPr>
+          <w:rFonts w:ascii="Arial" w:hAnsi="Arial" w:eastAsia="Arial" w:cs="Arial"/>
+          <w:b w:val="0"/>
+          <w:i w:val="0"/>
+          <w:sz w:val="22"/>
+        </w:rPr>
+        <w:t xml:space="preserve"> pelanggan dapat menghitung Z</w:t>
+      </w:r>
+      <w:r>
+        <w:rPr>
+          <w:rFonts w:ascii="Arial" w:hAnsi="Arial" w:eastAsia="Arial" w:cs="Arial"/>
+          <w:b w:val="0"/>
+          <w:i w:val="0"/>
+          <w:sz w:val="22"/>
+          <w:vertAlign w:val="subscript"/>
+        </w:rPr>
+        <w:t>s</w:t>
+      </w:r>
+      <w:r>
+        <w:rPr>
+          <w:rFonts w:ascii="Arial" w:hAnsi="Arial" w:eastAsia="Arial" w:cs="Arial"/>
+          <w:b w:val="0"/>
+          <w:i w:val="0"/>
+          <w:sz w:val="22"/>
+        </w:rPr>
+        <w:t xml:space="preserve"> = V²/S</w:t>
+      </w:r>
+      <w:r>
+        <w:rPr>
+          <w:rFonts w:ascii="Arial" w:hAnsi="Arial" w:eastAsia="Arial" w:cs="Arial"/>
+          <w:b w:val="0"/>
+          <w:i w:val="0"/>
+          <w:sz w:val="22"/>
+          <w:vertAlign w:val="subscript"/>
+        </w:rPr>
+        <w:t>sc</w:t>
+      </w:r>
+      <w:r>
+        <w:rPr>
+          <w:rFonts w:ascii="Arial" w:hAnsi="Arial" w:eastAsia="Arial" w:cs="Arial"/>
+          <w:b w:val="0"/>
+          <w:i w:val="0"/>
+          <w:sz w:val="22"/>
+        </w:rPr>
+        <w:t xml:space="preserve"> (Modul 12) tanpa mengetahui jaringan di hulunya. Kapasitas pemutus PMT dipilih ≥ arus gangguan subtransien maksimum × faktor asimetri.</w:t>
       </w:r>
     </w:p>
     <w:p>
@@ -9491,7 +10652,26 @@
           <w:i w:val="0"/>
           <w:sz w:val="20"/>
         </w:rPr>
-        <w:t>Gambar 5 — Reduksi paralel: arus gangguan total dan sumbangan tiap jalur. Dua sumber yang memasok rel yang sama lewat jalur 0,4 dan 0,6 pu bergabung menjadi X_th 0,24 pu; arus gangguan 4,167 pu adalah jumlah sumbangan tiap jalur (1/X masing-masing), sehingga menutup loop menaikkan arus gangguan.</w:t>
+        <w:t>Gambar 5 — Reduksi paralel: arus gangguan total dan sumbangan tiap jalur. Dua sumber yang memasok rel yang sama lewat jalur 0,4 dan 0,6 pu bergabung menjadi X</w:t>
+      </w:r>
+      <w:r>
+        <w:rPr>
+          <w:rFonts w:ascii="Arial" w:hAnsi="Arial" w:eastAsia="Arial" w:cs="Arial"/>
+          <w:b/>
+          <w:i w:val="0"/>
+          <w:sz w:val="20"/>
+          <w:vertAlign w:val="subscript"/>
+        </w:rPr>
+        <w:t>th</w:t>
+      </w:r>
+      <w:r>
+        <w:rPr>
+          <w:rFonts w:ascii="Arial" w:hAnsi="Arial" w:eastAsia="Arial" w:cs="Arial"/>
+          <w:b/>
+          <w:i w:val="0"/>
+          <w:sz w:val="20"/>
+        </w:rPr>
+        <w:t xml:space="preserve"> 0,24 pu; arus gangguan 4,167 pu adalah jumlah sumbangan tiap jalur (1/X masing-masing), sehingga menutup loop menaikkan arus gangguan.</w:t>
       </w:r>
     </w:p>
     <w:p>
@@ -9524,7 +10704,64 @@
           <w:i w:val="0"/>
           <w:sz w:val="22"/>
         </w:rPr>
-        <w:t>Radial: jumlahkan seri; beberapa sumber: paralel; jaringan mesh: Δ–Y atau matriks Z_bus (Z_ii adalah X_th rel i).</w:t>
+        <w:t>Radial: jumlahkan seri; beberapa sumber: paralel; jaringan mesh: Δ–Y atau matriks Z</w:t>
+      </w:r>
+      <w:r>
+        <w:rPr>
+          <w:rFonts w:ascii="Arial" w:hAnsi="Arial" w:eastAsia="Arial" w:cs="Arial"/>
+          <w:b w:val="0"/>
+          <w:i w:val="0"/>
+          <w:sz w:val="22"/>
+          <w:vertAlign w:val="subscript"/>
+        </w:rPr>
+        <w:t>bus</w:t>
+      </w:r>
+      <w:r>
+        <w:rPr>
+          <w:rFonts w:ascii="Arial" w:hAnsi="Arial" w:eastAsia="Arial" w:cs="Arial"/>
+          <w:b w:val="0"/>
+          <w:i w:val="0"/>
+          <w:sz w:val="22"/>
+        </w:rPr>
+        <w:t xml:space="preserve"> (Z</w:t>
+      </w:r>
+      <w:r>
+        <w:rPr>
+          <w:rFonts w:ascii="Arial" w:hAnsi="Arial" w:eastAsia="Arial" w:cs="Arial"/>
+          <w:b w:val="0"/>
+          <w:i w:val="0"/>
+          <w:sz w:val="22"/>
+          <w:vertAlign w:val="subscript"/>
+        </w:rPr>
+        <w:t>ii</w:t>
+      </w:r>
+      <w:r>
+        <w:rPr>
+          <w:rFonts w:ascii="Arial" w:hAnsi="Arial" w:eastAsia="Arial" w:cs="Arial"/>
+          <w:b w:val="0"/>
+          <w:i w:val="0"/>
+          <w:sz w:val="22"/>
+        </w:rPr>
+        <w:t xml:space="preserve"> adalah X</w:t>
+      </w:r>
+      <w:r>
+        <w:rPr>
+          <w:rFonts w:ascii="Arial" w:hAnsi="Arial" w:eastAsia="Arial" w:cs="Arial"/>
+          <w:b w:val="0"/>
+          <w:i w:val="0"/>
+          <w:sz w:val="22"/>
+          <w:vertAlign w:val="subscript"/>
+        </w:rPr>
+        <w:t>th</w:t>
+      </w:r>
+      <w:r>
+        <w:rPr>
+          <w:rFonts w:ascii="Arial" w:hAnsi="Arial" w:eastAsia="Arial" w:cs="Arial"/>
+          <w:b w:val="0"/>
+          <w:i w:val="0"/>
+          <w:sz w:val="22"/>
+        </w:rPr>
+        <w:t xml:space="preserve"> rel i).</w:t>
       </w:r>
     </w:p>
     <w:p>
@@ -9557,7 +10794,26 @@
           <w:i w:val="0"/>
           <w:sz w:val="22"/>
         </w:rPr>
-        <w:t>PMT 20 kV 12,5/16/25 kA; 150 kV 31,5/40 kA; pilih ≥ I_sc'' × (1,0–1,6 untuk asimetri DC) dengan cadangan pertumbuhan sistem.</w:t>
+        <w:t>PMT 20 kV 12,5/16/25 kA; 150 kV 31,5/40 kA; pilih ≥ I</w:t>
+      </w:r>
+      <w:r>
+        <w:rPr>
+          <w:rFonts w:ascii="Arial" w:hAnsi="Arial" w:eastAsia="Arial" w:cs="Arial"/>
+          <w:b w:val="0"/>
+          <w:i w:val="0"/>
+          <w:sz w:val="22"/>
+          <w:vertAlign w:val="subscript"/>
+        </w:rPr>
+        <w:t>sc</w:t>
+      </w:r>
+      <w:r>
+        <w:rPr>
+          <w:rFonts w:ascii="Arial" w:hAnsi="Arial" w:eastAsia="Arial" w:cs="Arial"/>
+          <w:b w:val="0"/>
+          <w:i w:val="0"/>
+          <w:sz w:val="22"/>
+        </w:rPr>
+        <w:t>'' × (1,0–1,6 untuk asimetri DC) dengan cadangan pertumbuhan sistem.</w:t>
       </w:r>
     </w:p>
     <w:p>
@@ -9590,7 +10846,45 @@
           <w:i w:val="0"/>
           <w:sz w:val="22"/>
         </w:rPr>
-        <w:t>Kabel, CT, dan rel harus menahan I_sc² × t_pemutusan; kabel XLPE Al 240 mm²: ± 22 kA selama 1 s.</w:t>
+        <w:t>Kabel, CT, dan rel harus menahan I</w:t>
+      </w:r>
+      <w:r>
+        <w:rPr>
+          <w:rFonts w:ascii="Arial" w:hAnsi="Arial" w:eastAsia="Arial" w:cs="Arial"/>
+          <w:b w:val="0"/>
+          <w:i w:val="0"/>
+          <w:sz w:val="22"/>
+          <w:vertAlign w:val="subscript"/>
+        </w:rPr>
+        <w:t>sc</w:t>
+      </w:r>
+      <w:r>
+        <w:rPr>
+          <w:rFonts w:ascii="Arial" w:hAnsi="Arial" w:eastAsia="Arial" w:cs="Arial"/>
+          <w:b w:val="0"/>
+          <w:i w:val="0"/>
+          <w:sz w:val="22"/>
+        </w:rPr>
+        <w:t>² × t</w:t>
+      </w:r>
+      <w:r>
+        <w:rPr>
+          <w:rFonts w:ascii="Arial" w:hAnsi="Arial" w:eastAsia="Arial" w:cs="Arial"/>
+          <w:b w:val="0"/>
+          <w:i w:val="0"/>
+          <w:sz w:val="22"/>
+          <w:vertAlign w:val="subscript"/>
+        </w:rPr>
+        <w:t>pemutusan</w:t>
+      </w:r>
+      <w:r>
+        <w:rPr>
+          <w:rFonts w:ascii="Arial" w:hAnsi="Arial" w:eastAsia="Arial" w:cs="Arial"/>
+          <w:b w:val="0"/>
+          <w:i w:val="0"/>
+          <w:sz w:val="22"/>
+        </w:rPr>
+        <w:t>; kabel XLPE Al 240 mm²: ± 22 kA selama 1 s.</w:t>
       </w:r>
     </w:p>
     <w:p>
@@ -9614,16 +10908,111 @@
           <w:i w:val="0"/>
           <w:sz w:val="22"/>
         </w:rPr>
-        <w:t xml:space="preserve">Dari S_sc Utilitas: </w:t>
-      </w:r>
-      <w:r>
-        <w:rPr>
-          <w:rFonts w:ascii="Arial" w:hAnsi="Arial" w:eastAsia="Arial" w:cs="Arial"/>
-          <w:b w:val="0"/>
-          <w:i w:val="0"/>
-          <w:sz w:val="22"/>
-        </w:rPr>
-        <w:t>PLN memberi S_sc rel 20 kV (mis. 250–500 MVA); pabrik memakainya sebagai X_s = S_base/S_sc pu di ujung diagram reaktansinya sendiri.</w:t>
+        <w:t>Dari S</w:t>
+      </w:r>
+      <w:r>
+        <w:rPr>
+          <w:rFonts w:ascii="Arial" w:hAnsi="Arial" w:eastAsia="Arial" w:cs="Arial"/>
+          <w:b/>
+          <w:i w:val="0"/>
+          <w:sz w:val="22"/>
+          <w:vertAlign w:val="subscript"/>
+        </w:rPr>
+        <w:t>sc</w:t>
+      </w:r>
+      <w:r>
+        <w:rPr>
+          <w:rFonts w:ascii="Arial" w:hAnsi="Arial" w:eastAsia="Arial" w:cs="Arial"/>
+          <w:b/>
+          <w:i w:val="0"/>
+          <w:sz w:val="22"/>
+        </w:rPr>
+        <w:t xml:space="preserve"> Utilitas: </w:t>
+      </w:r>
+      <w:r>
+        <w:rPr>
+          <w:rFonts w:ascii="Arial" w:hAnsi="Arial" w:eastAsia="Arial" w:cs="Arial"/>
+          <w:b w:val="0"/>
+          <w:i w:val="0"/>
+          <w:sz w:val="22"/>
+        </w:rPr>
+        <w:t>PLN memberi S</w:t>
+      </w:r>
+      <w:r>
+        <w:rPr>
+          <w:rFonts w:ascii="Arial" w:hAnsi="Arial" w:eastAsia="Arial" w:cs="Arial"/>
+          <w:b w:val="0"/>
+          <w:i w:val="0"/>
+          <w:sz w:val="22"/>
+          <w:vertAlign w:val="subscript"/>
+        </w:rPr>
+        <w:t>sc</w:t>
+      </w:r>
+      <w:r>
+        <w:rPr>
+          <w:rFonts w:ascii="Arial" w:hAnsi="Arial" w:eastAsia="Arial" w:cs="Arial"/>
+          <w:b w:val="0"/>
+          <w:i w:val="0"/>
+          <w:sz w:val="22"/>
+        </w:rPr>
+        <w:t xml:space="preserve"> rel 20 kV (mis. 250–500 MVA); pabrik memakainya sebagai X</w:t>
+      </w:r>
+      <w:r>
+        <w:rPr>
+          <w:rFonts w:ascii="Arial" w:hAnsi="Arial" w:eastAsia="Arial" w:cs="Arial"/>
+          <w:b w:val="0"/>
+          <w:i w:val="0"/>
+          <w:sz w:val="22"/>
+          <w:vertAlign w:val="subscript"/>
+        </w:rPr>
+        <w:t>s</w:t>
+      </w:r>
+      <w:r>
+        <w:rPr>
+          <w:rFonts w:ascii="Arial" w:hAnsi="Arial" w:eastAsia="Arial" w:cs="Arial"/>
+          <w:b w:val="0"/>
+          <w:i w:val="0"/>
+          <w:sz w:val="22"/>
+        </w:rPr>
+        <w:t xml:space="preserve"> = S</w:t>
+      </w:r>
+      <w:r>
+        <w:rPr>
+          <w:rFonts w:ascii="Arial" w:hAnsi="Arial" w:eastAsia="Arial" w:cs="Arial"/>
+          <w:b w:val="0"/>
+          <w:i w:val="0"/>
+          <w:sz w:val="22"/>
+          <w:vertAlign w:val="subscript"/>
+        </w:rPr>
+        <w:t>base</w:t>
+      </w:r>
+      <w:r>
+        <w:rPr>
+          <w:rFonts w:ascii="Arial" w:hAnsi="Arial" w:eastAsia="Arial" w:cs="Arial"/>
+          <w:b w:val="0"/>
+          <w:i w:val="0"/>
+          <w:sz w:val="22"/>
+        </w:rPr>
+        <w:t>/S</w:t>
+      </w:r>
+      <w:r>
+        <w:rPr>
+          <w:rFonts w:ascii="Arial" w:hAnsi="Arial" w:eastAsia="Arial" w:cs="Arial"/>
+          <w:b w:val="0"/>
+          <w:i w:val="0"/>
+          <w:sz w:val="22"/>
+          <w:vertAlign w:val="subscript"/>
+        </w:rPr>
+        <w:t>sc</w:t>
+      </w:r>
+      <w:r>
+        <w:rPr>
+          <w:rFonts w:ascii="Arial" w:hAnsi="Arial" w:eastAsia="Arial" w:cs="Arial"/>
+          <w:b w:val="0"/>
+          <w:i w:val="0"/>
+          <w:sz w:val="22"/>
+        </w:rPr>
+        <w:t xml:space="preserve"> pu di ujung diagram reaktansinya sendiri.</w:t>
       </w:r>
     </w:p>
     <w:p>
@@ -9656,7 +11045,83 @@
           <w:i w:val="0"/>
           <w:sz w:val="22"/>
         </w:rPr>
-        <w:t>Trafo 2 MVA 20/0,4 kV Z 6 %: X_th sisi TR ≈ 0,06 × (S_base/2) + X_s; I_sc panel utama ≈ 40–50 kA: MCCB harus ≥ itu.</w:t>
+        <w:t>Trafo 2 MVA 20/0,4 kV Z 6 %: X</w:t>
+      </w:r>
+      <w:r>
+        <w:rPr>
+          <w:rFonts w:ascii="Arial" w:hAnsi="Arial" w:eastAsia="Arial" w:cs="Arial"/>
+          <w:b w:val="0"/>
+          <w:i w:val="0"/>
+          <w:sz w:val="22"/>
+          <w:vertAlign w:val="subscript"/>
+        </w:rPr>
+        <w:t>th</w:t>
+      </w:r>
+      <w:r>
+        <w:rPr>
+          <w:rFonts w:ascii="Arial" w:hAnsi="Arial" w:eastAsia="Arial" w:cs="Arial"/>
+          <w:b w:val="0"/>
+          <w:i w:val="0"/>
+          <w:sz w:val="22"/>
+        </w:rPr>
+        <w:t xml:space="preserve"> sisi TR ≈ 0,06 × (S</w:t>
+      </w:r>
+      <w:r>
+        <w:rPr>
+          <w:rFonts w:ascii="Arial" w:hAnsi="Arial" w:eastAsia="Arial" w:cs="Arial"/>
+          <w:b w:val="0"/>
+          <w:i w:val="0"/>
+          <w:sz w:val="22"/>
+          <w:vertAlign w:val="subscript"/>
+        </w:rPr>
+        <w:t>base</w:t>
+      </w:r>
+      <w:r>
+        <w:rPr>
+          <w:rFonts w:ascii="Arial" w:hAnsi="Arial" w:eastAsia="Arial" w:cs="Arial"/>
+          <w:b w:val="0"/>
+          <w:i w:val="0"/>
+          <w:sz w:val="22"/>
+        </w:rPr>
+        <w:t>/2) + X</w:t>
+      </w:r>
+      <w:r>
+        <w:rPr>
+          <w:rFonts w:ascii="Arial" w:hAnsi="Arial" w:eastAsia="Arial" w:cs="Arial"/>
+          <w:b w:val="0"/>
+          <w:i w:val="0"/>
+          <w:sz w:val="22"/>
+          <w:vertAlign w:val="subscript"/>
+        </w:rPr>
+        <w:t>s</w:t>
+      </w:r>
+      <w:r>
+        <w:rPr>
+          <w:rFonts w:ascii="Arial" w:hAnsi="Arial" w:eastAsia="Arial" w:cs="Arial"/>
+          <w:b w:val="0"/>
+          <w:i w:val="0"/>
+          <w:sz w:val="22"/>
+        </w:rPr>
+        <w:t>; I</w:t>
+      </w:r>
+      <w:r>
+        <w:rPr>
+          <w:rFonts w:ascii="Arial" w:hAnsi="Arial" w:eastAsia="Arial" w:cs="Arial"/>
+          <w:b w:val="0"/>
+          <w:i w:val="0"/>
+          <w:sz w:val="22"/>
+          <w:vertAlign w:val="subscript"/>
+        </w:rPr>
+        <w:t>sc</w:t>
+      </w:r>
+      <w:r>
+        <w:rPr>
+          <w:rFonts w:ascii="Arial" w:hAnsi="Arial" w:eastAsia="Arial" w:cs="Arial"/>
+          <w:b w:val="0"/>
+          <w:i w:val="0"/>
+          <w:sz w:val="22"/>
+        </w:rPr>
+        <w:t xml:space="preserve"> panel utama ≈ 40–50 kA: MCCB harus ≥ itu.</w:t>
       </w:r>
     </w:p>
     <w:p>
@@ -9689,7 +11154,45 @@
           <w:i w:val="0"/>
           <w:sz w:val="22"/>
         </w:rPr>
-        <w:t>Menambah generator, menutup loop, atau mengganti trafo yang lebih besar (Z % sama, S lebih besar → X_pu lebih kecil) selalu menaikkan I_sc: hitung ulang.</w:t>
+        <w:t>Menambah generator, menutup loop, atau mengganti trafo yang lebih besar (Z % sama, S lebih besar → X</w:t>
+      </w:r>
+      <w:r>
+        <w:rPr>
+          <w:rFonts w:ascii="Arial" w:hAnsi="Arial" w:eastAsia="Arial" w:cs="Arial"/>
+          <w:b w:val="0"/>
+          <w:i w:val="0"/>
+          <w:sz w:val="22"/>
+          <w:vertAlign w:val="subscript"/>
+        </w:rPr>
+        <w:t>pu</w:t>
+      </w:r>
+      <w:r>
+        <w:rPr>
+          <w:rFonts w:ascii="Arial" w:hAnsi="Arial" w:eastAsia="Arial" w:cs="Arial"/>
+          <w:b w:val="0"/>
+          <w:i w:val="0"/>
+          <w:sz w:val="22"/>
+        </w:rPr>
+        <w:t xml:space="preserve"> lebih kecil) selalu menaikkan I</w:t>
+      </w:r>
+      <w:r>
+        <w:rPr>
+          <w:rFonts w:ascii="Arial" w:hAnsi="Arial" w:eastAsia="Arial" w:cs="Arial"/>
+          <w:b w:val="0"/>
+          <w:i w:val="0"/>
+          <w:sz w:val="22"/>
+          <w:vertAlign w:val="subscript"/>
+        </w:rPr>
+        <w:t>sc</w:t>
+      </w:r>
+      <w:r>
+        <w:rPr>
+          <w:rFonts w:ascii="Arial" w:hAnsi="Arial" w:eastAsia="Arial" w:cs="Arial"/>
+          <w:b w:val="0"/>
+          <w:i w:val="0"/>
+          <w:sz w:val="22"/>
+        </w:rPr>
+        <w:t>: hitung ulang.</w:t>
       </w:r>
     </w:p>
     <w:p>
@@ -9705,7 +11208,7 @@
           <w:i w:val="0"/>
           <w:sz w:val="20"/>
         </w:rPr>
-        <w:t>Tabel 5. Titik gangguan (sistem contoh, tanpa motor): X_th (pu), I_sc (pu), I_base (A), I_sc (kA), S_sc (MVA).</w:t>
+        <w:t>Tabel 5. Titik gangguan (sistem contoh, tanpa motor): Xth (pu), Isc (pu), Ibase (A), Isc (kA), Ssc (MVA).</w:t>
       </w:r>
     </w:p>
     <w:tbl>
@@ -9760,7 +11263,26 @@
                 <w:i w:val="0"/>
                 <w:sz w:val="18"/>
               </w:rPr>
-              <w:t>X_th (pu)</w:t>
+              <w:t>X</w:t>
+            </w:r>
+            <w:r>
+              <w:rPr>
+                <w:rFonts w:ascii="Arial" w:hAnsi="Arial" w:eastAsia="Arial" w:cs="Arial"/>
+                <w:b/>
+                <w:i w:val="0"/>
+                <w:sz w:val="18"/>
+                <w:vertAlign w:val="subscript"/>
+              </w:rPr>
+              <w:t>th</w:t>
+            </w:r>
+            <w:r>
+              <w:rPr>
+                <w:rFonts w:ascii="Arial" w:hAnsi="Arial" w:eastAsia="Arial" w:cs="Arial"/>
+                <w:b/>
+                <w:i w:val="0"/>
+                <w:sz w:val="18"/>
+              </w:rPr>
+              <w:t xml:space="preserve"> (pu)</w:t>
             </w:r>
           </w:p>
         </w:tc>
@@ -9780,7 +11302,26 @@
                 <w:i w:val="0"/>
                 <w:sz w:val="18"/>
               </w:rPr>
-              <w:t>I_sc (pu)</w:t>
+              <w:t>I</w:t>
+            </w:r>
+            <w:r>
+              <w:rPr>
+                <w:rFonts w:ascii="Arial" w:hAnsi="Arial" w:eastAsia="Arial" w:cs="Arial"/>
+                <w:b/>
+                <w:i w:val="0"/>
+                <w:sz w:val="18"/>
+                <w:vertAlign w:val="subscript"/>
+              </w:rPr>
+              <w:t>sc</w:t>
+            </w:r>
+            <w:r>
+              <w:rPr>
+                <w:rFonts w:ascii="Arial" w:hAnsi="Arial" w:eastAsia="Arial" w:cs="Arial"/>
+                <w:b/>
+                <w:i w:val="0"/>
+                <w:sz w:val="18"/>
+              </w:rPr>
+              <w:t xml:space="preserve"> (pu)</w:t>
             </w:r>
           </w:p>
         </w:tc>
@@ -9800,7 +11341,26 @@
                 <w:i w:val="0"/>
                 <w:sz w:val="18"/>
               </w:rPr>
-              <w:t>I_base (A)</w:t>
+              <w:t>I</w:t>
+            </w:r>
+            <w:r>
+              <w:rPr>
+                <w:rFonts w:ascii="Arial" w:hAnsi="Arial" w:eastAsia="Arial" w:cs="Arial"/>
+                <w:b/>
+                <w:i w:val="0"/>
+                <w:sz w:val="18"/>
+                <w:vertAlign w:val="subscript"/>
+              </w:rPr>
+              <w:t>base</w:t>
+            </w:r>
+            <w:r>
+              <w:rPr>
+                <w:rFonts w:ascii="Arial" w:hAnsi="Arial" w:eastAsia="Arial" w:cs="Arial"/>
+                <w:b/>
+                <w:i w:val="0"/>
+                <w:sz w:val="18"/>
+              </w:rPr>
+              <w:t xml:space="preserve"> (A)</w:t>
             </w:r>
           </w:p>
         </w:tc>
@@ -9820,7 +11380,26 @@
                 <w:i w:val="0"/>
                 <w:sz w:val="18"/>
               </w:rPr>
-              <w:t>I_sc (kA)</w:t>
+              <w:t>I</w:t>
+            </w:r>
+            <w:r>
+              <w:rPr>
+                <w:rFonts w:ascii="Arial" w:hAnsi="Arial" w:eastAsia="Arial" w:cs="Arial"/>
+                <w:b/>
+                <w:i w:val="0"/>
+                <w:sz w:val="18"/>
+                <w:vertAlign w:val="subscript"/>
+              </w:rPr>
+              <w:t>sc</w:t>
+            </w:r>
+            <w:r>
+              <w:rPr>
+                <w:rFonts w:ascii="Arial" w:hAnsi="Arial" w:eastAsia="Arial" w:cs="Arial"/>
+                <w:b/>
+                <w:i w:val="0"/>
+                <w:sz w:val="18"/>
+              </w:rPr>
+              <w:t xml:space="preserve"> (kA)</w:t>
             </w:r>
           </w:p>
         </w:tc>
@@ -9840,7 +11419,26 @@
                 <w:i w:val="0"/>
                 <w:sz w:val="18"/>
               </w:rPr>
-              <w:t>S_sc (MVA)</w:t>
+              <w:t>S</w:t>
+            </w:r>
+            <w:r>
+              <w:rPr>
+                <w:rFonts w:ascii="Arial" w:hAnsi="Arial" w:eastAsia="Arial" w:cs="Arial"/>
+                <w:b/>
+                <w:i w:val="0"/>
+                <w:sz w:val="18"/>
+                <w:vertAlign w:val="subscript"/>
+              </w:rPr>
+              <w:t>sc</w:t>
+            </w:r>
+            <w:r>
+              <w:rPr>
+                <w:rFonts w:ascii="Arial" w:hAnsi="Arial" w:eastAsia="Arial" w:cs="Arial"/>
+                <w:b/>
+                <w:i w:val="0"/>
+                <w:sz w:val="18"/>
+              </w:rPr>
+              <w:t xml:space="preserve"> (MVA)</w:t>
             </w:r>
           </w:p>
         </w:tc>
@@ -10457,7 +12055,64 @@
           <w:i w:val="0"/>
           <w:sz w:val="21"/>
         </w:rPr>
-        <w:t xml:space="preserve"> dalam pu arus gangguan turun dari rel 1 ke rel 4 (X_th bertambah), tetapi dalam kA rel 1 (13,8 kV) dan rel 4 (6,6 kV) tetap besar karena I_base tegangan rendah besar. Sumbangan motor menaikkan I_sc rel 4 sekitar 20 %: PMT rel motor harus memperhitungkannya. Soal C6–C8, C12, dan C14 memakai Persamaan (5).</w:t>
+        <w:t xml:space="preserve"> dalam pu arus gangguan turun dari rel 1 ke rel 4 (X</w:t>
+      </w:r>
+      <w:r>
+        <w:rPr>
+          <w:rFonts w:ascii="Arial" w:hAnsi="Arial" w:eastAsia="Arial" w:cs="Arial"/>
+          <w:b w:val="0"/>
+          <w:i w:val="0"/>
+          <w:sz w:val="21"/>
+          <w:vertAlign w:val="subscript"/>
+        </w:rPr>
+        <w:t>th</w:t>
+      </w:r>
+      <w:r>
+        <w:rPr>
+          <w:rFonts w:ascii="Arial" w:hAnsi="Arial" w:eastAsia="Arial" w:cs="Arial"/>
+          <w:b w:val="0"/>
+          <w:i w:val="0"/>
+          <w:sz w:val="21"/>
+        </w:rPr>
+        <w:t xml:space="preserve"> bertambah), tetapi dalam kA rel 1 (13,8 kV) dan rel 4 (6,6 kV) tetap besar karena I</w:t>
+      </w:r>
+      <w:r>
+        <w:rPr>
+          <w:rFonts w:ascii="Arial" w:hAnsi="Arial" w:eastAsia="Arial" w:cs="Arial"/>
+          <w:b w:val="0"/>
+          <w:i w:val="0"/>
+          <w:sz w:val="21"/>
+          <w:vertAlign w:val="subscript"/>
+        </w:rPr>
+        <w:t>base</w:t>
+      </w:r>
+      <w:r>
+        <w:rPr>
+          <w:rFonts w:ascii="Arial" w:hAnsi="Arial" w:eastAsia="Arial" w:cs="Arial"/>
+          <w:b w:val="0"/>
+          <w:i w:val="0"/>
+          <w:sz w:val="21"/>
+        </w:rPr>
+        <w:t xml:space="preserve"> tegangan rendah besar. Sumbangan motor menaikkan I</w:t>
+      </w:r>
+      <w:r>
+        <w:rPr>
+          <w:rFonts w:ascii="Arial" w:hAnsi="Arial" w:eastAsia="Arial" w:cs="Arial"/>
+          <w:b w:val="0"/>
+          <w:i w:val="0"/>
+          <w:sz w:val="21"/>
+          <w:vertAlign w:val="subscript"/>
+        </w:rPr>
+        <w:t>sc</w:t>
+      </w:r>
+      <w:r>
+        <w:rPr>
+          <w:rFonts w:ascii="Arial" w:hAnsi="Arial" w:eastAsia="Arial" w:cs="Arial"/>
+          <w:b w:val="0"/>
+          <w:i w:val="0"/>
+          <w:sz w:val="21"/>
+        </w:rPr>
+        <w:t xml:space="preserve"> rel 4 sekitar 20 %: PMT rel motor harus memperhitungkannya. Soal C6–C8, C12, dan C14 memakai Persamaan (5).</w:t>
       </w:r>
     </w:p>
     <w:p>
@@ -10473,7 +12128,9 @@
           <w:color w:val="1F3864"/>
           <w:sz w:val="28"/>
         </w:rPr>
-        <w:t>TEGANGAN, ARUS, DAN DAYA DALAM PER UNIT</w:t>
+        <w:t>TEGANGAN, ARUS, DAN DAYA</w:t>
+        <w:br/>
+        <w:t>DALAM PER UNIT</w:t>
       </w:r>
     </w:p>
     <w:p>
@@ -10488,7 +12145,45 @@
           <w:i w:val="0"/>
           <w:sz w:val="22"/>
         </w:rPr>
-        <w:t>Per unit bukan hanya untuk hubung singkat: tegangan rel, arus beban, aliran daya, dan rugi juga dinyatakan dalam pu, dan semua rumus rangkaian per fasa berlaku tanpa √3. Persamaan (6) mengulang hubungan V_s = V_r + I·Z dan S = V·I* dalam pu, dan Gambar 6 menggambar fasornya untuk beban contoh.</w:t>
+        <w:t>Per unit bukan hanya untuk hubung singkat: tegangan rel, arus beban, aliran daya, dan rugi juga dinyatakan dalam pu, dan semua rumus rangkaian per fasa berlaku tanpa √3. Persamaan (6) mengulang hubungan V</w:t>
+      </w:r>
+      <w:r>
+        <w:rPr>
+          <w:rFonts w:ascii="Arial" w:hAnsi="Arial" w:eastAsia="Arial" w:cs="Arial"/>
+          <w:b w:val="0"/>
+          <w:i w:val="0"/>
+          <w:sz w:val="22"/>
+          <w:vertAlign w:val="subscript"/>
+        </w:rPr>
+        <w:t>s</w:t>
+      </w:r>
+      <w:r>
+        <w:rPr>
+          <w:rFonts w:ascii="Arial" w:hAnsi="Arial" w:eastAsia="Arial" w:cs="Arial"/>
+          <w:b w:val="0"/>
+          <w:i w:val="0"/>
+          <w:sz w:val="22"/>
+        </w:rPr>
+        <w:t xml:space="preserve"> = V</w:t>
+      </w:r>
+      <w:r>
+        <w:rPr>
+          <w:rFonts w:ascii="Arial" w:hAnsi="Arial" w:eastAsia="Arial" w:cs="Arial"/>
+          <w:b w:val="0"/>
+          <w:i w:val="0"/>
+          <w:sz w:val="22"/>
+          <w:vertAlign w:val="subscript"/>
+        </w:rPr>
+        <w:t>r</w:t>
+      </w:r>
+      <w:r>
+        <w:rPr>
+          <w:rFonts w:ascii="Arial" w:hAnsi="Arial" w:eastAsia="Arial" w:cs="Arial"/>
+          <w:b w:val="0"/>
+          <w:i w:val="0"/>
+          <w:sz w:val="22"/>
+        </w:rPr>
+        <w:t xml:space="preserve"> + I·Z dan S = V·I* dalam pu, dan Gambar 6 menggambar fasornya untuk beban contoh.</w:t>
       </w:r>
     </w:p>
     <w:p>
@@ -10544,7 +12239,83 @@
           <w:i w:val="0"/>
           <w:sz w:val="20"/>
         </w:rPr>
-        <w:t>Gambar 6 — Fasor tegangan dan arus dalam per unit: V_s = V_r + I·Z. Dengan V_r = 1∠0 sebagai acuan, beban 0,8 pu pf 0,9 tertinggal lewat saluran 0,04 + j0,16 pu memerlukan V_s = 1,0893 pu; hukum yang sama dengan Modul 6 dan 10, kini tanpa √3 dan tanpa rasio trafo.</w:t>
+        <w:t>Gambar 6 — Fasor tegangan dan arus dalam per unit: V</w:t>
+      </w:r>
+      <w:r>
+        <w:rPr>
+          <w:rFonts w:ascii="Arial" w:hAnsi="Arial" w:eastAsia="Arial" w:cs="Arial"/>
+          <w:b/>
+          <w:i w:val="0"/>
+          <w:sz w:val="20"/>
+          <w:vertAlign w:val="subscript"/>
+        </w:rPr>
+        <w:t>s</w:t>
+      </w:r>
+      <w:r>
+        <w:rPr>
+          <w:rFonts w:ascii="Arial" w:hAnsi="Arial" w:eastAsia="Arial" w:cs="Arial"/>
+          <w:b/>
+          <w:i w:val="0"/>
+          <w:sz w:val="20"/>
+        </w:rPr>
+        <w:t xml:space="preserve"> = V</w:t>
+      </w:r>
+      <w:r>
+        <w:rPr>
+          <w:rFonts w:ascii="Arial" w:hAnsi="Arial" w:eastAsia="Arial" w:cs="Arial"/>
+          <w:b/>
+          <w:i w:val="0"/>
+          <w:sz w:val="20"/>
+          <w:vertAlign w:val="subscript"/>
+        </w:rPr>
+        <w:t>r</w:t>
+      </w:r>
+      <w:r>
+        <w:rPr>
+          <w:rFonts w:ascii="Arial" w:hAnsi="Arial" w:eastAsia="Arial" w:cs="Arial"/>
+          <w:b/>
+          <w:i w:val="0"/>
+          <w:sz w:val="20"/>
+        </w:rPr>
+        <w:t xml:space="preserve"> + I·Z. Dengan V</w:t>
+      </w:r>
+      <w:r>
+        <w:rPr>
+          <w:rFonts w:ascii="Arial" w:hAnsi="Arial" w:eastAsia="Arial" w:cs="Arial"/>
+          <w:b/>
+          <w:i w:val="0"/>
+          <w:sz w:val="20"/>
+          <w:vertAlign w:val="subscript"/>
+        </w:rPr>
+        <w:t>r</w:t>
+      </w:r>
+      <w:r>
+        <w:rPr>
+          <w:rFonts w:ascii="Arial" w:hAnsi="Arial" w:eastAsia="Arial" w:cs="Arial"/>
+          <w:b/>
+          <w:i w:val="0"/>
+          <w:sz w:val="20"/>
+        </w:rPr>
+        <w:t xml:space="preserve"> = 1∠0 sebagai acuan, beban 0,8 pu pf 0,9 tertinggal lewat saluran 0,04 + j0,16 pu memerlukan V</w:t>
+      </w:r>
+      <w:r>
+        <w:rPr>
+          <w:rFonts w:ascii="Arial" w:hAnsi="Arial" w:eastAsia="Arial" w:cs="Arial"/>
+          <w:b/>
+          <w:i w:val="0"/>
+          <w:sz w:val="20"/>
+          <w:vertAlign w:val="subscript"/>
+        </w:rPr>
+        <w:t>s</w:t>
+      </w:r>
+      <w:r>
+        <w:rPr>
+          <w:rFonts w:ascii="Arial" w:hAnsi="Arial" w:eastAsia="Arial" w:cs="Arial"/>
+          <w:b/>
+          <w:i w:val="0"/>
+          <w:sz w:val="20"/>
+        </w:rPr>
+        <w:t xml:space="preserve"> = 1,0893 pu; hukum yang sama dengan Modul 6 dan 10, kini tanpa √3 dan tanpa rasio trafo.</w:t>
       </w:r>
     </w:p>
     <w:p>
@@ -10699,7 +12470,26 @@
           <w:i w:val="0"/>
           <w:sz w:val="22"/>
         </w:rPr>
-        <w:t>Beban resistif 0,8 pu pada V_r = 1∠0 lewat 0,04 + j0,16 pu: |V</w:t>
+        <w:t>Beban resistif 0,8 pu pada V</w:t>
+      </w:r>
+      <w:r>
+        <w:rPr>
+          <w:rFonts w:ascii="Arial" w:hAnsi="Arial" w:eastAsia="Arial" w:cs="Arial"/>
+          <w:b w:val="0"/>
+          <w:i w:val="0"/>
+          <w:sz w:val="22"/>
+          <w:vertAlign w:val="subscript"/>
+        </w:rPr>
+        <w:t>r</w:t>
+      </w:r>
+      <w:r>
+        <w:rPr>
+          <w:rFonts w:ascii="Arial" w:hAnsi="Arial" w:eastAsia="Arial" w:cs="Arial"/>
+          <w:b w:val="0"/>
+          <w:i w:val="0"/>
+          <w:sz w:val="22"/>
+        </w:rPr>
+        <w:t xml:space="preserve"> = 1∠0 lewat 0,04 + j0,16 pu: |V</w:t>
       </w:r>
       <w:r>
         <w:rPr>
@@ -10799,7 +12589,112 @@
           <w:i w:val="0"/>
           <w:sz w:val="22"/>
         </w:rPr>
-        <w:t xml:space="preserve"> — Dalam per unit, hubungan tegangan–arus–daya per fasa berlaku langsung untuk sistem tiga fasa: S_pu = V_pu·I_pu* tanpa faktor 3 atau √3, dan V_s = V_r + I·Z melewati trafo tanpa mengalikan rasio. Hasil aliran daya (Modul 14) dilaporkan dalam pu: tegangan rel 0,95–1,05, aliran cabang dalam pu MVA; untuk pelaporan ke lapangan dikalikan kembali dengan dasar tingkatnya.</w:t>
+        <w:t xml:space="preserve"> — Dalam per unit, hubungan tegangan–arus–daya per fasa berlaku langsung untuk sistem tiga fasa: S</w:t>
+      </w:r>
+      <w:r>
+        <w:rPr>
+          <w:rFonts w:ascii="Arial" w:hAnsi="Arial" w:eastAsia="Arial" w:cs="Arial"/>
+          <w:b w:val="0"/>
+          <w:i w:val="0"/>
+          <w:sz w:val="22"/>
+          <w:vertAlign w:val="subscript"/>
+        </w:rPr>
+        <w:t>pu</w:t>
+      </w:r>
+      <w:r>
+        <w:rPr>
+          <w:rFonts w:ascii="Arial" w:hAnsi="Arial" w:eastAsia="Arial" w:cs="Arial"/>
+          <w:b w:val="0"/>
+          <w:i w:val="0"/>
+          <w:sz w:val="22"/>
+        </w:rPr>
+        <w:t xml:space="preserve"> = V</w:t>
+      </w:r>
+      <w:r>
+        <w:rPr>
+          <w:rFonts w:ascii="Arial" w:hAnsi="Arial" w:eastAsia="Arial" w:cs="Arial"/>
+          <w:b w:val="0"/>
+          <w:i w:val="0"/>
+          <w:sz w:val="22"/>
+          <w:vertAlign w:val="subscript"/>
+        </w:rPr>
+        <w:t>pu</w:t>
+      </w:r>
+      <w:r>
+        <w:rPr>
+          <w:rFonts w:ascii="Arial" w:hAnsi="Arial" w:eastAsia="Arial" w:cs="Arial"/>
+          <w:b w:val="0"/>
+          <w:i w:val="0"/>
+          <w:sz w:val="22"/>
+        </w:rPr>
+        <w:t>·I</w:t>
+      </w:r>
+      <w:r>
+        <w:rPr>
+          <w:rFonts w:ascii="Arial" w:hAnsi="Arial" w:eastAsia="Arial" w:cs="Arial"/>
+          <w:b w:val="0"/>
+          <w:i w:val="0"/>
+          <w:sz w:val="22"/>
+          <w:vertAlign w:val="subscript"/>
+        </w:rPr>
+        <w:t>pu</w:t>
+      </w:r>
+      <w:r>
+        <w:rPr>
+          <w:rFonts w:ascii="Arial" w:hAnsi="Arial" w:eastAsia="Arial" w:cs="Arial"/>
+          <w:b w:val="0"/>
+          <w:i w:val="0"/>
+          <w:sz w:val="22"/>
+          <w:vertAlign w:val="superscript"/>
+        </w:rPr>
+        <w:t>*</w:t>
+      </w:r>
+      <w:r>
+        <w:rPr>
+          <w:rFonts w:ascii="Arial" w:hAnsi="Arial" w:eastAsia="Arial" w:cs="Arial"/>
+          <w:b w:val="0"/>
+          <w:i w:val="0"/>
+          <w:sz w:val="22"/>
+        </w:rPr>
+        <w:t xml:space="preserve"> tanpa faktor 3 atau √3, dan V</w:t>
+      </w:r>
+      <w:r>
+        <w:rPr>
+          <w:rFonts w:ascii="Arial" w:hAnsi="Arial" w:eastAsia="Arial" w:cs="Arial"/>
+          <w:b w:val="0"/>
+          <w:i w:val="0"/>
+          <w:sz w:val="22"/>
+          <w:vertAlign w:val="subscript"/>
+        </w:rPr>
+        <w:t>s</w:t>
+      </w:r>
+      <w:r>
+        <w:rPr>
+          <w:rFonts w:ascii="Arial" w:hAnsi="Arial" w:eastAsia="Arial" w:cs="Arial"/>
+          <w:b w:val="0"/>
+          <w:i w:val="0"/>
+          <w:sz w:val="22"/>
+        </w:rPr>
+        <w:t xml:space="preserve"> = V</w:t>
+      </w:r>
+      <w:r>
+        <w:rPr>
+          <w:rFonts w:ascii="Arial" w:hAnsi="Arial" w:eastAsia="Arial" w:cs="Arial"/>
+          <w:b w:val="0"/>
+          <w:i w:val="0"/>
+          <w:sz w:val="22"/>
+          <w:vertAlign w:val="subscript"/>
+        </w:rPr>
+        <w:t>r</w:t>
+      </w:r>
+      <w:r>
+        <w:rPr>
+          <w:rFonts w:ascii="Arial" w:hAnsi="Arial" w:eastAsia="Arial" w:cs="Arial"/>
+          <w:b w:val="0"/>
+          <w:i w:val="0"/>
+          <w:sz w:val="22"/>
+        </w:rPr>
+        <w:t xml:space="preserve"> + I·Z melewati trafo tanpa mengalikan rasio. Hasil aliran daya (Modul 14) dilaporkan dalam pu: tegangan rel 0,95–1,05, aliran cabang dalam pu MVA; untuk pelaporan ke lapangan dikalikan kembali dengan dasar tingkatnya.</w:t>
       </w:r>
     </w:p>
     <w:p>
@@ -10885,7 +12780,7 @@
           <w:i w:val="0"/>
           <w:sz w:val="21"/>
         </w:rPr>
-        <w:t>: Daya semu beban dibagi S_base</w:t>
+        <w:t>: Daya semu beban dibagi Sbase</w:t>
       </w:r>
     </w:p>
     <w:p>
@@ -10951,7 +12846,45 @@
           <w:i w:val="0"/>
           <w:sz w:val="22"/>
         </w:rPr>
-        <w:t>Sudut tetap dalam derajat; hanya besar yang diskalakan. V_r sebagai acuan 1∠0 memudahkan: I = I∠−φ, V_s = 1 + I·Z.</w:t>
+        <w:t>Sudut tetap dalam derajat; hanya besar yang diskalakan. V</w:t>
+      </w:r>
+      <w:r>
+        <w:rPr>
+          <w:rFonts w:ascii="Arial" w:hAnsi="Arial" w:eastAsia="Arial" w:cs="Arial"/>
+          <w:b w:val="0"/>
+          <w:i w:val="0"/>
+          <w:sz w:val="22"/>
+          <w:vertAlign w:val="subscript"/>
+        </w:rPr>
+        <w:t>r</w:t>
+      </w:r>
+      <w:r>
+        <w:rPr>
+          <w:rFonts w:ascii="Arial" w:hAnsi="Arial" w:eastAsia="Arial" w:cs="Arial"/>
+          <w:b w:val="0"/>
+          <w:i w:val="0"/>
+          <w:sz w:val="22"/>
+        </w:rPr>
+        <w:t xml:space="preserve"> sebagai acuan 1∠0 memudahkan: I = I∠−φ, V</w:t>
+      </w:r>
+      <w:r>
+        <w:rPr>
+          <w:rFonts w:ascii="Arial" w:hAnsi="Arial" w:eastAsia="Arial" w:cs="Arial"/>
+          <w:b w:val="0"/>
+          <w:i w:val="0"/>
+          <w:sz w:val="22"/>
+          <w:vertAlign w:val="subscript"/>
+        </w:rPr>
+        <w:t>s</w:t>
+      </w:r>
+      <w:r>
+        <w:rPr>
+          <w:rFonts w:ascii="Arial" w:hAnsi="Arial" w:eastAsia="Arial" w:cs="Arial"/>
+          <w:b w:val="0"/>
+          <w:i w:val="0"/>
+          <w:sz w:val="22"/>
+        </w:rPr>
+        <w:t xml:space="preserve"> = 1 + I·Z.</w:t>
       </w:r>
     </w:p>
     <w:p>
@@ -10984,7 +12917,83 @@
           <w:i w:val="0"/>
           <w:sz w:val="22"/>
         </w:rPr>
-        <w:t>(|V_s| − |V_r|)/|V_r| × 100 % pada beban penuh; dalam pu langsung terbaca dari |V_s| − 1.</w:t>
+        <w:t>(|V</w:t>
+      </w:r>
+      <w:r>
+        <w:rPr>
+          <w:rFonts w:ascii="Arial" w:hAnsi="Arial" w:eastAsia="Arial" w:cs="Arial"/>
+          <w:b w:val="0"/>
+          <w:i w:val="0"/>
+          <w:sz w:val="22"/>
+          <w:vertAlign w:val="subscript"/>
+        </w:rPr>
+        <w:t>s</w:t>
+      </w:r>
+      <w:r>
+        <w:rPr>
+          <w:rFonts w:ascii="Arial" w:hAnsi="Arial" w:eastAsia="Arial" w:cs="Arial"/>
+          <w:b w:val="0"/>
+          <w:i w:val="0"/>
+          <w:sz w:val="22"/>
+        </w:rPr>
+        <w:t>| − |V</w:t>
+      </w:r>
+      <w:r>
+        <w:rPr>
+          <w:rFonts w:ascii="Arial" w:hAnsi="Arial" w:eastAsia="Arial" w:cs="Arial"/>
+          <w:b w:val="0"/>
+          <w:i w:val="0"/>
+          <w:sz w:val="22"/>
+          <w:vertAlign w:val="subscript"/>
+        </w:rPr>
+        <w:t>r</w:t>
+      </w:r>
+      <w:r>
+        <w:rPr>
+          <w:rFonts w:ascii="Arial" w:hAnsi="Arial" w:eastAsia="Arial" w:cs="Arial"/>
+          <w:b w:val="0"/>
+          <w:i w:val="0"/>
+          <w:sz w:val="22"/>
+        </w:rPr>
+        <w:t>|)/|V</w:t>
+      </w:r>
+      <w:r>
+        <w:rPr>
+          <w:rFonts w:ascii="Arial" w:hAnsi="Arial" w:eastAsia="Arial" w:cs="Arial"/>
+          <w:b w:val="0"/>
+          <w:i w:val="0"/>
+          <w:sz w:val="22"/>
+          <w:vertAlign w:val="subscript"/>
+        </w:rPr>
+        <w:t>r</w:t>
+      </w:r>
+      <w:r>
+        <w:rPr>
+          <w:rFonts w:ascii="Arial" w:hAnsi="Arial" w:eastAsia="Arial" w:cs="Arial"/>
+          <w:b w:val="0"/>
+          <w:i w:val="0"/>
+          <w:sz w:val="22"/>
+        </w:rPr>
+        <w:t>| × 100 % pada beban penuh; dalam pu langsung terbaca dari |V</w:t>
+      </w:r>
+      <w:r>
+        <w:rPr>
+          <w:rFonts w:ascii="Arial" w:hAnsi="Arial" w:eastAsia="Arial" w:cs="Arial"/>
+          <w:b w:val="0"/>
+          <w:i w:val="0"/>
+          <w:sz w:val="22"/>
+          <w:vertAlign w:val="subscript"/>
+        </w:rPr>
+        <w:t>s</w:t>
+      </w:r>
+      <w:r>
+        <w:rPr>
+          <w:rFonts w:ascii="Arial" w:hAnsi="Arial" w:eastAsia="Arial" w:cs="Arial"/>
+          <w:b w:val="0"/>
+          <w:i w:val="0"/>
+          <w:sz w:val="22"/>
+        </w:rPr>
+        <w:t>| − 1.</w:t>
       </w:r>
     </w:p>
     <w:p>
@@ -11017,7 +13026,64 @@
           <w:i w:val="0"/>
           <w:sz w:val="22"/>
         </w:rPr>
-        <w:t>P_pu = V I cos φ, Q_pu = V I sin φ; rugi ruas I²R pu × S_base = MW; 0,01 pu pada 100 MVA = 1 MW.</w:t>
+        <w:t>P</w:t>
+      </w:r>
+      <w:r>
+        <w:rPr>
+          <w:rFonts w:ascii="Arial" w:hAnsi="Arial" w:eastAsia="Arial" w:cs="Arial"/>
+          <w:b w:val="0"/>
+          <w:i w:val="0"/>
+          <w:sz w:val="22"/>
+          <w:vertAlign w:val="subscript"/>
+        </w:rPr>
+        <w:t>pu</w:t>
+      </w:r>
+      <w:r>
+        <w:rPr>
+          <w:rFonts w:ascii="Arial" w:hAnsi="Arial" w:eastAsia="Arial" w:cs="Arial"/>
+          <w:b w:val="0"/>
+          <w:i w:val="0"/>
+          <w:sz w:val="22"/>
+        </w:rPr>
+        <w:t xml:space="preserve"> = V I cos φ, Q</w:t>
+      </w:r>
+      <w:r>
+        <w:rPr>
+          <w:rFonts w:ascii="Arial" w:hAnsi="Arial" w:eastAsia="Arial" w:cs="Arial"/>
+          <w:b w:val="0"/>
+          <w:i w:val="0"/>
+          <w:sz w:val="22"/>
+          <w:vertAlign w:val="subscript"/>
+        </w:rPr>
+        <w:t>pu</w:t>
+      </w:r>
+      <w:r>
+        <w:rPr>
+          <w:rFonts w:ascii="Arial" w:hAnsi="Arial" w:eastAsia="Arial" w:cs="Arial"/>
+          <w:b w:val="0"/>
+          <w:i w:val="0"/>
+          <w:sz w:val="22"/>
+        </w:rPr>
+        <w:t xml:space="preserve"> = V I sin φ; rugi ruas I²R pu × S</w:t>
+      </w:r>
+      <w:r>
+        <w:rPr>
+          <w:rFonts w:ascii="Arial" w:hAnsi="Arial" w:eastAsia="Arial" w:cs="Arial"/>
+          <w:b w:val="0"/>
+          <w:i w:val="0"/>
+          <w:sz w:val="22"/>
+          <w:vertAlign w:val="subscript"/>
+        </w:rPr>
+        <w:t>base</w:t>
+      </w:r>
+      <w:r>
+        <w:rPr>
+          <w:rFonts w:ascii="Arial" w:hAnsi="Arial" w:eastAsia="Arial" w:cs="Arial"/>
+          <w:b w:val="0"/>
+          <w:i w:val="0"/>
+          <w:sz w:val="22"/>
+        </w:rPr>
+        <w:t xml:space="preserve"> = MW; 0,01 pu pada 100 MVA = 1 MW.</w:t>
       </w:r>
     </w:p>
     <w:p>
@@ -11116,7 +13182,45 @@
           <w:i w:val="0"/>
           <w:sz w:val="22"/>
         </w:rPr>
-        <w:t>Persamaan aliran daya ditulis seluruhnya dalam pu: Y_bus dari 1/Z_pu, P dan Q dalam pu, tegangan rel dalam pu; modul ini menyiapkan semua masukannya.</w:t>
+        <w:t>Persamaan aliran daya ditulis seluruhnya dalam pu: Y</w:t>
+      </w:r>
+      <w:r>
+        <w:rPr>
+          <w:rFonts w:ascii="Arial" w:hAnsi="Arial" w:eastAsia="Arial" w:cs="Arial"/>
+          <w:b w:val="0"/>
+          <w:i w:val="0"/>
+          <w:sz w:val="22"/>
+          <w:vertAlign w:val="subscript"/>
+        </w:rPr>
+        <w:t>bus</w:t>
+      </w:r>
+      <w:r>
+        <w:rPr>
+          <w:rFonts w:ascii="Arial" w:hAnsi="Arial" w:eastAsia="Arial" w:cs="Arial"/>
+          <w:b w:val="0"/>
+          <w:i w:val="0"/>
+          <w:sz w:val="22"/>
+        </w:rPr>
+        <w:t xml:space="preserve"> dari 1/Z</w:t>
+      </w:r>
+      <w:r>
+        <w:rPr>
+          <w:rFonts w:ascii="Arial" w:hAnsi="Arial" w:eastAsia="Arial" w:cs="Arial"/>
+          <w:b w:val="0"/>
+          <w:i w:val="0"/>
+          <w:sz w:val="22"/>
+          <w:vertAlign w:val="subscript"/>
+        </w:rPr>
+        <w:t>pu</w:t>
+      </w:r>
+      <w:r>
+        <w:rPr>
+          <w:rFonts w:ascii="Arial" w:hAnsi="Arial" w:eastAsia="Arial" w:cs="Arial"/>
+          <w:b w:val="0"/>
+          <w:i w:val="0"/>
+          <w:sz w:val="22"/>
+        </w:rPr>
+        <w:t>, P dan Q dalam pu, tegangan rel dalam pu; modul ini menyiapkan semua masukannya.</w:t>
       </w:r>
     </w:p>
     <w:p>
@@ -11132,7 +13236,7 @@
           <w:i w:val="0"/>
           <w:sz w:val="20"/>
         </w:rPr>
-        <w:t>Tabel 6. Kasus (V_r = 1∠0, saluran 0,04 + j0,16 pu): I (pu), pf, I·Z (pu), |V_s| (pu), Regulasi (%).</w:t>
+        <w:t>Tabel 6. Kasus (Vr = 1∠0, saluran 0,04 + j0,16 pu): I (pu), pf, I·Z (pu), |Vs| (pu), Regulasi (%).</w:t>
       </w:r>
     </w:p>
     <w:tbl>
@@ -11167,7 +13271,26 @@
                 <w:i w:val="0"/>
                 <w:sz w:val="18"/>
               </w:rPr>
-              <w:t>Kasus (V_r = 1∠0, saluran 0,04 + j0,16 pu)</w:t>
+              <w:t>Kasus (V</w:t>
+            </w:r>
+            <w:r>
+              <w:rPr>
+                <w:rFonts w:ascii="Arial" w:hAnsi="Arial" w:eastAsia="Arial" w:cs="Arial"/>
+                <w:b/>
+                <w:i w:val="0"/>
+                <w:sz w:val="18"/>
+                <w:vertAlign w:val="subscript"/>
+              </w:rPr>
+              <w:t>r</w:t>
+            </w:r>
+            <w:r>
+              <w:rPr>
+                <w:rFonts w:ascii="Arial" w:hAnsi="Arial" w:eastAsia="Arial" w:cs="Arial"/>
+                <w:b/>
+                <w:i w:val="0"/>
+                <w:sz w:val="18"/>
+              </w:rPr>
+              <w:t xml:space="preserve"> = 1∠0, saluran 0,04 + j0,16 pu)</w:t>
             </w:r>
           </w:p>
         </w:tc>
@@ -11247,7 +13370,26 @@
                 <w:i w:val="0"/>
                 <w:sz w:val="18"/>
               </w:rPr>
-              <w:t>|V_s| (pu)</w:t>
+              <w:t>|V</w:t>
+            </w:r>
+            <w:r>
+              <w:rPr>
+                <w:rFonts w:ascii="Arial" w:hAnsi="Arial" w:eastAsia="Arial" w:cs="Arial"/>
+                <w:b/>
+                <w:i w:val="0"/>
+                <w:sz w:val="18"/>
+                <w:vertAlign w:val="subscript"/>
+              </w:rPr>
+              <w:t>s</w:t>
+            </w:r>
+            <w:r>
+              <w:rPr>
+                <w:rFonts w:ascii="Arial" w:hAnsi="Arial" w:eastAsia="Arial" w:cs="Arial"/>
+                <w:b/>
+                <w:i w:val="0"/>
+                <w:sz w:val="18"/>
+              </w:rPr>
+              <w:t>| (pu)</w:t>
             </w:r>
           </w:p>
         </w:tc>
@@ -11893,7 +14035,26 @@
           <w:i w:val="0"/>
           <w:sz w:val="21"/>
         </w:rPr>
-        <w:t xml:space="preserve"> beban induktif menaikkan V_s yang diperlukan (jatuh tegangan besar), beban kapasitif menurunkannya sampai di bawah 1 (tegangan terima lebih tinggi daripada kirim): inilah efek kompensasi Modul 10 dalam bahasa pu. Soal C9, C10, dan C15 memakai Persamaan (6).</w:t>
+        <w:t xml:space="preserve"> beban induktif menaikkan V</w:t>
+      </w:r>
+      <w:r>
+        <w:rPr>
+          <w:rFonts w:ascii="Arial" w:hAnsi="Arial" w:eastAsia="Arial" w:cs="Arial"/>
+          <w:b w:val="0"/>
+          <w:i w:val="0"/>
+          <w:sz w:val="21"/>
+          <w:vertAlign w:val="subscript"/>
+        </w:rPr>
+        <w:t>s</w:t>
+      </w:r>
+      <w:r>
+        <w:rPr>
+          <w:rFonts w:ascii="Arial" w:hAnsi="Arial" w:eastAsia="Arial" w:cs="Arial"/>
+          <w:b w:val="0"/>
+          <w:i w:val="0"/>
+          <w:sz w:val="21"/>
+        </w:rPr>
+        <w:t xml:space="preserve"> yang diperlukan (jatuh tegangan besar), beban kapasitif menurunkannya sampai di bawah 1 (tegangan terima lebih tinggi daripada kirim): inilah efek kompensasi Modul 10 dalam bahasa pu. Soal C9, C10, dan C15 memakai Persamaan (6).</w:t>
       </w:r>
     </w:p>
     <w:p>
@@ -11909,7 +14070,9 @@
           <w:color w:val="1F3864"/>
           <w:sz w:val="28"/>
         </w:rPr>
-        <w:t>ANIMASI INTERAKTIF SLD DAN PER UNIT</w:t>
+        <w:t>ANIMASI INTERAKTIF</w:t>
+        <w:br/>
+        <w:t>SLD DAN PER UNIT</w:t>
       </w:r>
     </w:p>
     <w:p>
@@ -11984,7 +14147,64 @@
           <w:i w:val="0"/>
           <w:sz w:val="21"/>
         </w:rPr>
-        <w:t xml:space="preserve"> Baris atas SLD dengan pengenal, baris bawah diagram reaktansi pada dasar 100 MVA; rel yang dipilih berkedip merah dengan X_th, I_sc (pu dan kA), dan S_sc di bawahnya.</w:t>
+        <w:t xml:space="preserve"> Baris atas SLD dengan pengenal, baris bawah diagram reaktansi pada dasar 100 MVA; rel yang dipilih berkedip merah dengan X</w:t>
+      </w:r>
+      <w:r>
+        <w:rPr>
+          <w:rFonts w:ascii="Arial" w:hAnsi="Arial" w:eastAsia="Arial" w:cs="Arial"/>
+          <w:b w:val="0"/>
+          <w:i w:val="0"/>
+          <w:sz w:val="21"/>
+          <w:vertAlign w:val="subscript"/>
+        </w:rPr>
+        <w:t>th</w:t>
+      </w:r>
+      <w:r>
+        <w:rPr>
+          <w:rFonts w:ascii="Arial" w:hAnsi="Arial" w:eastAsia="Arial" w:cs="Arial"/>
+          <w:b w:val="0"/>
+          <w:i w:val="0"/>
+          <w:sz w:val="21"/>
+        </w:rPr>
+        <w:t>, I</w:t>
+      </w:r>
+      <w:r>
+        <w:rPr>
+          <w:rFonts w:ascii="Arial" w:hAnsi="Arial" w:eastAsia="Arial" w:cs="Arial"/>
+          <w:b w:val="0"/>
+          <w:i w:val="0"/>
+          <w:sz w:val="21"/>
+          <w:vertAlign w:val="subscript"/>
+        </w:rPr>
+        <w:t>sc</w:t>
+      </w:r>
+      <w:r>
+        <w:rPr>
+          <w:rFonts w:ascii="Arial" w:hAnsi="Arial" w:eastAsia="Arial" w:cs="Arial"/>
+          <w:b w:val="0"/>
+          <w:i w:val="0"/>
+          <w:sz w:val="21"/>
+        </w:rPr>
+        <w:t xml:space="preserve"> (pu dan kA), dan S</w:t>
+      </w:r>
+      <w:r>
+        <w:rPr>
+          <w:rFonts w:ascii="Arial" w:hAnsi="Arial" w:eastAsia="Arial" w:cs="Arial"/>
+          <w:b w:val="0"/>
+          <w:i w:val="0"/>
+          <w:sz w:val="21"/>
+          <w:vertAlign w:val="subscript"/>
+        </w:rPr>
+        <w:t>sc</w:t>
+      </w:r>
+      <w:r>
+        <w:rPr>
+          <w:rFonts w:ascii="Arial" w:hAnsi="Arial" w:eastAsia="Arial" w:cs="Arial"/>
+          <w:b w:val="0"/>
+          <w:i w:val="0"/>
+          <w:sz w:val="21"/>
+        </w:rPr>
+        <w:t xml:space="preserve"> di bawahnya.</w:t>
       </w:r>
       <w:r>
         <w:br/>
@@ -12014,7 +14234,83 @@
           <w:i w:val="0"/>
           <w:sz w:val="21"/>
         </w:rPr>
-        <w:t>: X_th mengecil, I_sc pu naik, dan kA melonjak karena I_base 13,8 kV besar. (2) Perbesar S generator dengan X'' tetap: X_g pu turun, arus gangguan naik. (3) Perpanjang saluran: hanya rel 3 yang berubah. Soal C1–C4, C6–C8, C11, dan C12.</w:t>
+        <w:t>: X</w:t>
+      </w:r>
+      <w:r>
+        <w:rPr>
+          <w:rFonts w:ascii="Arial" w:hAnsi="Arial" w:eastAsia="Arial" w:cs="Arial"/>
+          <w:b w:val="0"/>
+          <w:i w:val="0"/>
+          <w:sz w:val="21"/>
+          <w:vertAlign w:val="subscript"/>
+        </w:rPr>
+        <w:t>th</w:t>
+      </w:r>
+      <w:r>
+        <w:rPr>
+          <w:rFonts w:ascii="Arial" w:hAnsi="Arial" w:eastAsia="Arial" w:cs="Arial"/>
+          <w:b w:val="0"/>
+          <w:i w:val="0"/>
+          <w:sz w:val="21"/>
+        </w:rPr>
+        <w:t xml:space="preserve"> mengecil, I</w:t>
+      </w:r>
+      <w:r>
+        <w:rPr>
+          <w:rFonts w:ascii="Arial" w:hAnsi="Arial" w:eastAsia="Arial" w:cs="Arial"/>
+          <w:b w:val="0"/>
+          <w:i w:val="0"/>
+          <w:sz w:val="21"/>
+          <w:vertAlign w:val="subscript"/>
+        </w:rPr>
+        <w:t>sc</w:t>
+      </w:r>
+      <w:r>
+        <w:rPr>
+          <w:rFonts w:ascii="Arial" w:hAnsi="Arial" w:eastAsia="Arial" w:cs="Arial"/>
+          <w:b w:val="0"/>
+          <w:i w:val="0"/>
+          <w:sz w:val="21"/>
+        </w:rPr>
+        <w:t xml:space="preserve"> pu naik, dan kA melonjak karena I</w:t>
+      </w:r>
+      <w:r>
+        <w:rPr>
+          <w:rFonts w:ascii="Arial" w:hAnsi="Arial" w:eastAsia="Arial" w:cs="Arial"/>
+          <w:b w:val="0"/>
+          <w:i w:val="0"/>
+          <w:sz w:val="21"/>
+          <w:vertAlign w:val="subscript"/>
+        </w:rPr>
+        <w:t>base</w:t>
+      </w:r>
+      <w:r>
+        <w:rPr>
+          <w:rFonts w:ascii="Arial" w:hAnsi="Arial" w:eastAsia="Arial" w:cs="Arial"/>
+          <w:b w:val="0"/>
+          <w:i w:val="0"/>
+          <w:sz w:val="21"/>
+        </w:rPr>
+        <w:t xml:space="preserve"> 13,8 kV besar. (2) Perbesar S generator dengan X″ tetap: X</w:t>
+      </w:r>
+      <w:r>
+        <w:rPr>
+          <w:rFonts w:ascii="Arial" w:hAnsi="Arial" w:eastAsia="Arial" w:cs="Arial"/>
+          <w:b w:val="0"/>
+          <w:i w:val="0"/>
+          <w:sz w:val="21"/>
+          <w:vertAlign w:val="subscript"/>
+        </w:rPr>
+        <w:t>g</w:t>
+      </w:r>
+      <w:r>
+        <w:rPr>
+          <w:rFonts w:ascii="Arial" w:hAnsi="Arial" w:eastAsia="Arial" w:cs="Arial"/>
+          <w:b w:val="0"/>
+          <w:i w:val="0"/>
+          <w:sz w:val="21"/>
+        </w:rPr>
+        <w:t xml:space="preserve"> pu turun, arus gangguan naik. (3) Perpanjang saluran: hanya rel 3 yang berubah. Soal C1–C4, C6–C8, C11, dan C12.</w:t>
       </w:r>
     </w:p>
     <w:p>
@@ -12074,7 +14370,64 @@
           <w:i w:val="0"/>
           <w:sz w:val="21"/>
         </w:rPr>
-        <w:t xml:space="preserve"> Kiri: empat besaran dasar (dua dipilih, dua turunan) dan konversi saluran (Ω → pu) serta generator (pu → pu). Kanan: Z_pu saluran terhadap S_base pada V_base yang dipilih; titik kuning pilihan Anda.</w:t>
+        <w:t xml:space="preserve"> Kiri: empat besaran dasar (dua dipilih, dua turunan) dan konversi saluran (Ω → pu) serta generator (pu → pu). Kanan: Z</w:t>
+      </w:r>
+      <w:r>
+        <w:rPr>
+          <w:rFonts w:ascii="Arial" w:hAnsi="Arial" w:eastAsia="Arial" w:cs="Arial"/>
+          <w:b w:val="0"/>
+          <w:i w:val="0"/>
+          <w:sz w:val="21"/>
+          <w:vertAlign w:val="subscript"/>
+        </w:rPr>
+        <w:t>pu</w:t>
+      </w:r>
+      <w:r>
+        <w:rPr>
+          <w:rFonts w:ascii="Arial" w:hAnsi="Arial" w:eastAsia="Arial" w:cs="Arial"/>
+          <w:b w:val="0"/>
+          <w:i w:val="0"/>
+          <w:sz w:val="21"/>
+        </w:rPr>
+        <w:t xml:space="preserve"> saluran terhadap S</w:t>
+      </w:r>
+      <w:r>
+        <w:rPr>
+          <w:rFonts w:ascii="Arial" w:hAnsi="Arial" w:eastAsia="Arial" w:cs="Arial"/>
+          <w:b w:val="0"/>
+          <w:i w:val="0"/>
+          <w:sz w:val="21"/>
+          <w:vertAlign w:val="subscript"/>
+        </w:rPr>
+        <w:t>base</w:t>
+      </w:r>
+      <w:r>
+        <w:rPr>
+          <w:rFonts w:ascii="Arial" w:hAnsi="Arial" w:eastAsia="Arial" w:cs="Arial"/>
+          <w:b w:val="0"/>
+          <w:i w:val="0"/>
+          <w:sz w:val="21"/>
+        </w:rPr>
+        <w:t xml:space="preserve"> pada V</w:t>
+      </w:r>
+      <w:r>
+        <w:rPr>
+          <w:rFonts w:ascii="Arial" w:hAnsi="Arial" w:eastAsia="Arial" w:cs="Arial"/>
+          <w:b w:val="0"/>
+          <w:i w:val="0"/>
+          <w:sz w:val="21"/>
+          <w:vertAlign w:val="subscript"/>
+        </w:rPr>
+        <w:t>base</w:t>
+      </w:r>
+      <w:r>
+        <w:rPr>
+          <w:rFonts w:ascii="Arial" w:hAnsi="Arial" w:eastAsia="Arial" w:cs="Arial"/>
+          <w:b w:val="0"/>
+          <w:i w:val="0"/>
+          <w:sz w:val="21"/>
+        </w:rPr>
+        <w:t xml:space="preserve"> yang dipilih; titik kuning pilihan Anda.</w:t>
       </w:r>
       <w:r>
         <w:br/>
@@ -12095,16 +14448,121 @@
           <w:i w:val="0"/>
           <w:sz w:val="21"/>
         </w:rPr>
-        <w:t>Gandakan S_base</w:t>
-      </w:r>
-      <w:r>
-        <w:rPr>
-          <w:rFonts w:ascii="Arial" w:hAnsi="Arial" w:eastAsia="Arial" w:cs="Arial"/>
-          <w:b w:val="0"/>
-          <w:i w:val="0"/>
-          <w:sz w:val="21"/>
-        </w:rPr>
-        <w:t>: semua Z_pu berlipat dua, I_base juga, hasil ampere tetap. (2) Turunkan V_base ke 20 kV dengan Ω tetap: Z_pu melonjak kuadratis (Z_base kecil). (3) Generator besar dengan X'' sama: X pada dasar sistem mengecil. Soal C1–C5.</w:t>
+        <w:t>Gandakan S</w:t>
+      </w:r>
+      <w:r>
+        <w:rPr>
+          <w:rFonts w:ascii="Arial" w:hAnsi="Arial" w:eastAsia="Arial" w:cs="Arial"/>
+          <w:b/>
+          <w:i w:val="0"/>
+          <w:sz w:val="21"/>
+          <w:vertAlign w:val="subscript"/>
+        </w:rPr>
+        <w:t>base</w:t>
+      </w:r>
+      <w:r>
+        <w:rPr>
+          <w:rFonts w:ascii="Arial" w:hAnsi="Arial" w:eastAsia="Arial" w:cs="Arial"/>
+          <w:b w:val="0"/>
+          <w:i w:val="0"/>
+          <w:sz w:val="21"/>
+        </w:rPr>
+        <w:t>: semua Z</w:t>
+      </w:r>
+      <w:r>
+        <w:rPr>
+          <w:rFonts w:ascii="Arial" w:hAnsi="Arial" w:eastAsia="Arial" w:cs="Arial"/>
+          <w:b w:val="0"/>
+          <w:i w:val="0"/>
+          <w:sz w:val="21"/>
+          <w:vertAlign w:val="subscript"/>
+        </w:rPr>
+        <w:t>pu</w:t>
+      </w:r>
+      <w:r>
+        <w:rPr>
+          <w:rFonts w:ascii="Arial" w:hAnsi="Arial" w:eastAsia="Arial" w:cs="Arial"/>
+          <w:b w:val="0"/>
+          <w:i w:val="0"/>
+          <w:sz w:val="21"/>
+        </w:rPr>
+        <w:t xml:space="preserve"> berlipat dua, I</w:t>
+      </w:r>
+      <w:r>
+        <w:rPr>
+          <w:rFonts w:ascii="Arial" w:hAnsi="Arial" w:eastAsia="Arial" w:cs="Arial"/>
+          <w:b w:val="0"/>
+          <w:i w:val="0"/>
+          <w:sz w:val="21"/>
+          <w:vertAlign w:val="subscript"/>
+        </w:rPr>
+        <w:t>base</w:t>
+      </w:r>
+      <w:r>
+        <w:rPr>
+          <w:rFonts w:ascii="Arial" w:hAnsi="Arial" w:eastAsia="Arial" w:cs="Arial"/>
+          <w:b w:val="0"/>
+          <w:i w:val="0"/>
+          <w:sz w:val="21"/>
+        </w:rPr>
+        <w:t xml:space="preserve"> juga, hasil ampere tetap. (2) Turunkan V</w:t>
+      </w:r>
+      <w:r>
+        <w:rPr>
+          <w:rFonts w:ascii="Arial" w:hAnsi="Arial" w:eastAsia="Arial" w:cs="Arial"/>
+          <w:b w:val="0"/>
+          <w:i w:val="0"/>
+          <w:sz w:val="21"/>
+          <w:vertAlign w:val="subscript"/>
+        </w:rPr>
+        <w:t>base</w:t>
+      </w:r>
+      <w:r>
+        <w:rPr>
+          <w:rFonts w:ascii="Arial" w:hAnsi="Arial" w:eastAsia="Arial" w:cs="Arial"/>
+          <w:b w:val="0"/>
+          <w:i w:val="0"/>
+          <w:sz w:val="21"/>
+        </w:rPr>
+        <w:t xml:space="preserve"> ke 20 kV dengan Ω tetap: Z</w:t>
+      </w:r>
+      <w:r>
+        <w:rPr>
+          <w:rFonts w:ascii="Arial" w:hAnsi="Arial" w:eastAsia="Arial" w:cs="Arial"/>
+          <w:b w:val="0"/>
+          <w:i w:val="0"/>
+          <w:sz w:val="21"/>
+          <w:vertAlign w:val="subscript"/>
+        </w:rPr>
+        <w:t>pu</w:t>
+      </w:r>
+      <w:r>
+        <w:rPr>
+          <w:rFonts w:ascii="Arial" w:hAnsi="Arial" w:eastAsia="Arial" w:cs="Arial"/>
+          <w:b w:val="0"/>
+          <w:i w:val="0"/>
+          <w:sz w:val="21"/>
+        </w:rPr>
+        <w:t xml:space="preserve"> melonjak kuadratis (Z</w:t>
+      </w:r>
+      <w:r>
+        <w:rPr>
+          <w:rFonts w:ascii="Arial" w:hAnsi="Arial" w:eastAsia="Arial" w:cs="Arial"/>
+          <w:b w:val="0"/>
+          <w:i w:val="0"/>
+          <w:sz w:val="21"/>
+          <w:vertAlign w:val="subscript"/>
+        </w:rPr>
+        <w:t>base</w:t>
+      </w:r>
+      <w:r>
+        <w:rPr>
+          <w:rFonts w:ascii="Arial" w:hAnsi="Arial" w:eastAsia="Arial" w:cs="Arial"/>
+          <w:b w:val="0"/>
+          <w:i w:val="0"/>
+          <w:sz w:val="21"/>
+        </w:rPr>
+        <w:t xml:space="preserve"> kecil). (3) Generator besar dengan X″ sama: X pada dasar sistem mengecil. Soal C1–C5.</w:t>
       </w:r>
     </w:p>
     <w:p>
@@ -12164,7 +14622,26 @@
           <w:i w:val="0"/>
           <w:sz w:val="21"/>
         </w:rPr>
-        <w:t xml:space="preserve"> Tiga cabang paralel menuju rel gangguan dengan panah arus berjalan; batang kanan sumbangan tiap cabang dan totalnya dalam pu dan kA (dasar 100 MVA, I_base dari tegangan rel).</w:t>
+        <w:t xml:space="preserve"> Tiga cabang paralel menuju rel gangguan dengan panah arus berjalan; batang kanan sumbangan tiap cabang dan totalnya dalam pu dan kA (dasar 100 MVA, I</w:t>
+      </w:r>
+      <w:r>
+        <w:rPr>
+          <w:rFonts w:ascii="Arial" w:hAnsi="Arial" w:eastAsia="Arial" w:cs="Arial"/>
+          <w:b w:val="0"/>
+          <w:i w:val="0"/>
+          <w:sz w:val="21"/>
+          <w:vertAlign w:val="subscript"/>
+        </w:rPr>
+        <w:t>base</w:t>
+      </w:r>
+      <w:r>
+        <w:rPr>
+          <w:rFonts w:ascii="Arial" w:hAnsi="Arial" w:eastAsia="Arial" w:cs="Arial"/>
+          <w:b w:val="0"/>
+          <w:i w:val="0"/>
+          <w:sz w:val="21"/>
+        </w:rPr>
+        <w:t xml:space="preserve"> dari tegangan rel).</w:t>
       </w:r>
       <w:r>
         <w:br/>
@@ -12194,7 +14671,26 @@
           <w:i w:val="0"/>
           <w:sz w:val="21"/>
         </w:rPr>
-        <w:t xml:space="preserve"> (jalur baru/loop): total arus naik, sumbangan bergeser. (2) Matikan motor: I_sc turun 10–30 %. (3) Ubah tegangan rel ke 6,6 kV: pu sama, kA berlipat. Soal C6–C8 dan C14.</w:t>
+        <w:t xml:space="preserve"> (jalur baru/loop): total arus naik, sumbangan bergeser. (2) Matikan motor: I</w:t>
+      </w:r>
+      <w:r>
+        <w:rPr>
+          <w:rFonts w:ascii="Arial" w:hAnsi="Arial" w:eastAsia="Arial" w:cs="Arial"/>
+          <w:b w:val="0"/>
+          <w:i w:val="0"/>
+          <w:sz w:val="21"/>
+          <w:vertAlign w:val="subscript"/>
+        </w:rPr>
+        <w:t>sc</w:t>
+      </w:r>
+      <w:r>
+        <w:rPr>
+          <w:rFonts w:ascii="Arial" w:hAnsi="Arial" w:eastAsia="Arial" w:cs="Arial"/>
+          <w:b w:val="0"/>
+          <w:i w:val="0"/>
+          <w:sz w:val="21"/>
+        </w:rPr>
+        <w:t xml:space="preserve"> turun 10–30 %. (3) Ubah tegangan rel ke 6,6 kV: pu sama, kA berlipat. Soal C6–C8 dan C14.</w:t>
       </w:r>
     </w:p>
     <w:p>
@@ -12210,7 +14706,49 @@
           <w:color w:val="2E4A7A"/>
           <w:sz w:val="24"/>
         </w:rPr>
-        <w:t>Animasi 4 — Fasor Tegangan dan Arus dalam Per Unit: V_s = V_r + I·Z</w:t>
+        <w:t>Animasi 4 — Fasor Tegangan dan Arus dalam Per Unit: V</w:t>
+      </w:r>
+      <w:r>
+        <w:rPr>
+          <w:rFonts w:ascii="Arial" w:hAnsi="Arial" w:eastAsia="Arial" w:cs="Arial"/>
+          <w:b/>
+          <w:i w:val="0"/>
+          <w:color w:val="2E4A7A"/>
+          <w:sz w:val="24"/>
+          <w:vertAlign w:val="subscript"/>
+        </w:rPr>
+        <w:t>s</w:t>
+      </w:r>
+      <w:r>
+        <w:rPr>
+          <w:rFonts w:ascii="Arial" w:hAnsi="Arial" w:eastAsia="Arial" w:cs="Arial"/>
+          <w:b/>
+          <w:i w:val="0"/>
+          <w:color w:val="2E4A7A"/>
+          <w:sz w:val="24"/>
+        </w:rPr>
+        <w:t xml:space="preserve"> = V</w:t>
+      </w:r>
+      <w:r>
+        <w:rPr>
+          <w:rFonts w:ascii="Arial" w:hAnsi="Arial" w:eastAsia="Arial" w:cs="Arial"/>
+          <w:b/>
+          <w:i w:val="0"/>
+          <w:color w:val="2E4A7A"/>
+          <w:sz w:val="24"/>
+          <w:vertAlign w:val="subscript"/>
+        </w:rPr>
+        <w:t>r</w:t>
+      </w:r>
+      <w:r>
+        <w:rPr>
+          <w:rFonts w:ascii="Arial" w:hAnsi="Arial" w:eastAsia="Arial" w:cs="Arial"/>
+          <w:b/>
+          <w:i w:val="0"/>
+          <w:color w:val="2E4A7A"/>
+          <w:sz w:val="24"/>
+        </w:rPr>
+        <w:t xml:space="preserve"> + I·Z</w:t>
       </w:r>
     </w:p>
     <w:p>
@@ -12254,7 +14792,83 @@
           <w:i w:val="0"/>
           <w:sz w:val="21"/>
         </w:rPr>
-        <w:t xml:space="preserve"> Kiri: fasor V_r (hijau, acuan), I (kuning), I·Z (merah), dan V_s (cyan) dalam pu; kanan: |V_s| yang diperlukan agar V_r = 1 pu untuk seluruh rentang pf tertinggal–mendahului, titik kuning kasus Anda.</w:t>
+        <w:t xml:space="preserve"> Kiri: fasor V</w:t>
+      </w:r>
+      <w:r>
+        <w:rPr>
+          <w:rFonts w:ascii="Arial" w:hAnsi="Arial" w:eastAsia="Arial" w:cs="Arial"/>
+          <w:b w:val="0"/>
+          <w:i w:val="0"/>
+          <w:sz w:val="21"/>
+          <w:vertAlign w:val="subscript"/>
+        </w:rPr>
+        <w:t>r</w:t>
+      </w:r>
+      <w:r>
+        <w:rPr>
+          <w:rFonts w:ascii="Arial" w:hAnsi="Arial" w:eastAsia="Arial" w:cs="Arial"/>
+          <w:b w:val="0"/>
+          <w:i w:val="0"/>
+          <w:sz w:val="21"/>
+        </w:rPr>
+        <w:t xml:space="preserve"> (hijau, acuan), I (kuning), I·Z (merah), dan V</w:t>
+      </w:r>
+      <w:r>
+        <w:rPr>
+          <w:rFonts w:ascii="Arial" w:hAnsi="Arial" w:eastAsia="Arial" w:cs="Arial"/>
+          <w:b w:val="0"/>
+          <w:i w:val="0"/>
+          <w:sz w:val="21"/>
+          <w:vertAlign w:val="subscript"/>
+        </w:rPr>
+        <w:t>s</w:t>
+      </w:r>
+      <w:r>
+        <w:rPr>
+          <w:rFonts w:ascii="Arial" w:hAnsi="Arial" w:eastAsia="Arial" w:cs="Arial"/>
+          <w:b w:val="0"/>
+          <w:i w:val="0"/>
+          <w:sz w:val="21"/>
+        </w:rPr>
+        <w:t xml:space="preserve"> (cyan) dalam pu; kanan: |V</w:t>
+      </w:r>
+      <w:r>
+        <w:rPr>
+          <w:rFonts w:ascii="Arial" w:hAnsi="Arial" w:eastAsia="Arial" w:cs="Arial"/>
+          <w:b w:val="0"/>
+          <w:i w:val="0"/>
+          <w:sz w:val="21"/>
+          <w:vertAlign w:val="subscript"/>
+        </w:rPr>
+        <w:t>s</w:t>
+      </w:r>
+      <w:r>
+        <w:rPr>
+          <w:rFonts w:ascii="Arial" w:hAnsi="Arial" w:eastAsia="Arial" w:cs="Arial"/>
+          <w:b w:val="0"/>
+          <w:i w:val="0"/>
+          <w:sz w:val="21"/>
+        </w:rPr>
+        <w:t>| yang diperlukan agar V</w:t>
+      </w:r>
+      <w:r>
+        <w:rPr>
+          <w:rFonts w:ascii="Arial" w:hAnsi="Arial" w:eastAsia="Arial" w:cs="Arial"/>
+          <w:b w:val="0"/>
+          <w:i w:val="0"/>
+          <w:sz w:val="21"/>
+          <w:vertAlign w:val="subscript"/>
+        </w:rPr>
+        <w:t>r</w:t>
+      </w:r>
+      <w:r>
+        <w:rPr>
+          <w:rFonts w:ascii="Arial" w:hAnsi="Arial" w:eastAsia="Arial" w:cs="Arial"/>
+          <w:b w:val="0"/>
+          <w:i w:val="0"/>
+          <w:sz w:val="21"/>
+        </w:rPr>
+        <w:t xml:space="preserve"> = 1 pu untuk seluruh rentang pf tertinggal–mendahului, titik kuning kasus Anda.</w:t>
       </w:r>
       <w:r>
         <w:br/>
@@ -12284,7 +14898,64 @@
           <w:i w:val="0"/>
           <w:sz w:val="21"/>
         </w:rPr>
-        <w:t>: V_s naik (jatuh tegangan besar). (2) Ubah ke mendahului: V_s bisa di bawah 1 (kompensasi). (3) Naikkan R dengan X tetap: kasus kabel TR pabrik, sudut V_s mengecil tetapi besarnya tetap naik. Soal C9, C10, dan C15.</w:t>
+        <w:t>: V</w:t>
+      </w:r>
+      <w:r>
+        <w:rPr>
+          <w:rFonts w:ascii="Arial" w:hAnsi="Arial" w:eastAsia="Arial" w:cs="Arial"/>
+          <w:b w:val="0"/>
+          <w:i w:val="0"/>
+          <w:sz w:val="21"/>
+          <w:vertAlign w:val="subscript"/>
+        </w:rPr>
+        <w:t>s</w:t>
+      </w:r>
+      <w:r>
+        <w:rPr>
+          <w:rFonts w:ascii="Arial" w:hAnsi="Arial" w:eastAsia="Arial" w:cs="Arial"/>
+          <w:b w:val="0"/>
+          <w:i w:val="0"/>
+          <w:sz w:val="21"/>
+        </w:rPr>
+        <w:t xml:space="preserve"> naik (jatuh tegangan besar). (2) Ubah ke mendahului: V</w:t>
+      </w:r>
+      <w:r>
+        <w:rPr>
+          <w:rFonts w:ascii="Arial" w:hAnsi="Arial" w:eastAsia="Arial" w:cs="Arial"/>
+          <w:b w:val="0"/>
+          <w:i w:val="0"/>
+          <w:sz w:val="21"/>
+          <w:vertAlign w:val="subscript"/>
+        </w:rPr>
+        <w:t>s</w:t>
+      </w:r>
+      <w:r>
+        <w:rPr>
+          <w:rFonts w:ascii="Arial" w:hAnsi="Arial" w:eastAsia="Arial" w:cs="Arial"/>
+          <w:b w:val="0"/>
+          <w:i w:val="0"/>
+          <w:sz w:val="21"/>
+        </w:rPr>
+        <w:t xml:space="preserve"> bisa di bawah 1 (kompensasi). (3) Naikkan R dengan X tetap: kasus kabel TR pabrik, sudut V</w:t>
+      </w:r>
+      <w:r>
+        <w:rPr>
+          <w:rFonts w:ascii="Arial" w:hAnsi="Arial" w:eastAsia="Arial" w:cs="Arial"/>
+          <w:b w:val="0"/>
+          <w:i w:val="0"/>
+          <w:sz w:val="21"/>
+          <w:vertAlign w:val="subscript"/>
+        </w:rPr>
+        <w:t>s</w:t>
+      </w:r>
+      <w:r>
+        <w:rPr>
+          <w:rFonts w:ascii="Arial" w:hAnsi="Arial" w:eastAsia="Arial" w:cs="Arial"/>
+          <w:b w:val="0"/>
+          <w:i w:val="0"/>
+          <w:sz w:val="21"/>
+        </w:rPr>
+        <w:t xml:space="preserve"> mengecil tetapi besarnya tetap naik. Soal C9, C10, dan C15.</w:t>
       </w:r>
     </w:p>
     <w:p>
@@ -12313,7 +14984,45 @@
           <w:i w:val="0"/>
           <w:sz w:val="21"/>
         </w:rPr>
-        <w:t xml:space="preserve"> pada Animasi 1 pasang X'' 0,18 / 60 MVA, X 0,09 / 75 MVA, saluran 45 Ω dan cocokkan X_th rel 3 = 0,62 pu dan 621 A dengan Bagian 05; lalu cari panjang saluran yang membuat S_sc rel 3 tepat 100 MVA. Pada Animasi 3 atur A 0,4, B 0,6 tanpa motor dan cocokkan 4,167 pu dengan Gambar 5.</w:t>
+        <w:t xml:space="preserve"> pada Animasi 1 pasang X″ 0,18 / 60 MVA, X 0,09 / 75 MVA, saluran 45 Ω dan cocokkan X</w:t>
+      </w:r>
+      <w:r>
+        <w:rPr>
+          <w:rFonts w:ascii="Arial" w:hAnsi="Arial" w:eastAsia="Arial" w:cs="Arial"/>
+          <w:b w:val="0"/>
+          <w:i w:val="0"/>
+          <w:sz w:val="21"/>
+          <w:vertAlign w:val="subscript"/>
+        </w:rPr>
+        <w:t>th</w:t>
+      </w:r>
+      <w:r>
+        <w:rPr>
+          <w:rFonts w:ascii="Arial" w:hAnsi="Arial" w:eastAsia="Arial" w:cs="Arial"/>
+          <w:b w:val="0"/>
+          <w:i w:val="0"/>
+          <w:sz w:val="21"/>
+        </w:rPr>
+        <w:t xml:space="preserve"> rel 3 = 0,62 pu dan 621 A dengan Bagian 05; lalu cari panjang saluran yang membuat S</w:t>
+      </w:r>
+      <w:r>
+        <w:rPr>
+          <w:rFonts w:ascii="Arial" w:hAnsi="Arial" w:eastAsia="Arial" w:cs="Arial"/>
+          <w:b w:val="0"/>
+          <w:i w:val="0"/>
+          <w:sz w:val="21"/>
+          <w:vertAlign w:val="subscript"/>
+        </w:rPr>
+        <w:t>sc</w:t>
+      </w:r>
+      <w:r>
+        <w:rPr>
+          <w:rFonts w:ascii="Arial" w:hAnsi="Arial" w:eastAsia="Arial" w:cs="Arial"/>
+          <w:b w:val="0"/>
+          <w:i w:val="0"/>
+          <w:sz w:val="21"/>
+        </w:rPr>
+        <w:t xml:space="preserve"> rel 3 tepat 100 MVA. Pada Animasi 3 atur A 0,4, B 0,6 tanpa motor dan cocokkan 4,167 pu dengan Gambar 5.</w:t>
       </w:r>
     </w:p>
     <w:p>
@@ -12329,7 +15038,9 @@
           <w:color w:val="1F3864"/>
           <w:sz w:val="28"/>
         </w:rPr>
-        <w:t>IMPLEMENTASI PYTHON DI JUPYTER NOTEBOOK</w:t>
+        <w:t>IMPLEMENTASI PYTHON</w:t>
+        <w:br/>
+        <w:t>DI JUPYTER NOTEBOOK</w:t>
       </w:r>
     </w:p>
     <w:p>
@@ -12344,7 +15055,26 @@
           <w:i w:val="0"/>
           <w:sz w:val="22"/>
         </w:rPr>
-        <w:t>Empat cell berikut mengerjakan seluruh contoh modul ini: besaran dasar dan konversi impedansi, diagram reaktansi dan arus hubung singkat tiap rel, fasor dan arus beban dalam pu, serta studi hubung singkat panel pabrik dari S_sc utilitas. Salin satu cell utuh ke Jupyter Notebook (VS Code), jalankan apa adanya lebih dulu, baru ubah parameternya.</w:t>
+        <w:t>Empat cell berikut mengerjakan seluruh contoh modul ini: besaran dasar dan konversi impedansi, diagram reaktansi dan arus hubung singkat tiap rel, fasor dan arus beban dalam pu, serta studi hubung singkat panel pabrik dari S</w:t>
+      </w:r>
+      <w:r>
+        <w:rPr>
+          <w:rFonts w:ascii="Arial" w:hAnsi="Arial" w:eastAsia="Arial" w:cs="Arial"/>
+          <w:b w:val="0"/>
+          <w:i w:val="0"/>
+          <w:sz w:val="22"/>
+          <w:vertAlign w:val="subscript"/>
+        </w:rPr>
+        <w:t>sc</w:t>
+      </w:r>
+      <w:r>
+        <w:rPr>
+          <w:rFonts w:ascii="Arial" w:hAnsi="Arial" w:eastAsia="Arial" w:cs="Arial"/>
+          <w:b w:val="0"/>
+          <w:i w:val="0"/>
+          <w:sz w:val="22"/>
+        </w:rPr>
+        <w:t xml:space="preserve"> utilitas. Salin satu cell utuh ke Jupyter Notebook (VS Code), jalankan apa adanya lebih dulu, baru ubah parameternya.</w:t>
       </w:r>
     </w:p>
     <w:p>
@@ -12790,7 +15520,49 @@
           <w:color w:val="2E4A7A"/>
           <w:sz w:val="20"/>
         </w:rPr>
-        <w:t>Cell 3 — Fasor dalam Per Unit: V_s = V_r + I·Z dan Arus Beban</w:t>
+        <w:t>Cell 3 — Fasor dalam Per Unit: V</w:t>
+      </w:r>
+      <w:r>
+        <w:rPr>
+          <w:rFonts w:ascii="Arial" w:hAnsi="Arial" w:eastAsia="Arial" w:cs="Arial"/>
+          <w:b/>
+          <w:i w:val="0"/>
+          <w:color w:val="2E4A7A"/>
+          <w:sz w:val="20"/>
+          <w:vertAlign w:val="subscript"/>
+        </w:rPr>
+        <w:t>s</w:t>
+      </w:r>
+      <w:r>
+        <w:rPr>
+          <w:rFonts w:ascii="Arial" w:hAnsi="Arial" w:eastAsia="Arial" w:cs="Arial"/>
+          <w:b/>
+          <w:i w:val="0"/>
+          <w:color w:val="2E4A7A"/>
+          <w:sz w:val="20"/>
+        </w:rPr>
+        <w:t xml:space="preserve"> = V</w:t>
+      </w:r>
+      <w:r>
+        <w:rPr>
+          <w:rFonts w:ascii="Arial" w:hAnsi="Arial" w:eastAsia="Arial" w:cs="Arial"/>
+          <w:b/>
+          <w:i w:val="0"/>
+          <w:color w:val="2E4A7A"/>
+          <w:sz w:val="20"/>
+          <w:vertAlign w:val="subscript"/>
+        </w:rPr>
+        <w:t>r</w:t>
+      </w:r>
+      <w:r>
+        <w:rPr>
+          <w:rFonts w:ascii="Arial" w:hAnsi="Arial" w:eastAsia="Arial" w:cs="Arial"/>
+          <w:b/>
+          <w:i w:val="0"/>
+          <w:color w:val="2E4A7A"/>
+          <w:sz w:val="20"/>
+        </w:rPr>
+        <w:t xml:space="preserve"> + I·Z dan Arus Beban</w:t>
       </w:r>
     </w:p>
     <w:p>
@@ -13046,7 +15818,28 @@
           <w:color w:val="2E4A7A"/>
           <w:sz w:val="20"/>
         </w:rPr>
-        <w:t>Cell 4 — Studi Hubung Singkat Pabrik dari S_sc Utilitas (Latihan Terapan)</w:t>
+        <w:t>Cell 4 — Studi Hubung Singkat Pabrik dari S</w:t>
+      </w:r>
+      <w:r>
+        <w:rPr>
+          <w:rFonts w:ascii="Arial" w:hAnsi="Arial" w:eastAsia="Arial" w:cs="Arial"/>
+          <w:b/>
+          <w:i w:val="0"/>
+          <w:color w:val="2E4A7A"/>
+          <w:sz w:val="20"/>
+          <w:vertAlign w:val="subscript"/>
+        </w:rPr>
+        <w:t>sc</w:t>
+      </w:r>
+      <w:r>
+        <w:rPr>
+          <w:rFonts w:ascii="Arial" w:hAnsi="Arial" w:eastAsia="Arial" w:cs="Arial"/>
+          <w:b/>
+          <w:i w:val="0"/>
+          <w:color w:val="2E4A7A"/>
+          <w:sz w:val="20"/>
+        </w:rPr>
+        <w:t xml:space="preserve"> Utilitas (Latihan Terapan)</w:t>
       </w:r>
     </w:p>
     <w:p>
@@ -13264,7 +16057,140 @@
           <w:i w:val="0"/>
           <w:sz w:val="21"/>
         </w:rPr>
-        <w:t xml:space="preserve"> jalankan keempat cell dan cocokkan dengan Bagian 02–06: Z_base 150 kV = 225 Ω, X_g 0,30, X_t1 0,12, X_L 0,20, X_m 4,556, X_th rel 3 0,62 pu → 621 A dan 161,3 MVA, paralel 4,167 pu, |V_s| resistif 1,0399 pu. Cell 1–4 memuat pola penyelesaian soal Hard C11–C15; ubah angkanya sesuai soal Anda, jangan hanya menyalin.</w:t>
+        <w:t xml:space="preserve"> jalankan keempat cell dan cocokkan dengan Bagian 02–06: Z</w:t>
+      </w:r>
+      <w:r>
+        <w:rPr>
+          <w:rFonts w:ascii="Arial" w:hAnsi="Arial" w:eastAsia="Arial" w:cs="Arial"/>
+          <w:b w:val="0"/>
+          <w:i w:val="0"/>
+          <w:sz w:val="21"/>
+          <w:vertAlign w:val="subscript"/>
+        </w:rPr>
+        <w:t>base</w:t>
+      </w:r>
+      <w:r>
+        <w:rPr>
+          <w:rFonts w:ascii="Arial" w:hAnsi="Arial" w:eastAsia="Arial" w:cs="Arial"/>
+          <w:b w:val="0"/>
+          <w:i w:val="0"/>
+          <w:sz w:val="21"/>
+        </w:rPr>
+        <w:t xml:space="preserve"> 150 kV = 225 Ω, X</w:t>
+      </w:r>
+      <w:r>
+        <w:rPr>
+          <w:rFonts w:ascii="Arial" w:hAnsi="Arial" w:eastAsia="Arial" w:cs="Arial"/>
+          <w:b w:val="0"/>
+          <w:i w:val="0"/>
+          <w:sz w:val="21"/>
+          <w:vertAlign w:val="subscript"/>
+        </w:rPr>
+        <w:t>g</w:t>
+      </w:r>
+      <w:r>
+        <w:rPr>
+          <w:rFonts w:ascii="Arial" w:hAnsi="Arial" w:eastAsia="Arial" w:cs="Arial"/>
+          <w:b w:val="0"/>
+          <w:i w:val="0"/>
+          <w:sz w:val="21"/>
+        </w:rPr>
+        <w:t xml:space="preserve"> 0,30, X</w:t>
+      </w:r>
+      <w:r>
+        <w:rPr>
+          <w:rFonts w:ascii="Arial" w:hAnsi="Arial" w:eastAsia="Arial" w:cs="Arial"/>
+          <w:b w:val="0"/>
+          <w:i w:val="0"/>
+          <w:sz w:val="21"/>
+          <w:vertAlign w:val="subscript"/>
+        </w:rPr>
+        <w:t>t1</w:t>
+      </w:r>
+      <w:r>
+        <w:rPr>
+          <w:rFonts w:ascii="Arial" w:hAnsi="Arial" w:eastAsia="Arial" w:cs="Arial"/>
+          <w:b w:val="0"/>
+          <w:i w:val="0"/>
+          <w:sz w:val="21"/>
+        </w:rPr>
+        <w:t xml:space="preserve"> 0,12, X</w:t>
+      </w:r>
+      <w:r>
+        <w:rPr>
+          <w:rFonts w:ascii="Arial" w:hAnsi="Arial" w:eastAsia="Arial" w:cs="Arial"/>
+          <w:b w:val="0"/>
+          <w:i w:val="0"/>
+          <w:sz w:val="21"/>
+          <w:vertAlign w:val="subscript"/>
+        </w:rPr>
+        <w:t>L</w:t>
+      </w:r>
+      <w:r>
+        <w:rPr>
+          <w:rFonts w:ascii="Arial" w:hAnsi="Arial" w:eastAsia="Arial" w:cs="Arial"/>
+          <w:b w:val="0"/>
+          <w:i w:val="0"/>
+          <w:sz w:val="21"/>
+        </w:rPr>
+        <w:t xml:space="preserve"> 0,20, X</w:t>
+      </w:r>
+      <w:r>
+        <w:rPr>
+          <w:rFonts w:ascii="Arial" w:hAnsi="Arial" w:eastAsia="Arial" w:cs="Arial"/>
+          <w:b w:val="0"/>
+          <w:i w:val="0"/>
+          <w:sz w:val="21"/>
+          <w:vertAlign w:val="subscript"/>
+        </w:rPr>
+        <w:t>m</w:t>
+      </w:r>
+      <w:r>
+        <w:rPr>
+          <w:rFonts w:ascii="Arial" w:hAnsi="Arial" w:eastAsia="Arial" w:cs="Arial"/>
+          <w:b w:val="0"/>
+          <w:i w:val="0"/>
+          <w:sz w:val="21"/>
+        </w:rPr>
+        <w:t xml:space="preserve"> 4,556, X</w:t>
+      </w:r>
+      <w:r>
+        <w:rPr>
+          <w:rFonts w:ascii="Arial" w:hAnsi="Arial" w:eastAsia="Arial" w:cs="Arial"/>
+          <w:b w:val="0"/>
+          <w:i w:val="0"/>
+          <w:sz w:val="21"/>
+          <w:vertAlign w:val="subscript"/>
+        </w:rPr>
+        <w:t>th</w:t>
+      </w:r>
+      <w:r>
+        <w:rPr>
+          <w:rFonts w:ascii="Arial" w:hAnsi="Arial" w:eastAsia="Arial" w:cs="Arial"/>
+          <w:b w:val="0"/>
+          <w:i w:val="0"/>
+          <w:sz w:val="21"/>
+        </w:rPr>
+        <w:t xml:space="preserve"> rel 3 0,62 pu → 621 A dan 161,3 MVA, paralel 4,167 pu, |V</w:t>
+      </w:r>
+      <w:r>
+        <w:rPr>
+          <w:rFonts w:ascii="Arial" w:hAnsi="Arial" w:eastAsia="Arial" w:cs="Arial"/>
+          <w:b w:val="0"/>
+          <w:i w:val="0"/>
+          <w:sz w:val="21"/>
+          <w:vertAlign w:val="subscript"/>
+        </w:rPr>
+        <w:t>s</w:t>
+      </w:r>
+      <w:r>
+        <w:rPr>
+          <w:rFonts w:ascii="Arial" w:hAnsi="Arial" w:eastAsia="Arial" w:cs="Arial"/>
+          <w:b w:val="0"/>
+          <w:i w:val="0"/>
+          <w:sz w:val="21"/>
+        </w:rPr>
+        <w:t>| resistif 1,0399 pu. Cell 1–4 memuat pola penyelesaian soal Hard C11–C15; ubah angkanya sesuai soal Anda, jangan hanya menyalin.</w:t>
       </w:r>
     </w:p>
     <w:p>
@@ -13755,7 +16681,55 @@
           <w:i w:val="0"/>
           <w:sz w:val="21"/>
         </w:rPr>
-        <w:t>(A) Z_base = S_base/V_base</w:t>
+        <w:t>(A) Z</w:t>
+      </w:r>
+      <w:r>
+        <w:rPr>
+          <w:rFonts w:ascii="Arial" w:hAnsi="Arial" w:eastAsia="Arial" w:cs="Arial"/>
+          <w:b w:val="0"/>
+          <w:i w:val="0"/>
+          <w:sz w:val="21"/>
+          <w:vertAlign w:val="subscript"/>
+        </w:rPr>
+        <w:t>base</w:t>
+      </w:r>
+      <w:r>
+        <w:rPr>
+          <w:rFonts w:ascii="Arial" w:hAnsi="Arial" w:eastAsia="Arial" w:cs="Arial"/>
+          <w:b w:val="0"/>
+          <w:i w:val="0"/>
+          <w:sz w:val="21"/>
+        </w:rPr>
+        <w:t xml:space="preserve"> = S</w:t>
+      </w:r>
+      <w:r>
+        <w:rPr>
+          <w:rFonts w:ascii="Arial" w:hAnsi="Arial" w:eastAsia="Arial" w:cs="Arial"/>
+          <w:b w:val="0"/>
+          <w:i w:val="0"/>
+          <w:sz w:val="21"/>
+          <w:vertAlign w:val="subscript"/>
+        </w:rPr>
+        <w:t>base</w:t>
+      </w:r>
+      <w:r>
+        <w:rPr>
+          <w:rFonts w:ascii="Arial" w:hAnsi="Arial" w:eastAsia="Arial" w:cs="Arial"/>
+          <w:b w:val="0"/>
+          <w:i w:val="0"/>
+          <w:sz w:val="21"/>
+        </w:rPr>
+        <w:t>/V</w:t>
+      </w:r>
+      <w:r>
+        <w:rPr>
+          <w:rFonts w:ascii="Arial" w:hAnsi="Arial" w:eastAsia="Arial" w:cs="Arial"/>
+          <w:b w:val="0"/>
+          <w:i w:val="0"/>
+          <w:sz w:val="21"/>
+          <w:vertAlign w:val="subscript"/>
+        </w:rPr>
+        <w:t>base</w:t>
       </w:r>
     </w:p>
     <w:p>
@@ -13779,7 +16753,55 @@
           <w:i w:val="0"/>
           <w:sz w:val="21"/>
         </w:rPr>
-        <w:t>(B) Z_base = √3·V_base/S_base</w:t>
+        <w:t>(B) Z</w:t>
+      </w:r>
+      <w:r>
+        <w:rPr>
+          <w:rFonts w:ascii="Arial" w:hAnsi="Arial" w:eastAsia="Arial" w:cs="Arial"/>
+          <w:b w:val="0"/>
+          <w:i w:val="0"/>
+          <w:sz w:val="21"/>
+          <w:vertAlign w:val="subscript"/>
+        </w:rPr>
+        <w:t>base</w:t>
+      </w:r>
+      <w:r>
+        <w:rPr>
+          <w:rFonts w:ascii="Arial" w:hAnsi="Arial" w:eastAsia="Arial" w:cs="Arial"/>
+          <w:b w:val="0"/>
+          <w:i w:val="0"/>
+          <w:sz w:val="21"/>
+        </w:rPr>
+        <w:t xml:space="preserve"> = √3·V</w:t>
+      </w:r>
+      <w:r>
+        <w:rPr>
+          <w:rFonts w:ascii="Arial" w:hAnsi="Arial" w:eastAsia="Arial" w:cs="Arial"/>
+          <w:b w:val="0"/>
+          <w:i w:val="0"/>
+          <w:sz w:val="21"/>
+          <w:vertAlign w:val="subscript"/>
+        </w:rPr>
+        <w:t>base</w:t>
+      </w:r>
+      <w:r>
+        <w:rPr>
+          <w:rFonts w:ascii="Arial" w:hAnsi="Arial" w:eastAsia="Arial" w:cs="Arial"/>
+          <w:b w:val="0"/>
+          <w:i w:val="0"/>
+          <w:sz w:val="21"/>
+        </w:rPr>
+        <w:t>/S</w:t>
+      </w:r>
+      <w:r>
+        <w:rPr>
+          <w:rFonts w:ascii="Arial" w:hAnsi="Arial" w:eastAsia="Arial" w:cs="Arial"/>
+          <w:b w:val="0"/>
+          <w:i w:val="0"/>
+          <w:sz w:val="21"/>
+          <w:vertAlign w:val="subscript"/>
+        </w:rPr>
+        <w:t>base</w:t>
       </w:r>
     </w:p>
     <w:p>
@@ -13803,7 +16825,64 @@
           <w:i w:val="0"/>
           <w:sz w:val="21"/>
         </w:rPr>
-        <w:t>(C) Z_base = V_base/(√3·I_base) hanya untuk satu fasa</w:t>
+        <w:t>(C) Z</w:t>
+      </w:r>
+      <w:r>
+        <w:rPr>
+          <w:rFonts w:ascii="Arial" w:hAnsi="Arial" w:eastAsia="Arial" w:cs="Arial"/>
+          <w:b w:val="0"/>
+          <w:i w:val="0"/>
+          <w:sz w:val="21"/>
+          <w:vertAlign w:val="subscript"/>
+        </w:rPr>
+        <w:t>base</w:t>
+      </w:r>
+      <w:r>
+        <w:rPr>
+          <w:rFonts w:ascii="Arial" w:hAnsi="Arial" w:eastAsia="Arial" w:cs="Arial"/>
+          <w:b w:val="0"/>
+          <w:i w:val="0"/>
+          <w:sz w:val="21"/>
+        </w:rPr>
+        <w:t xml:space="preserve"> = V</w:t>
+      </w:r>
+      <w:r>
+        <w:rPr>
+          <w:rFonts w:ascii="Arial" w:hAnsi="Arial" w:eastAsia="Arial" w:cs="Arial"/>
+          <w:b w:val="0"/>
+          <w:i w:val="0"/>
+          <w:sz w:val="21"/>
+          <w:vertAlign w:val="subscript"/>
+        </w:rPr>
+        <w:t>base</w:t>
+      </w:r>
+      <w:r>
+        <w:rPr>
+          <w:rFonts w:ascii="Arial" w:hAnsi="Arial" w:eastAsia="Arial" w:cs="Arial"/>
+          <w:b w:val="0"/>
+          <w:i w:val="0"/>
+          <w:sz w:val="21"/>
+        </w:rPr>
+        <w:t>/(√3·I</w:t>
+      </w:r>
+      <w:r>
+        <w:rPr>
+          <w:rFonts w:ascii="Arial" w:hAnsi="Arial" w:eastAsia="Arial" w:cs="Arial"/>
+          <w:b w:val="0"/>
+          <w:i w:val="0"/>
+          <w:sz w:val="21"/>
+          <w:vertAlign w:val="subscript"/>
+        </w:rPr>
+        <w:t>base</w:t>
+      </w:r>
+      <w:r>
+        <w:rPr>
+          <w:rFonts w:ascii="Arial" w:hAnsi="Arial" w:eastAsia="Arial" w:cs="Arial"/>
+          <w:b w:val="0"/>
+          <w:i w:val="0"/>
+          <w:sz w:val="21"/>
+        </w:rPr>
+        <w:t>) hanya untuk satu fasa</w:t>
       </w:r>
     </w:p>
     <w:p>
@@ -13827,7 +16906,64 @@
           <w:i w:val="0"/>
           <w:sz w:val="21"/>
         </w:rPr>
-        <w:t>(D) Z_base = V_base²/S_base (kV², MVA → Ω), mis. 150²/100 = 225 Ω</w:t>
+        <w:t>(D) Z</w:t>
+      </w:r>
+      <w:r>
+        <w:rPr>
+          <w:rFonts w:ascii="Arial" w:hAnsi="Arial" w:eastAsia="Arial" w:cs="Arial"/>
+          <w:b w:val="0"/>
+          <w:i w:val="0"/>
+          <w:sz w:val="21"/>
+          <w:vertAlign w:val="subscript"/>
+        </w:rPr>
+        <w:t>base</w:t>
+      </w:r>
+      <w:r>
+        <w:rPr>
+          <w:rFonts w:ascii="Arial" w:hAnsi="Arial" w:eastAsia="Arial" w:cs="Arial"/>
+          <w:b w:val="0"/>
+          <w:i w:val="0"/>
+          <w:sz w:val="21"/>
+        </w:rPr>
+        <w:t xml:space="preserve"> = V</w:t>
+      </w:r>
+      <w:r>
+        <w:rPr>
+          <w:rFonts w:ascii="Arial" w:hAnsi="Arial" w:eastAsia="Arial" w:cs="Arial"/>
+          <w:b w:val="0"/>
+          <w:i w:val="0"/>
+          <w:sz w:val="21"/>
+          <w:vertAlign w:val="subscript"/>
+        </w:rPr>
+        <w:t>base</w:t>
+      </w:r>
+      <w:r>
+        <w:rPr>
+          <w:rFonts w:ascii="Arial" w:hAnsi="Arial" w:eastAsia="Arial" w:cs="Arial"/>
+          <w:b w:val="0"/>
+          <w:i w:val="0"/>
+          <w:sz w:val="21"/>
+        </w:rPr>
+        <w:t>²/S</w:t>
+      </w:r>
+      <w:r>
+        <w:rPr>
+          <w:rFonts w:ascii="Arial" w:hAnsi="Arial" w:eastAsia="Arial" w:cs="Arial"/>
+          <w:b w:val="0"/>
+          <w:i w:val="0"/>
+          <w:sz w:val="21"/>
+          <w:vertAlign w:val="subscript"/>
+        </w:rPr>
+        <w:t>base</w:t>
+      </w:r>
+      <w:r>
+        <w:rPr>
+          <w:rFonts w:ascii="Arial" w:hAnsi="Arial" w:eastAsia="Arial" w:cs="Arial"/>
+          <w:b w:val="0"/>
+          <w:i w:val="0"/>
+          <w:sz w:val="21"/>
+        </w:rPr>
+        <w:t xml:space="preserve"> (kV², MVA → Ω), mis. 150²/100 = 225 Ω</w:t>
       </w:r>
     </w:p>
     <w:p>
@@ -14115,7 +17251,121 @@
           <w:i w:val="0"/>
           <w:sz w:val="21"/>
         </w:rPr>
-        <w:t>(A) Z_baru = Z_lama × (S_lama/S_baru) × (V_baru/V_lama)²</w:t>
+        <w:t>(A) Z</w:t>
+      </w:r>
+      <w:r>
+        <w:rPr>
+          <w:rFonts w:ascii="Arial" w:hAnsi="Arial" w:eastAsia="Arial" w:cs="Arial"/>
+          <w:b w:val="0"/>
+          <w:i w:val="0"/>
+          <w:sz w:val="21"/>
+          <w:vertAlign w:val="subscript"/>
+        </w:rPr>
+        <w:t>baru</w:t>
+      </w:r>
+      <w:r>
+        <w:rPr>
+          <w:rFonts w:ascii="Arial" w:hAnsi="Arial" w:eastAsia="Arial" w:cs="Arial"/>
+          <w:b w:val="0"/>
+          <w:i w:val="0"/>
+          <w:sz w:val="21"/>
+        </w:rPr>
+        <w:t xml:space="preserve"> = Z</w:t>
+      </w:r>
+      <w:r>
+        <w:rPr>
+          <w:rFonts w:ascii="Arial" w:hAnsi="Arial" w:eastAsia="Arial" w:cs="Arial"/>
+          <w:b w:val="0"/>
+          <w:i w:val="0"/>
+          <w:sz w:val="21"/>
+          <w:vertAlign w:val="subscript"/>
+        </w:rPr>
+        <w:t>lama</w:t>
+      </w:r>
+      <w:r>
+        <w:rPr>
+          <w:rFonts w:ascii="Arial" w:hAnsi="Arial" w:eastAsia="Arial" w:cs="Arial"/>
+          <w:b w:val="0"/>
+          <w:i w:val="0"/>
+          <w:sz w:val="21"/>
+        </w:rPr>
+        <w:t xml:space="preserve"> × (S</w:t>
+      </w:r>
+      <w:r>
+        <w:rPr>
+          <w:rFonts w:ascii="Arial" w:hAnsi="Arial" w:eastAsia="Arial" w:cs="Arial"/>
+          <w:b w:val="0"/>
+          <w:i w:val="0"/>
+          <w:sz w:val="21"/>
+          <w:vertAlign w:val="subscript"/>
+        </w:rPr>
+        <w:t>lama</w:t>
+      </w:r>
+      <w:r>
+        <w:rPr>
+          <w:rFonts w:ascii="Arial" w:hAnsi="Arial" w:eastAsia="Arial" w:cs="Arial"/>
+          <w:b w:val="0"/>
+          <w:i w:val="0"/>
+          <w:sz w:val="21"/>
+        </w:rPr>
+        <w:t>/S</w:t>
+      </w:r>
+      <w:r>
+        <w:rPr>
+          <w:rFonts w:ascii="Arial" w:hAnsi="Arial" w:eastAsia="Arial" w:cs="Arial"/>
+          <w:b w:val="0"/>
+          <w:i w:val="0"/>
+          <w:sz w:val="21"/>
+          <w:vertAlign w:val="subscript"/>
+        </w:rPr>
+        <w:t>baru</w:t>
+      </w:r>
+      <w:r>
+        <w:rPr>
+          <w:rFonts w:ascii="Arial" w:hAnsi="Arial" w:eastAsia="Arial" w:cs="Arial"/>
+          <w:b w:val="0"/>
+          <w:i w:val="0"/>
+          <w:sz w:val="21"/>
+        </w:rPr>
+        <w:t>) × (V</w:t>
+      </w:r>
+      <w:r>
+        <w:rPr>
+          <w:rFonts w:ascii="Arial" w:hAnsi="Arial" w:eastAsia="Arial" w:cs="Arial"/>
+          <w:b w:val="0"/>
+          <w:i w:val="0"/>
+          <w:sz w:val="21"/>
+          <w:vertAlign w:val="subscript"/>
+        </w:rPr>
+        <w:t>baru</w:t>
+      </w:r>
+      <w:r>
+        <w:rPr>
+          <w:rFonts w:ascii="Arial" w:hAnsi="Arial" w:eastAsia="Arial" w:cs="Arial"/>
+          <w:b w:val="0"/>
+          <w:i w:val="0"/>
+          <w:sz w:val="21"/>
+        </w:rPr>
+        <w:t>/V</w:t>
+      </w:r>
+      <w:r>
+        <w:rPr>
+          <w:rFonts w:ascii="Arial" w:hAnsi="Arial" w:eastAsia="Arial" w:cs="Arial"/>
+          <w:b w:val="0"/>
+          <w:i w:val="0"/>
+          <w:sz w:val="21"/>
+          <w:vertAlign w:val="subscript"/>
+        </w:rPr>
+        <w:t>lama</w:t>
+      </w:r>
+      <w:r>
+        <w:rPr>
+          <w:rFonts w:ascii="Arial" w:hAnsi="Arial" w:eastAsia="Arial" w:cs="Arial"/>
+          <w:b w:val="0"/>
+          <w:i w:val="0"/>
+          <w:sz w:val="21"/>
+        </w:rPr>
+        <w:t>)²</w:t>
       </w:r>
     </w:p>
     <w:p>
@@ -14139,7 +17389,121 @@
           <w:i w:val="0"/>
           <w:sz w:val="21"/>
         </w:rPr>
-        <w:t>(B) Z_baru = Z_lama × (S_baru/S_lama) × (V_lama/V_baru)²</w:t>
+        <w:t>(B) Z</w:t>
+      </w:r>
+      <w:r>
+        <w:rPr>
+          <w:rFonts w:ascii="Arial" w:hAnsi="Arial" w:eastAsia="Arial" w:cs="Arial"/>
+          <w:b w:val="0"/>
+          <w:i w:val="0"/>
+          <w:sz w:val="21"/>
+          <w:vertAlign w:val="subscript"/>
+        </w:rPr>
+        <w:t>baru</w:t>
+      </w:r>
+      <w:r>
+        <w:rPr>
+          <w:rFonts w:ascii="Arial" w:hAnsi="Arial" w:eastAsia="Arial" w:cs="Arial"/>
+          <w:b w:val="0"/>
+          <w:i w:val="0"/>
+          <w:sz w:val="21"/>
+        </w:rPr>
+        <w:t xml:space="preserve"> = Z</w:t>
+      </w:r>
+      <w:r>
+        <w:rPr>
+          <w:rFonts w:ascii="Arial" w:hAnsi="Arial" w:eastAsia="Arial" w:cs="Arial"/>
+          <w:b w:val="0"/>
+          <w:i w:val="0"/>
+          <w:sz w:val="21"/>
+          <w:vertAlign w:val="subscript"/>
+        </w:rPr>
+        <w:t>lama</w:t>
+      </w:r>
+      <w:r>
+        <w:rPr>
+          <w:rFonts w:ascii="Arial" w:hAnsi="Arial" w:eastAsia="Arial" w:cs="Arial"/>
+          <w:b w:val="0"/>
+          <w:i w:val="0"/>
+          <w:sz w:val="21"/>
+        </w:rPr>
+        <w:t xml:space="preserve"> × (S</w:t>
+      </w:r>
+      <w:r>
+        <w:rPr>
+          <w:rFonts w:ascii="Arial" w:hAnsi="Arial" w:eastAsia="Arial" w:cs="Arial"/>
+          <w:b w:val="0"/>
+          <w:i w:val="0"/>
+          <w:sz w:val="21"/>
+          <w:vertAlign w:val="subscript"/>
+        </w:rPr>
+        <w:t>baru</w:t>
+      </w:r>
+      <w:r>
+        <w:rPr>
+          <w:rFonts w:ascii="Arial" w:hAnsi="Arial" w:eastAsia="Arial" w:cs="Arial"/>
+          <w:b w:val="0"/>
+          <w:i w:val="0"/>
+          <w:sz w:val="21"/>
+        </w:rPr>
+        <w:t>/S</w:t>
+      </w:r>
+      <w:r>
+        <w:rPr>
+          <w:rFonts w:ascii="Arial" w:hAnsi="Arial" w:eastAsia="Arial" w:cs="Arial"/>
+          <w:b w:val="0"/>
+          <w:i w:val="0"/>
+          <w:sz w:val="21"/>
+          <w:vertAlign w:val="subscript"/>
+        </w:rPr>
+        <w:t>lama</w:t>
+      </w:r>
+      <w:r>
+        <w:rPr>
+          <w:rFonts w:ascii="Arial" w:hAnsi="Arial" w:eastAsia="Arial" w:cs="Arial"/>
+          <w:b w:val="0"/>
+          <w:i w:val="0"/>
+          <w:sz w:val="21"/>
+        </w:rPr>
+        <w:t>) × (V</w:t>
+      </w:r>
+      <w:r>
+        <w:rPr>
+          <w:rFonts w:ascii="Arial" w:hAnsi="Arial" w:eastAsia="Arial" w:cs="Arial"/>
+          <w:b w:val="0"/>
+          <w:i w:val="0"/>
+          <w:sz w:val="21"/>
+          <w:vertAlign w:val="subscript"/>
+        </w:rPr>
+        <w:t>lama</w:t>
+      </w:r>
+      <w:r>
+        <w:rPr>
+          <w:rFonts w:ascii="Arial" w:hAnsi="Arial" w:eastAsia="Arial" w:cs="Arial"/>
+          <w:b w:val="0"/>
+          <w:i w:val="0"/>
+          <w:sz w:val="21"/>
+        </w:rPr>
+        <w:t>/V</w:t>
+      </w:r>
+      <w:r>
+        <w:rPr>
+          <w:rFonts w:ascii="Arial" w:hAnsi="Arial" w:eastAsia="Arial" w:cs="Arial"/>
+          <w:b w:val="0"/>
+          <w:i w:val="0"/>
+          <w:sz w:val="21"/>
+          <w:vertAlign w:val="subscript"/>
+        </w:rPr>
+        <w:t>baru</w:t>
+      </w:r>
+      <w:r>
+        <w:rPr>
+          <w:rFonts w:ascii="Arial" w:hAnsi="Arial" w:eastAsia="Arial" w:cs="Arial"/>
+          <w:b w:val="0"/>
+          <w:i w:val="0"/>
+          <w:sz w:val="21"/>
+        </w:rPr>
+        <w:t>)²</w:t>
       </w:r>
     </w:p>
     <w:p>
@@ -14163,7 +17527,121 @@
           <w:i w:val="0"/>
           <w:sz w:val="21"/>
         </w:rPr>
-        <w:t>(C) Z_baru = Z_lama × (S_baru/S_lama) × (V_baru/V_lama)</w:t>
+        <w:t>(C) Z</w:t>
+      </w:r>
+      <w:r>
+        <w:rPr>
+          <w:rFonts w:ascii="Arial" w:hAnsi="Arial" w:eastAsia="Arial" w:cs="Arial"/>
+          <w:b w:val="0"/>
+          <w:i w:val="0"/>
+          <w:sz w:val="21"/>
+          <w:vertAlign w:val="subscript"/>
+        </w:rPr>
+        <w:t>baru</w:t>
+      </w:r>
+      <w:r>
+        <w:rPr>
+          <w:rFonts w:ascii="Arial" w:hAnsi="Arial" w:eastAsia="Arial" w:cs="Arial"/>
+          <w:b w:val="0"/>
+          <w:i w:val="0"/>
+          <w:sz w:val="21"/>
+        </w:rPr>
+        <w:t xml:space="preserve"> = Z</w:t>
+      </w:r>
+      <w:r>
+        <w:rPr>
+          <w:rFonts w:ascii="Arial" w:hAnsi="Arial" w:eastAsia="Arial" w:cs="Arial"/>
+          <w:b w:val="0"/>
+          <w:i w:val="0"/>
+          <w:sz w:val="21"/>
+          <w:vertAlign w:val="subscript"/>
+        </w:rPr>
+        <w:t>lama</w:t>
+      </w:r>
+      <w:r>
+        <w:rPr>
+          <w:rFonts w:ascii="Arial" w:hAnsi="Arial" w:eastAsia="Arial" w:cs="Arial"/>
+          <w:b w:val="0"/>
+          <w:i w:val="0"/>
+          <w:sz w:val="21"/>
+        </w:rPr>
+        <w:t xml:space="preserve"> × (S</w:t>
+      </w:r>
+      <w:r>
+        <w:rPr>
+          <w:rFonts w:ascii="Arial" w:hAnsi="Arial" w:eastAsia="Arial" w:cs="Arial"/>
+          <w:b w:val="0"/>
+          <w:i w:val="0"/>
+          <w:sz w:val="21"/>
+          <w:vertAlign w:val="subscript"/>
+        </w:rPr>
+        <w:t>baru</w:t>
+      </w:r>
+      <w:r>
+        <w:rPr>
+          <w:rFonts w:ascii="Arial" w:hAnsi="Arial" w:eastAsia="Arial" w:cs="Arial"/>
+          <w:b w:val="0"/>
+          <w:i w:val="0"/>
+          <w:sz w:val="21"/>
+        </w:rPr>
+        <w:t>/S</w:t>
+      </w:r>
+      <w:r>
+        <w:rPr>
+          <w:rFonts w:ascii="Arial" w:hAnsi="Arial" w:eastAsia="Arial" w:cs="Arial"/>
+          <w:b w:val="0"/>
+          <w:i w:val="0"/>
+          <w:sz w:val="21"/>
+          <w:vertAlign w:val="subscript"/>
+        </w:rPr>
+        <w:t>lama</w:t>
+      </w:r>
+      <w:r>
+        <w:rPr>
+          <w:rFonts w:ascii="Arial" w:hAnsi="Arial" w:eastAsia="Arial" w:cs="Arial"/>
+          <w:b w:val="0"/>
+          <w:i w:val="0"/>
+          <w:sz w:val="21"/>
+        </w:rPr>
+        <w:t>) × (V</w:t>
+      </w:r>
+      <w:r>
+        <w:rPr>
+          <w:rFonts w:ascii="Arial" w:hAnsi="Arial" w:eastAsia="Arial" w:cs="Arial"/>
+          <w:b w:val="0"/>
+          <w:i w:val="0"/>
+          <w:sz w:val="21"/>
+          <w:vertAlign w:val="subscript"/>
+        </w:rPr>
+        <w:t>baru</w:t>
+      </w:r>
+      <w:r>
+        <w:rPr>
+          <w:rFonts w:ascii="Arial" w:hAnsi="Arial" w:eastAsia="Arial" w:cs="Arial"/>
+          <w:b w:val="0"/>
+          <w:i w:val="0"/>
+          <w:sz w:val="21"/>
+        </w:rPr>
+        <w:t>/V</w:t>
+      </w:r>
+      <w:r>
+        <w:rPr>
+          <w:rFonts w:ascii="Arial" w:hAnsi="Arial" w:eastAsia="Arial" w:cs="Arial"/>
+          <w:b w:val="0"/>
+          <w:i w:val="0"/>
+          <w:sz w:val="21"/>
+          <w:vertAlign w:val="subscript"/>
+        </w:rPr>
+        <w:t>lama</w:t>
+      </w:r>
+      <w:r>
+        <w:rPr>
+          <w:rFonts w:ascii="Arial" w:hAnsi="Arial" w:eastAsia="Arial" w:cs="Arial"/>
+          <w:b w:val="0"/>
+          <w:i w:val="0"/>
+          <w:sz w:val="21"/>
+        </w:rPr>
+        <w:t>)</w:t>
       </w:r>
     </w:p>
     <w:p>
@@ -14187,7 +17665,83 @@
           <w:i w:val="0"/>
           <w:sz w:val="21"/>
         </w:rPr>
-        <w:t>(D) Z_baru = Z_lama × (V_lama/V_baru)</w:t>
+        <w:t>(D) Z</w:t>
+      </w:r>
+      <w:r>
+        <w:rPr>
+          <w:rFonts w:ascii="Arial" w:hAnsi="Arial" w:eastAsia="Arial" w:cs="Arial"/>
+          <w:b w:val="0"/>
+          <w:i w:val="0"/>
+          <w:sz w:val="21"/>
+          <w:vertAlign w:val="subscript"/>
+        </w:rPr>
+        <w:t>baru</w:t>
+      </w:r>
+      <w:r>
+        <w:rPr>
+          <w:rFonts w:ascii="Arial" w:hAnsi="Arial" w:eastAsia="Arial" w:cs="Arial"/>
+          <w:b w:val="0"/>
+          <w:i w:val="0"/>
+          <w:sz w:val="21"/>
+        </w:rPr>
+        <w:t xml:space="preserve"> = Z</w:t>
+      </w:r>
+      <w:r>
+        <w:rPr>
+          <w:rFonts w:ascii="Arial" w:hAnsi="Arial" w:eastAsia="Arial" w:cs="Arial"/>
+          <w:b w:val="0"/>
+          <w:i w:val="0"/>
+          <w:sz w:val="21"/>
+          <w:vertAlign w:val="subscript"/>
+        </w:rPr>
+        <w:t>lama</w:t>
+      </w:r>
+      <w:r>
+        <w:rPr>
+          <w:rFonts w:ascii="Arial" w:hAnsi="Arial" w:eastAsia="Arial" w:cs="Arial"/>
+          <w:b w:val="0"/>
+          <w:i w:val="0"/>
+          <w:sz w:val="21"/>
+        </w:rPr>
+        <w:t xml:space="preserve"> × (V</w:t>
+      </w:r>
+      <w:r>
+        <w:rPr>
+          <w:rFonts w:ascii="Arial" w:hAnsi="Arial" w:eastAsia="Arial" w:cs="Arial"/>
+          <w:b w:val="0"/>
+          <w:i w:val="0"/>
+          <w:sz w:val="21"/>
+          <w:vertAlign w:val="subscript"/>
+        </w:rPr>
+        <w:t>lama</w:t>
+      </w:r>
+      <w:r>
+        <w:rPr>
+          <w:rFonts w:ascii="Arial" w:hAnsi="Arial" w:eastAsia="Arial" w:cs="Arial"/>
+          <w:b w:val="0"/>
+          <w:i w:val="0"/>
+          <w:sz w:val="21"/>
+        </w:rPr>
+        <w:t>/V</w:t>
+      </w:r>
+      <w:r>
+        <w:rPr>
+          <w:rFonts w:ascii="Arial" w:hAnsi="Arial" w:eastAsia="Arial" w:cs="Arial"/>
+          <w:b w:val="0"/>
+          <w:i w:val="0"/>
+          <w:sz w:val="21"/>
+          <w:vertAlign w:val="subscript"/>
+        </w:rPr>
+        <w:t>baru</w:t>
+      </w:r>
+      <w:r>
+        <w:rPr>
+          <w:rFonts w:ascii="Arial" w:hAnsi="Arial" w:eastAsia="Arial" w:cs="Arial"/>
+          <w:b w:val="0"/>
+          <w:i w:val="0"/>
+          <w:sz w:val="21"/>
+        </w:rPr>
+        <w:t>)</w:t>
       </w:r>
     </w:p>
     <w:p>
@@ -14355,7 +17909,64 @@
           <w:i w:val="0"/>
           <w:sz w:val="21"/>
         </w:rPr>
-        <w:t>(A) I_sc = 1/X_th pu, X_th reaktansi Thevenin dilihat dari rel itu</w:t>
+        <w:t>(A) I</w:t>
+      </w:r>
+      <w:r>
+        <w:rPr>
+          <w:rFonts w:ascii="Arial" w:hAnsi="Arial" w:eastAsia="Arial" w:cs="Arial"/>
+          <w:b w:val="0"/>
+          <w:i w:val="0"/>
+          <w:sz w:val="21"/>
+          <w:vertAlign w:val="subscript"/>
+        </w:rPr>
+        <w:t>sc</w:t>
+      </w:r>
+      <w:r>
+        <w:rPr>
+          <w:rFonts w:ascii="Arial" w:hAnsi="Arial" w:eastAsia="Arial" w:cs="Arial"/>
+          <w:b w:val="0"/>
+          <w:i w:val="0"/>
+          <w:sz w:val="21"/>
+        </w:rPr>
+        <w:t xml:space="preserve"> = 1/X</w:t>
+      </w:r>
+      <w:r>
+        <w:rPr>
+          <w:rFonts w:ascii="Arial" w:hAnsi="Arial" w:eastAsia="Arial" w:cs="Arial"/>
+          <w:b w:val="0"/>
+          <w:i w:val="0"/>
+          <w:sz w:val="21"/>
+          <w:vertAlign w:val="subscript"/>
+        </w:rPr>
+        <w:t>th</w:t>
+      </w:r>
+      <w:r>
+        <w:rPr>
+          <w:rFonts w:ascii="Arial" w:hAnsi="Arial" w:eastAsia="Arial" w:cs="Arial"/>
+          <w:b w:val="0"/>
+          <w:i w:val="0"/>
+          <w:sz w:val="21"/>
+        </w:rPr>
+        <w:t xml:space="preserve"> pu, X</w:t>
+      </w:r>
+      <w:r>
+        <w:rPr>
+          <w:rFonts w:ascii="Arial" w:hAnsi="Arial" w:eastAsia="Arial" w:cs="Arial"/>
+          <w:b w:val="0"/>
+          <w:i w:val="0"/>
+          <w:sz w:val="21"/>
+          <w:vertAlign w:val="subscript"/>
+        </w:rPr>
+        <w:t>th</w:t>
+      </w:r>
+      <w:r>
+        <w:rPr>
+          <w:rFonts w:ascii="Arial" w:hAnsi="Arial" w:eastAsia="Arial" w:cs="Arial"/>
+          <w:b w:val="0"/>
+          <w:i w:val="0"/>
+          <w:sz w:val="21"/>
+        </w:rPr>
+        <w:t xml:space="preserve"> reaktansi Thevenin dilihat dari rel itu</w:t>
       </w:r>
     </w:p>
     <w:p>
@@ -14379,7 +17990,45 @@
           <w:i w:val="0"/>
           <w:sz w:val="21"/>
         </w:rPr>
-        <w:t>(B) I_sc = X_th pu</w:t>
+        <w:t>(B) I</w:t>
+      </w:r>
+      <w:r>
+        <w:rPr>
+          <w:rFonts w:ascii="Arial" w:hAnsi="Arial" w:eastAsia="Arial" w:cs="Arial"/>
+          <w:b w:val="0"/>
+          <w:i w:val="0"/>
+          <w:sz w:val="21"/>
+          <w:vertAlign w:val="subscript"/>
+        </w:rPr>
+        <w:t>sc</w:t>
+      </w:r>
+      <w:r>
+        <w:rPr>
+          <w:rFonts w:ascii="Arial" w:hAnsi="Arial" w:eastAsia="Arial" w:cs="Arial"/>
+          <w:b w:val="0"/>
+          <w:i w:val="0"/>
+          <w:sz w:val="21"/>
+        </w:rPr>
+        <w:t xml:space="preserve"> = X</w:t>
+      </w:r>
+      <w:r>
+        <w:rPr>
+          <w:rFonts w:ascii="Arial" w:hAnsi="Arial" w:eastAsia="Arial" w:cs="Arial"/>
+          <w:b w:val="0"/>
+          <w:i w:val="0"/>
+          <w:sz w:val="21"/>
+          <w:vertAlign w:val="subscript"/>
+        </w:rPr>
+        <w:t>th</w:t>
+      </w:r>
+      <w:r>
+        <w:rPr>
+          <w:rFonts w:ascii="Arial" w:hAnsi="Arial" w:eastAsia="Arial" w:cs="Arial"/>
+          <w:b w:val="0"/>
+          <w:i w:val="0"/>
+          <w:sz w:val="21"/>
+        </w:rPr>
+        <w:t xml:space="preserve"> pu</w:t>
       </w:r>
     </w:p>
     <w:p>
@@ -14403,7 +18052,45 @@
           <w:i w:val="0"/>
           <w:sz w:val="21"/>
         </w:rPr>
-        <w:t>(C) I_sc = √3/X_th pu</w:t>
+        <w:t>(C) I</w:t>
+      </w:r>
+      <w:r>
+        <w:rPr>
+          <w:rFonts w:ascii="Arial" w:hAnsi="Arial" w:eastAsia="Arial" w:cs="Arial"/>
+          <w:b w:val="0"/>
+          <w:i w:val="0"/>
+          <w:sz w:val="21"/>
+          <w:vertAlign w:val="subscript"/>
+        </w:rPr>
+        <w:t>sc</w:t>
+      </w:r>
+      <w:r>
+        <w:rPr>
+          <w:rFonts w:ascii="Arial" w:hAnsi="Arial" w:eastAsia="Arial" w:cs="Arial"/>
+          <w:b w:val="0"/>
+          <w:i w:val="0"/>
+          <w:sz w:val="21"/>
+        </w:rPr>
+        <w:t xml:space="preserve"> = √3/X</w:t>
+      </w:r>
+      <w:r>
+        <w:rPr>
+          <w:rFonts w:ascii="Arial" w:hAnsi="Arial" w:eastAsia="Arial" w:cs="Arial"/>
+          <w:b w:val="0"/>
+          <w:i w:val="0"/>
+          <w:sz w:val="21"/>
+          <w:vertAlign w:val="subscript"/>
+        </w:rPr>
+        <w:t>th</w:t>
+      </w:r>
+      <w:r>
+        <w:rPr>
+          <w:rFonts w:ascii="Arial" w:hAnsi="Arial" w:eastAsia="Arial" w:cs="Arial"/>
+          <w:b w:val="0"/>
+          <w:i w:val="0"/>
+          <w:sz w:val="21"/>
+        </w:rPr>
+        <w:t xml:space="preserve"> pu</w:t>
       </w:r>
     </w:p>
     <w:p>
@@ -14427,7 +18114,45 @@
           <w:i w:val="0"/>
           <w:sz w:val="21"/>
         </w:rPr>
-        <w:t>(D) I_sc = 1/(3X_th) pu</w:t>
+        <w:t>(D) I</w:t>
+      </w:r>
+      <w:r>
+        <w:rPr>
+          <w:rFonts w:ascii="Arial" w:hAnsi="Arial" w:eastAsia="Arial" w:cs="Arial"/>
+          <w:b w:val="0"/>
+          <w:i w:val="0"/>
+          <w:sz w:val="21"/>
+          <w:vertAlign w:val="subscript"/>
+        </w:rPr>
+        <w:t>sc</w:t>
+      </w:r>
+      <w:r>
+        <w:rPr>
+          <w:rFonts w:ascii="Arial" w:hAnsi="Arial" w:eastAsia="Arial" w:cs="Arial"/>
+          <w:b w:val="0"/>
+          <w:i w:val="0"/>
+          <w:sz w:val="21"/>
+        </w:rPr>
+        <w:t xml:space="preserve"> = 1/(3X</w:t>
+      </w:r>
+      <w:r>
+        <w:rPr>
+          <w:rFonts w:ascii="Arial" w:hAnsi="Arial" w:eastAsia="Arial" w:cs="Arial"/>
+          <w:b w:val="0"/>
+          <w:i w:val="0"/>
+          <w:sz w:val="21"/>
+          <w:vertAlign w:val="subscript"/>
+        </w:rPr>
+        <w:t>th</w:t>
+      </w:r>
+      <w:r>
+        <w:rPr>
+          <w:rFonts w:ascii="Arial" w:hAnsi="Arial" w:eastAsia="Arial" w:cs="Arial"/>
+          <w:b w:val="0"/>
+          <w:i w:val="0"/>
+          <w:sz w:val="21"/>
+        </w:rPr>
+        <w:t>) pu</w:t>
       </w:r>
     </w:p>
     <w:p>
@@ -14451,7 +18176,26 @@
           <w:i w:val="0"/>
           <w:sz w:val="22"/>
         </w:rPr>
-        <w:t xml:space="preserve"> S_sc suatu rel adalah...</w:t>
+        <w:t xml:space="preserve"> S</w:t>
+      </w:r>
+      <w:r>
+        <w:rPr>
+          <w:rFonts w:ascii="Arial" w:hAnsi="Arial" w:eastAsia="Arial" w:cs="Arial"/>
+          <w:b w:val="0"/>
+          <w:i w:val="0"/>
+          <w:sz w:val="22"/>
+          <w:vertAlign w:val="subscript"/>
+        </w:rPr>
+        <w:t>sc</w:t>
+      </w:r>
+      <w:r>
+        <w:rPr>
+          <w:rFonts w:ascii="Arial" w:hAnsi="Arial" w:eastAsia="Arial" w:cs="Arial"/>
+          <w:b w:val="0"/>
+          <w:i w:val="0"/>
+          <w:sz w:val="22"/>
+        </w:rPr>
+        <w:t xml:space="preserve"> suatu rel adalah...</w:t>
       </w:r>
     </w:p>
     <w:p>
@@ -14475,7 +18219,55 @@
           <w:i w:val="0"/>
           <w:sz w:val="21"/>
         </w:rPr>
-        <w:t>(A) S_sc = X_th × S_base</w:t>
+        <w:t>(A) S</w:t>
+      </w:r>
+      <w:r>
+        <w:rPr>
+          <w:rFonts w:ascii="Arial" w:hAnsi="Arial" w:eastAsia="Arial" w:cs="Arial"/>
+          <w:b w:val="0"/>
+          <w:i w:val="0"/>
+          <w:sz w:val="21"/>
+          <w:vertAlign w:val="subscript"/>
+        </w:rPr>
+        <w:t>sc</w:t>
+      </w:r>
+      <w:r>
+        <w:rPr>
+          <w:rFonts w:ascii="Arial" w:hAnsi="Arial" w:eastAsia="Arial" w:cs="Arial"/>
+          <w:b w:val="0"/>
+          <w:i w:val="0"/>
+          <w:sz w:val="21"/>
+        </w:rPr>
+        <w:t xml:space="preserve"> = X</w:t>
+      </w:r>
+      <w:r>
+        <w:rPr>
+          <w:rFonts w:ascii="Arial" w:hAnsi="Arial" w:eastAsia="Arial" w:cs="Arial"/>
+          <w:b w:val="0"/>
+          <w:i w:val="0"/>
+          <w:sz w:val="21"/>
+          <w:vertAlign w:val="subscript"/>
+        </w:rPr>
+        <w:t>th</w:t>
+      </w:r>
+      <w:r>
+        <w:rPr>
+          <w:rFonts w:ascii="Arial" w:hAnsi="Arial" w:eastAsia="Arial" w:cs="Arial"/>
+          <w:b w:val="0"/>
+          <w:i w:val="0"/>
+          <w:sz w:val="21"/>
+        </w:rPr>
+        <w:t xml:space="preserve"> × S</w:t>
+      </w:r>
+      <w:r>
+        <w:rPr>
+          <w:rFonts w:ascii="Arial" w:hAnsi="Arial" w:eastAsia="Arial" w:cs="Arial"/>
+          <w:b w:val="0"/>
+          <w:i w:val="0"/>
+          <w:sz w:val="21"/>
+          <w:vertAlign w:val="subscript"/>
+        </w:rPr>
+        <w:t>base</w:t>
       </w:r>
     </w:p>
     <w:p>
@@ -14499,7 +18291,55 @@
           <w:i w:val="0"/>
           <w:sz w:val="21"/>
         </w:rPr>
-        <w:t>(B) S_sc = S_base²/X_th</w:t>
+        <w:t>(B) S</w:t>
+      </w:r>
+      <w:r>
+        <w:rPr>
+          <w:rFonts w:ascii="Arial" w:hAnsi="Arial" w:eastAsia="Arial" w:cs="Arial"/>
+          <w:b w:val="0"/>
+          <w:i w:val="0"/>
+          <w:sz w:val="21"/>
+          <w:vertAlign w:val="subscript"/>
+        </w:rPr>
+        <w:t>sc</w:t>
+      </w:r>
+      <w:r>
+        <w:rPr>
+          <w:rFonts w:ascii="Arial" w:hAnsi="Arial" w:eastAsia="Arial" w:cs="Arial"/>
+          <w:b w:val="0"/>
+          <w:i w:val="0"/>
+          <w:sz w:val="21"/>
+        </w:rPr>
+        <w:t xml:space="preserve"> = S</w:t>
+      </w:r>
+      <w:r>
+        <w:rPr>
+          <w:rFonts w:ascii="Arial" w:hAnsi="Arial" w:eastAsia="Arial" w:cs="Arial"/>
+          <w:b w:val="0"/>
+          <w:i w:val="0"/>
+          <w:sz w:val="21"/>
+          <w:vertAlign w:val="subscript"/>
+        </w:rPr>
+        <w:t>base</w:t>
+      </w:r>
+      <w:r>
+        <w:rPr>
+          <w:rFonts w:ascii="Arial" w:hAnsi="Arial" w:eastAsia="Arial" w:cs="Arial"/>
+          <w:b w:val="0"/>
+          <w:i w:val="0"/>
+          <w:sz w:val="21"/>
+        </w:rPr>
+        <w:t>²/X</w:t>
+      </w:r>
+      <w:r>
+        <w:rPr>
+          <w:rFonts w:ascii="Arial" w:hAnsi="Arial" w:eastAsia="Arial" w:cs="Arial"/>
+          <w:b w:val="0"/>
+          <w:i w:val="0"/>
+          <w:sz w:val="21"/>
+          <w:vertAlign w:val="subscript"/>
+        </w:rPr>
+        <w:t>th</w:t>
       </w:r>
     </w:p>
     <w:p>
@@ -14523,7 +18363,83 @@
           <w:i w:val="0"/>
           <w:sz w:val="21"/>
         </w:rPr>
-        <w:t>(C) S_sc = S_base/X_th (MVA) = √3·V·I_sc; menyatakan 'kekuatan' rel dan menentukan kapasitas pemutus PMT</w:t>
+        <w:t>(C) S</w:t>
+      </w:r>
+      <w:r>
+        <w:rPr>
+          <w:rFonts w:ascii="Arial" w:hAnsi="Arial" w:eastAsia="Arial" w:cs="Arial"/>
+          <w:b w:val="0"/>
+          <w:i w:val="0"/>
+          <w:sz w:val="21"/>
+          <w:vertAlign w:val="subscript"/>
+        </w:rPr>
+        <w:t>sc</w:t>
+      </w:r>
+      <w:r>
+        <w:rPr>
+          <w:rFonts w:ascii="Arial" w:hAnsi="Arial" w:eastAsia="Arial" w:cs="Arial"/>
+          <w:b w:val="0"/>
+          <w:i w:val="0"/>
+          <w:sz w:val="21"/>
+        </w:rPr>
+        <w:t xml:space="preserve"> = S</w:t>
+      </w:r>
+      <w:r>
+        <w:rPr>
+          <w:rFonts w:ascii="Arial" w:hAnsi="Arial" w:eastAsia="Arial" w:cs="Arial"/>
+          <w:b w:val="0"/>
+          <w:i w:val="0"/>
+          <w:sz w:val="21"/>
+          <w:vertAlign w:val="subscript"/>
+        </w:rPr>
+        <w:t>base</w:t>
+      </w:r>
+      <w:r>
+        <w:rPr>
+          <w:rFonts w:ascii="Arial" w:hAnsi="Arial" w:eastAsia="Arial" w:cs="Arial"/>
+          <w:b w:val="0"/>
+          <w:i w:val="0"/>
+          <w:sz w:val="21"/>
+        </w:rPr>
+        <w:t>/X</w:t>
+      </w:r>
+      <w:r>
+        <w:rPr>
+          <w:rFonts w:ascii="Arial" w:hAnsi="Arial" w:eastAsia="Arial" w:cs="Arial"/>
+          <w:b w:val="0"/>
+          <w:i w:val="0"/>
+          <w:sz w:val="21"/>
+          <w:vertAlign w:val="subscript"/>
+        </w:rPr>
+        <w:t>th</w:t>
+      </w:r>
+      <w:r>
+        <w:rPr>
+          <w:rFonts w:ascii="Arial" w:hAnsi="Arial" w:eastAsia="Arial" w:cs="Arial"/>
+          <w:b w:val="0"/>
+          <w:i w:val="0"/>
+          <w:sz w:val="21"/>
+        </w:rPr>
+        <w:t xml:space="preserve"> (MVA) = √3·V·I</w:t>
+      </w:r>
+      <w:r>
+        <w:rPr>
+          <w:rFonts w:ascii="Arial" w:hAnsi="Arial" w:eastAsia="Arial" w:cs="Arial"/>
+          <w:b w:val="0"/>
+          <w:i w:val="0"/>
+          <w:sz w:val="21"/>
+          <w:vertAlign w:val="subscript"/>
+        </w:rPr>
+        <w:t>sc</w:t>
+      </w:r>
+      <w:r>
+        <w:rPr>
+          <w:rFonts w:ascii="Arial" w:hAnsi="Arial" w:eastAsia="Arial" w:cs="Arial"/>
+          <w:b w:val="0"/>
+          <w:i w:val="0"/>
+          <w:sz w:val="21"/>
+        </w:rPr>
+        <w:t>; menyatakan 'kekuatan' rel dan menentukan kapasitas pemutus PMT</w:t>
       </w:r>
     </w:p>
     <w:p>
@@ -14547,7 +18463,55 @@
           <w:i w:val="0"/>
           <w:sz w:val="21"/>
         </w:rPr>
-        <w:t>(D) S_sc = V_base/X_th</w:t>
+        <w:t>(D) S</w:t>
+      </w:r>
+      <w:r>
+        <w:rPr>
+          <w:rFonts w:ascii="Arial" w:hAnsi="Arial" w:eastAsia="Arial" w:cs="Arial"/>
+          <w:b w:val="0"/>
+          <w:i w:val="0"/>
+          <w:sz w:val="21"/>
+          <w:vertAlign w:val="subscript"/>
+        </w:rPr>
+        <w:t>sc</w:t>
+      </w:r>
+      <w:r>
+        <w:rPr>
+          <w:rFonts w:ascii="Arial" w:hAnsi="Arial" w:eastAsia="Arial" w:cs="Arial"/>
+          <w:b w:val="0"/>
+          <w:i w:val="0"/>
+          <w:sz w:val="21"/>
+        </w:rPr>
+        <w:t xml:space="preserve"> = V</w:t>
+      </w:r>
+      <w:r>
+        <w:rPr>
+          <w:rFonts w:ascii="Arial" w:hAnsi="Arial" w:eastAsia="Arial" w:cs="Arial"/>
+          <w:b w:val="0"/>
+          <w:i w:val="0"/>
+          <w:sz w:val="21"/>
+          <w:vertAlign w:val="subscript"/>
+        </w:rPr>
+        <w:t>base</w:t>
+      </w:r>
+      <w:r>
+        <w:rPr>
+          <w:rFonts w:ascii="Arial" w:hAnsi="Arial" w:eastAsia="Arial" w:cs="Arial"/>
+          <w:b w:val="0"/>
+          <w:i w:val="0"/>
+          <w:sz w:val="21"/>
+        </w:rPr>
+        <w:t>/X</w:t>
+      </w:r>
+      <w:r>
+        <w:rPr>
+          <w:rFonts w:ascii="Arial" w:hAnsi="Arial" w:eastAsia="Arial" w:cs="Arial"/>
+          <w:b w:val="0"/>
+          <w:i w:val="0"/>
+          <w:sz w:val="21"/>
+          <w:vertAlign w:val="subscript"/>
+        </w:rPr>
+        <w:t>th</w:t>
       </w:r>
     </w:p>
     <w:p>
@@ -14596,7 +18560,26 @@
           <w:i w:val="0"/>
           <w:sz w:val="21"/>
         </w:rPr>
-        <w:t>Impedansi dasar Z_base = V²/S</w:t>
+        <w:t>Impedansi dasar Z</w:t>
+      </w:r>
+      <w:r>
+        <w:rPr>
+          <w:rFonts w:ascii="Arial" w:hAnsi="Arial" w:eastAsia="Arial" w:cs="Arial"/>
+          <w:b w:val="0"/>
+          <w:i w:val="0"/>
+          <w:sz w:val="21"/>
+          <w:vertAlign w:val="subscript"/>
+        </w:rPr>
+        <w:t>base</w:t>
+      </w:r>
+      <w:r>
+        <w:rPr>
+          <w:rFonts w:ascii="Arial" w:hAnsi="Arial" w:eastAsia="Arial" w:cs="Arial"/>
+          <w:b w:val="0"/>
+          <w:i w:val="0"/>
+          <w:sz w:val="21"/>
+        </w:rPr>
+        <w:t xml:space="preserve"> = V²/S</w:t>
       </w:r>
     </w:p>
     <w:p>
@@ -14728,7 +18711,17 @@
           <w:i w:val="0"/>
           <w:sz w:val="21"/>
         </w:rPr>
-        <w:t>Arus dasar I_base</w:t>
+        <w:t>Arus dasar I</w:t>
+      </w:r>
+      <w:r>
+        <w:rPr>
+          <w:rFonts w:ascii="Arial" w:hAnsi="Arial" w:eastAsia="Arial" w:cs="Arial"/>
+          <w:b w:val="0"/>
+          <w:i w:val="0"/>
+          <w:sz w:val="21"/>
+          <w:vertAlign w:val="subscript"/>
+        </w:rPr>
+        <w:t>base</w:t>
       </w:r>
     </w:p>
     <w:p>
@@ -14761,7 +18754,45 @@
           <w:i w:val="0"/>
           <w:sz w:val="21"/>
         </w:rPr>
-        <w:t>I_sc pu dari X_th seri</w:t>
+        <w:t>I</w:t>
+      </w:r>
+      <w:r>
+        <w:rPr>
+          <w:rFonts w:ascii="Arial" w:hAnsi="Arial" w:eastAsia="Arial" w:cs="Arial"/>
+          <w:b w:val="0"/>
+          <w:i w:val="0"/>
+          <w:sz w:val="21"/>
+          <w:vertAlign w:val="subscript"/>
+        </w:rPr>
+        <w:t>sc</w:t>
+      </w:r>
+      <w:r>
+        <w:rPr>
+          <w:rFonts w:ascii="Arial" w:hAnsi="Arial" w:eastAsia="Arial" w:cs="Arial"/>
+          <w:b w:val="0"/>
+          <w:i w:val="0"/>
+          <w:sz w:val="21"/>
+        </w:rPr>
+        <w:t xml:space="preserve"> pu dari X</w:t>
+      </w:r>
+      <w:r>
+        <w:rPr>
+          <w:rFonts w:ascii="Arial" w:hAnsi="Arial" w:eastAsia="Arial" w:cs="Arial"/>
+          <w:b w:val="0"/>
+          <w:i w:val="0"/>
+          <w:sz w:val="21"/>
+          <w:vertAlign w:val="subscript"/>
+        </w:rPr>
+        <w:t>th</w:t>
+      </w:r>
+      <w:r>
+        <w:rPr>
+          <w:rFonts w:ascii="Arial" w:hAnsi="Arial" w:eastAsia="Arial" w:cs="Arial"/>
+          <w:b w:val="0"/>
+          <w:i w:val="0"/>
+          <w:sz w:val="21"/>
+        </w:rPr>
+        <w:t xml:space="preserve"> seri</w:t>
       </w:r>
     </w:p>
     <w:p>
@@ -14794,7 +18825,17 @@
           <w:i w:val="0"/>
           <w:sz w:val="21"/>
         </w:rPr>
-        <w:t>Daya hubung singkat S_sc</w:t>
+        <w:t>Daya hubung singkat S</w:t>
+      </w:r>
+      <w:r>
+        <w:rPr>
+          <w:rFonts w:ascii="Arial" w:hAnsi="Arial" w:eastAsia="Arial" w:cs="Arial"/>
+          <w:b w:val="0"/>
+          <w:i w:val="0"/>
+          <w:sz w:val="21"/>
+          <w:vertAlign w:val="subscript"/>
+        </w:rPr>
+        <w:t>sc</w:t>
       </w:r>
     </w:p>
     <w:p>
@@ -14827,7 +18868,26 @@
           <w:i w:val="0"/>
           <w:sz w:val="21"/>
         </w:rPr>
-        <w:t>I_sc dalam ampere</w:t>
+        <w:t>I</w:t>
+      </w:r>
+      <w:r>
+        <w:rPr>
+          <w:rFonts w:ascii="Arial" w:hAnsi="Arial" w:eastAsia="Arial" w:cs="Arial"/>
+          <w:b w:val="0"/>
+          <w:i w:val="0"/>
+          <w:sz w:val="21"/>
+          <w:vertAlign w:val="subscript"/>
+        </w:rPr>
+        <w:t>sc</w:t>
+      </w:r>
+      <w:r>
+        <w:rPr>
+          <w:rFonts w:ascii="Arial" w:hAnsi="Arial" w:eastAsia="Arial" w:cs="Arial"/>
+          <w:b w:val="0"/>
+          <w:i w:val="0"/>
+          <w:sz w:val="21"/>
+        </w:rPr>
+        <w:t xml:space="preserve"> dalam ampere</w:t>
       </w:r>
     </w:p>
     <w:p>
@@ -14942,7 +19002,26 @@
           <w:i w:val="0"/>
           <w:sz w:val="21"/>
         </w:rPr>
-        <w:t>X_total diagram reaktansi gen–trafo–saluran</w:t>
+        <w:t>X</w:t>
+      </w:r>
+      <w:r>
+        <w:rPr>
+          <w:rFonts w:ascii="Arial" w:hAnsi="Arial" w:eastAsia="Arial" w:cs="Arial"/>
+          <w:b w:val="0"/>
+          <w:i w:val="0"/>
+          <w:sz w:val="21"/>
+          <w:vertAlign w:val="subscript"/>
+        </w:rPr>
+        <w:t>total</w:t>
+      </w:r>
+      <w:r>
+        <w:rPr>
+          <w:rFonts w:ascii="Arial" w:hAnsi="Arial" w:eastAsia="Arial" w:cs="Arial"/>
+          <w:b w:val="0"/>
+          <w:i w:val="0"/>
+          <w:sz w:val="21"/>
+        </w:rPr>
+        <w:t xml:space="preserve"> diagram reaktansi gen–trafo–saluran</w:t>
       </w:r>
     </w:p>
     <w:p>
@@ -14975,7 +19054,26 @@
           <w:i w:val="0"/>
           <w:sz w:val="21"/>
         </w:rPr>
-        <w:t>S_sc ujung saluran</w:t>
+        <w:t>S</w:t>
+      </w:r>
+      <w:r>
+        <w:rPr>
+          <w:rFonts w:ascii="Arial" w:hAnsi="Arial" w:eastAsia="Arial" w:cs="Arial"/>
+          <w:b w:val="0"/>
+          <w:i w:val="0"/>
+          <w:sz w:val="21"/>
+          <w:vertAlign w:val="subscript"/>
+        </w:rPr>
+        <w:t>sc</w:t>
+      </w:r>
+      <w:r>
+        <w:rPr>
+          <w:rFonts w:ascii="Arial" w:hAnsi="Arial" w:eastAsia="Arial" w:cs="Arial"/>
+          <w:b w:val="0"/>
+          <w:i w:val="0"/>
+          <w:sz w:val="21"/>
+        </w:rPr>
+        <w:t xml:space="preserve"> ujung saluran</w:t>
       </w:r>
     </w:p>
     <w:p>
@@ -15041,7 +19139,45 @@
           <w:i w:val="0"/>
           <w:sz w:val="21"/>
         </w:rPr>
-        <w:t>Dua jalur paralel (X_th, I_sc)</w:t>
+        <w:t>Dua jalur paralel (X</w:t>
+      </w:r>
+      <w:r>
+        <w:rPr>
+          <w:rFonts w:ascii="Arial" w:hAnsi="Arial" w:eastAsia="Arial" w:cs="Arial"/>
+          <w:b w:val="0"/>
+          <w:i w:val="0"/>
+          <w:sz w:val="21"/>
+          <w:vertAlign w:val="subscript"/>
+        </w:rPr>
+        <w:t>th</w:t>
+      </w:r>
+      <w:r>
+        <w:rPr>
+          <w:rFonts w:ascii="Arial" w:hAnsi="Arial" w:eastAsia="Arial" w:cs="Arial"/>
+          <w:b w:val="0"/>
+          <w:i w:val="0"/>
+          <w:sz w:val="21"/>
+        </w:rPr>
+        <w:t>, I</w:t>
+      </w:r>
+      <w:r>
+        <w:rPr>
+          <w:rFonts w:ascii="Arial" w:hAnsi="Arial" w:eastAsia="Arial" w:cs="Arial"/>
+          <w:b w:val="0"/>
+          <w:i w:val="0"/>
+          <w:sz w:val="21"/>
+          <w:vertAlign w:val="subscript"/>
+        </w:rPr>
+        <w:t>sc</w:t>
+      </w:r>
+      <w:r>
+        <w:rPr>
+          <w:rFonts w:ascii="Arial" w:hAnsi="Arial" w:eastAsia="Arial" w:cs="Arial"/>
+          <w:b w:val="0"/>
+          <w:i w:val="0"/>
+          <w:sz w:val="21"/>
+        </w:rPr>
+        <w:t>)</w:t>
       </w:r>
     </w:p>
     <w:p>
@@ -15177,7 +19313,7 @@
           <w:i w:val="0"/>
           <w:sz w:val="22"/>
         </w:rPr>
-        <w:t>; motor-motor setara 1,2 MVA (X'' 0,17); beban puncak 1,8 MVA pf 0,85.</w:t>
+        <w:t>; motor-motor setara 1,2 MVA (X″ 0,17); beban puncak 1,8 MVA pf 0,85.</w:t>
       </w:r>
     </w:p>
     <w:p>
@@ -15309,7 +19445,83 @@
           <w:i w:val="0"/>
           <w:sz w:val="22"/>
         </w:rPr>
-        <w:t>Susun SLD dan diagram impedansi gardu pabrik (PLN 20 kV S_sc 250 MVA, trafo 2,5 MVA, kabel TR) pada dasar 10 MVA: berapa X_s, Z_trafo, dan Z_kabel dalam pu?</w:t>
+        <w:t>Susun SLD dan diagram impedansi gardu pabrik (PLN 20 kV S</w:t>
+      </w:r>
+      <w:r>
+        <w:rPr>
+          <w:rFonts w:ascii="Arial" w:hAnsi="Arial" w:eastAsia="Arial" w:cs="Arial"/>
+          <w:b w:val="0"/>
+          <w:i w:val="0"/>
+          <w:sz w:val="22"/>
+          <w:vertAlign w:val="subscript"/>
+        </w:rPr>
+        <w:t>sc</w:t>
+      </w:r>
+      <w:r>
+        <w:rPr>
+          <w:rFonts w:ascii="Arial" w:hAnsi="Arial" w:eastAsia="Arial" w:cs="Arial"/>
+          <w:b w:val="0"/>
+          <w:i w:val="0"/>
+          <w:sz w:val="22"/>
+        </w:rPr>
+        <w:t xml:space="preserve"> 250 MVA, trafo 2,5 MVA, kabel TR) pada dasar 10 MVA: berapa X</w:t>
+      </w:r>
+      <w:r>
+        <w:rPr>
+          <w:rFonts w:ascii="Arial" w:hAnsi="Arial" w:eastAsia="Arial" w:cs="Arial"/>
+          <w:b w:val="0"/>
+          <w:i w:val="0"/>
+          <w:sz w:val="22"/>
+          <w:vertAlign w:val="subscript"/>
+        </w:rPr>
+        <w:t>s</w:t>
+      </w:r>
+      <w:r>
+        <w:rPr>
+          <w:rFonts w:ascii="Arial" w:hAnsi="Arial" w:eastAsia="Arial" w:cs="Arial"/>
+          <w:b w:val="0"/>
+          <w:i w:val="0"/>
+          <w:sz w:val="22"/>
+        </w:rPr>
+        <w:t>, Z</w:t>
+      </w:r>
+      <w:r>
+        <w:rPr>
+          <w:rFonts w:ascii="Arial" w:hAnsi="Arial" w:eastAsia="Arial" w:cs="Arial"/>
+          <w:b w:val="0"/>
+          <w:i w:val="0"/>
+          <w:sz w:val="22"/>
+          <w:vertAlign w:val="subscript"/>
+        </w:rPr>
+        <w:t>trafo</w:t>
+      </w:r>
+      <w:r>
+        <w:rPr>
+          <w:rFonts w:ascii="Arial" w:hAnsi="Arial" w:eastAsia="Arial" w:cs="Arial"/>
+          <w:b w:val="0"/>
+          <w:i w:val="0"/>
+          <w:sz w:val="22"/>
+        </w:rPr>
+        <w:t>, dan Z</w:t>
+      </w:r>
+      <w:r>
+        <w:rPr>
+          <w:rFonts w:ascii="Arial" w:hAnsi="Arial" w:eastAsia="Arial" w:cs="Arial"/>
+          <w:b w:val="0"/>
+          <w:i w:val="0"/>
+          <w:sz w:val="22"/>
+          <w:vertAlign w:val="subscript"/>
+        </w:rPr>
+        <w:t>kabel</w:t>
+      </w:r>
+      <w:r>
+        <w:rPr>
+          <w:rFonts w:ascii="Arial" w:hAnsi="Arial" w:eastAsia="Arial" w:cs="Arial"/>
+          <w:b w:val="0"/>
+          <w:i w:val="0"/>
+          <w:sz w:val="22"/>
+        </w:rPr>
+        <w:t xml:space="preserve"> dalam pu?</w:t>
       </w:r>
     </w:p>
     <w:p>
